--- a/templates/reference_manuscript.docx
+++ b/templates/reference_manuscript.docx
@@ -1,109 +1,129 @@
 
 <file path=word/document.xml><?xml version="1.0" encoding="utf-8"?>
-<w:document xmlns:wpc="http://schemas.microsoft.com/office/word/2010/wordprocessingCanvas" xmlns:cx="http://schemas.microsoft.com/office/drawing/2014/chartex" xmlns:cx1="http://schemas.microsoft.com/office/drawing/2015/9/8/chartex" xmlns:cx2="http://schemas.microsoft.com/office/drawing/2015/10/21/chartex" xmlns:cx3="http://schemas.microsoft.com/office/drawing/2016/5/9/chartex" xmlns:cx4="http://schemas.microsoft.com/office/drawing/2016/5/10/chartex" xmlns:cx5="http://schemas.microsoft.com/office/drawing/2016/5/11/chartex" xmlns:cx6="http://schemas.microsoft.com/office/drawing/2016/5/12/chartex" xmlns:cx7="http://schemas.microsoft.com/office/drawing/2016/5/13/chartex" xmlns:cx8="http://schemas.microsoft.com/office/drawing/2016/5/14/chartex" xmlns:mc="http://schemas.openxmlformats.org/markup-compatibility/2006" xmlns:m="http://schemas.openxmlformats.org/officeDocument/2006/math" xmlns:aink="http://schemas.microsoft.com/office/drawing/2016/ink" xmlns:am3d="http://schemas.microsoft.com/office/drawing/2017/model3d" xmlns:oel="http://schemas.microsoft.com/office/2019/extlst" xmlns:r="http://schemas.openxmlformats.org/officeDocument/2006/relationships" xmlns:wp14="http://schemas.microsoft.com/office/word/2010/wordprocessingDrawing" xmlns:wp="http://schemas.openxmlformats.org/drawingml/2006/wordprocessingDrawing" xmlns:wpg="http://schemas.microsoft.com/office/word/2010/wordprocessingGroup" xmlns:wpi="http://schemas.microsoft.com/office/word/2010/wordprocessingInk" xmlns:wps="http://schemas.microsoft.com/office/word/2010/wordprocessingShape" xmlns:o="urn:schemas-microsoft-com:office:office" xmlns:v="urn:schemas-microsoft-com:vml" xmlns:w10="urn:schemas-microsoft-com:office:word" xmlns:w="http://schemas.openxmlformats.org/wordprocessingml/2006/main" xmlns:w14="http://schemas.microsoft.com/office/word/2010/wordml" xmlns:w15="http://schemas.microsoft.com/office/word/2012/wordml" xmlns:w16cex="http://schemas.microsoft.com/office/word/2018/wordml/cex" xmlns:w16cid="http://schemas.microsoft.com/office/word/2016/wordml/cid" xmlns:w16="http://schemas.microsoft.com/office/word/2018/wordml" xmlns:w16sdtdh="http://schemas.microsoft.com/office/word/2020/wordml/sdtdatahash" xmlns:w16sdtfl="http://schemas.microsoft.com/office/word/2024/wordml/sdtformatlock" xmlns:w16se="http://schemas.microsoft.com/office/word/2015/wordml/symex" xmlns:w16du="http://schemas.microsoft.com/office/word/2023/wordml/word16du" xmlns:wne="http://schemas.microsoft.com/office/word/2006/wordml" mc:Ignorable="w14 w15 w16se w16cid w16 w16cex w16sdtdh w16sdtfl w16du wp14">
+<w:document xmlns:o="urn:schemas-microsoft-com:office:office" xmlns:r="http://schemas.openxmlformats.org/officeDocument/2006/relationships" xmlns:v="urn:schemas-microsoft-com:vml" xmlns:w="http://schemas.openxmlformats.org/wordprocessingml/2006/main" xmlns:w10="urn:schemas-microsoft-com:office:word" xmlns:wp="http://schemas.openxmlformats.org/drawingml/2006/wordprocessingDrawing" xmlns:pic="http://schemas.openxmlformats.org/drawingml/2006/picture" xmlns:wps="http://schemas.microsoft.com/office/word/2010/wordprocessingShape" xmlns:wpg="http://schemas.microsoft.com/office/word/2010/wordprocessingGroup" xmlns:mc="http://schemas.openxmlformats.org/markup-compatibility/2006" xmlns:wp14="http://schemas.microsoft.com/office/word/2010/wordprocessingDrawing" xmlns:w14="http://schemas.microsoft.com/office/word/2010/wordml" xmlns:w15="http://schemas.microsoft.com/office/word/2012/wordml" mc:Ignorable="w14 wp14 w15">
   <w:body>
     <w:p>
       <w:pPr>
         <w:pStyle w:val="Title"/>
-      </w:pPr>
-      <w:r>
+        <w:rPr/>
+      </w:pPr>
+      <w:r>
+        <w:rPr/>
         <w:t>Lorem ipsum dolor sit amet consectetur adipiscing elit</w:t>
       </w:r>
     </w:p>
     <w:p>
       <w:pPr>
         <w:pStyle w:val="Author"/>
-      </w:pPr>
-      <w:r>
+        <w:rPr/>
+      </w:pPr>
+      <w:r>
+        <w:rPr/>
         <w:t>Sed do eiusmod</w:t>
       </w:r>
     </w:p>
     <w:p>
       <w:pPr>
         <w:pStyle w:val="Date"/>
-      </w:pPr>
-      <w:r>
+        <w:rPr/>
+      </w:pPr>
+      <w:r>
+        <w:rPr/>
         <w:t>tempor</w:t>
       </w:r>
     </w:p>
     <w:p>
       <w:pPr>
         <w:pStyle w:val="Heading1"/>
+        <w:rPr/>
       </w:pPr>
       <w:bookmarkStart w:id="0" w:name="bm9"/>
       <w:r>
+        <w:rPr/>
         <w:t>Incididunt</w:t>
       </w:r>
     </w:p>
     <w:p>
       <w:pPr>
         <w:pStyle w:val="FirstParagraph"/>
-      </w:pPr>
-      <w:r>
+        <w:rPr/>
+      </w:pPr>
+      <w:r>
+        <w:rPr/>
         <w:t>Ut labore et dolore magna aliqua ut enim ad minim veniam quis nostrud exercitation ullamco laboris nisi ut aliquip ex ea commodo consequat duis aute irure dolor in reprehenderit in voluptate velit esse cillum dolore eu fugiat nulla pariatur excepteur sint occaecat cupidatat non proident sunt in culpa qui officia deserunt mollit anim id est laborum lorem ipsum dolor sit amet consectetur adipiscing elit sed do eiusmod tempor incididunt ut labore et dolore magna aliqua ut enim ad minim veniam quis nostrud exercitation ullamco laboris nisi ut aliquip ex ea commodo consequat duis aute irure dolor in reprehenderit in voluptate velit esse cillum dolore eu fugiat nulla pariatur excepteur sint occaecat cupidatat non proident sunt in culpa qui officia deserunt mollit anim id est laborum lorem ipsum dolor sit amet consectetur adipiscing elit sed do eiusmod tempor incididunt ut labore et dolore magna aliqua ut enim ad minim veniam quis nostrud exercitation ullamco laboris nisi ut aliquip ex ea commodo consequat duis aute irure dolor in reprehenderit in voluptate velit esse cillum dolore eu fugiat nulla pariatur excepteur sint occaecat cupidatat non proident sunt in culpa qui officia deserunt mollit anim id est laborum lorem ipsum dolor sit amet consectetur adipiscing elit sed do eiusmod tempor incididunt ut labore et dolore magna aliqua ut enim ad minim veniam quis nostrud exercitation ullamco laboris nisi ut aliquip ex ea commodo consequat duis aute irure dolor in reprehenderit in voluptate velit esse cillum dolore eu fugiat nulla pariatur excepteur sint occaecat cupidatat non proident sunt in culpa qui officia deserunt mollit anim id est laborum lorem ipsum dolor sit amet consectetur adipiscing elit sed do eiusmod tempor incididunt.</w:t>
       </w:r>
     </w:p>
     <w:p>
       <w:pPr>
         <w:pStyle w:val="Heading1"/>
+        <w:rPr/>
       </w:pPr>
       <w:bookmarkStart w:id="1" w:name="bm7"/>
       <w:bookmarkEnd w:id="0"/>
       <w:r>
+        <w:rPr/>
         <w:t>ut labore et dolore magna aliqua ut enim</w:t>
       </w:r>
     </w:p>
     <w:p>
       <w:pPr>
         <w:pStyle w:val="FirstParagraph"/>
-      </w:pPr>
-      <w:r>
+        <w:rPr/>
+      </w:pPr>
+      <w:r>
+        <w:rPr/>
         <w:t>Ad minim veniam quis nostrud exercitation ullamco laboris nisi ut aliquip ex ea commodo consequat duis aute irure dolor in reprehenderit in voluptate velit esse cillum dolore eu fugiat nulla pariatur excepteur sint occaecat cupidatat non proident sunt in culpa qui officia deserunt mollit anim id est laborum lorem ipsum dolor sit amet consectetur adipiscing elit sed do eiusmod tempor incididunt ut labore et dolore magna aliqua ut enim ad minim veniam quis nostrud.</w:t>
       </w:r>
     </w:p>
     <w:p>
       <w:pPr>
         <w:pStyle w:val="BodyText"/>
-      </w:pPr>
-      <w:r>
-        <w:t xml:space="preserve">Exercitation ullamco laboris nisi ut aliquip ex ea commodo consequat duis aute irure dolor in reprehenderit in voluptate velit esse cillum dolore eu fugiat nulla pariatur excepteur sint occaecat cupidatat non proident sunt in culpa qui officia</w:t>
-      </w:r>
-      <w:r>
-        <w:lastRenderedPageBreak/>
-        <w:t>deserunt mollit anim id est laborum lorem ipsum dolor sit amet consectetur adipiscing elit sed do eiusmod tempor incididunt ut labore et dolore magna aliqua ut enim ad minim veniam quis nostrud exercitation ullamco laboris nisi ut aliquip ex ea commodo consequat duis aute irure dolor in reprehenderit in voluptate.</w:t>
+        <w:rPr/>
+      </w:pPr>
+      <w:r>
+        <w:rPr/>
+        <w:t>Exercitation ullamco laboris nisi ut aliquip ex ea commodo consequat duis aute irure dolor in reprehenderit in voluptate velit esse cillum dolore eu fugiat nulla pariatur excepteur sint occaecat cupidatat non proident sunt in culpa qui officiadeserunt mollit anim id est laborum lorem ipsum dolor sit amet consectetur adipiscing elit sed do eiusmod tempor incididunt ut labore et dolore magna aliqua ut enim ad minim veniam quis nostrud exercitation ullamco laboris nisi ut aliquip ex ea commodo consequat duis aute irure dolor in reprehenderit in voluptate.</w:t>
       </w:r>
     </w:p>
     <w:p>
       <w:pPr>
         <w:pStyle w:val="BodyText"/>
-      </w:pPr>
-      <w:r>
+        <w:rPr/>
+      </w:pPr>
+      <w:r>
+        <w:rPr/>
         <w:t>Velit esse cillum dolore eu fugiat nulla pariatur excepteur sint occaecat cupidatat non proident sunt in culpa qui officia deserunt mollit anim id est laborum lorem ipsum dolor sit amet consectetur adipiscing elit sed do eiusmod tempor incididunt ut labore et dolore magna aliqua ut enim ad minim veniam quis nostrud exercitation ullamco laboris nisi ut aliquip ex ea commodo consequat duis aute irure dolor in reprehenderit in voluptate velit esse cillum dolore eu fugiat nulla pariatur excepteur sint occaecat cupidatat non proident sunt in culpa.</w:t>
       </w:r>
     </w:p>
     <w:p>
       <w:pPr>
         <w:pStyle w:val="Heading1"/>
+        <w:rPr/>
       </w:pPr>
       <w:bookmarkStart w:id="2" w:name="bm4"/>
       <w:bookmarkEnd w:id="1"/>
       <w:r>
+        <w:rPr/>
         <w:t>qui officia deserunt mollit anim id est</w:t>
       </w:r>
     </w:p>
     <w:p>
       <w:pPr>
         <w:pStyle w:val="FirstParagraph"/>
-      </w:pPr>
-      <w:r>
+        <w:rPr/>
+      </w:pPr>
+      <w:r>
+        <w:rPr/>
         <w:t>Laborum lorem ipsum dolor sit amet consectetur adipiscing elit sed do eiusmod tempor incididunt ut labore et dolore magna aliqua ut enim ad minim veniam quis nostrud exercitation ullamco laboris nisi ut aliquip ex ea commodo consequat duis aute irure dolor in reprehenderit in voluptate velit esse.</w:t>
       </w:r>
     </w:p>
     <w:p>
       <w:pPr>
         <w:pStyle w:val="BodyText"/>
-      </w:pPr>
-      <w:r>
+        <w:rPr/>
+      </w:pPr>
+      <w:r>
+        <w:rPr/>
         <w:t>Cillum dolore eu fugiat nulla pariatur excepteur sint occaecat cupidatat non proident sunt in culpa qui officia deserunt mollit anim id est laborum lorem ipsum dolor sit amet consectetur adipiscing elit sed do eiusmod tempor incididunt ut labore et dolore magna aliqua ut enim ad minim veniam quis nostrud exercitation ullamco laboris nisi ut aliquip ex ea commodo consequat duis aute irure dolor in reprehenderit in voluptate velit esse cillum dolore eu fugiat nulla pariatur excepteur sint occaecat cupidatat non proident sunt in culpa qui officia deserunt</w:t>
       </w:r>
       <w:hyperlink w:anchor="bm19">
@@ -115,6 +135,7 @@
         </w:r>
       </w:hyperlink>
       <w:r>
+        <w:rPr/>
         <w:t xml:space="preserve">; </w:t>
       </w:r>
       <w:hyperlink w:anchor="bm47">
@@ -126,6 +147,7 @@
         </w:r>
       </w:hyperlink>
       <w:r>
+        <w:rPr/>
         <w:t>laborum lorem ipsum dolor sit amet consectetur adipiscing elit sed do eiusmod tempor incididunt ut labore et dolore magna aliqua ut enim ad minim veniam quis nostrud exercitation ullamco laboris nisi ut aliquip ex ea commodo consequat duis aute irure dolor</w:t>
       </w:r>
       <w:hyperlink w:anchor="bm29">
@@ -137,19 +159,18 @@
         </w:r>
       </w:hyperlink>
       <w:r>
+        <w:rPr/>
         <w:t>).</w:t>
       </w:r>
     </w:p>
     <w:p>
       <w:pPr>
         <w:pStyle w:val="BodyText"/>
-      </w:pPr>
-      <w:r>
-        <w:t xml:space="preserve">Velit esse cillum dolore eu fugiat nulla pariatur excepteur sint occaecat cupidatat non proident sunt in culpa qui officia deserunt mollit anim id est laborum lorem ipsum dolor sit amet consectetur adipiscing elit sed do eiusmod tempor incididunt ut labore et dolore magna aliqua ut enim ad minim veniam quis nostrud exercitation ullamco laboris nisi ut aliquip ex ea commodo consequat duis aute irure dolor in reprehenderit in voluptate velit esse cillum dolore eu fugiat nulla pariatur excepteur sint occaecat cupidatat non proident sunt in culpa qui officia deserunt mollit anim id est laborum lorem ipsum dolor sit amet consectetur adipiscing elit sed do eiusmod tempor incididunt ut labore et dolore magna aliqua</w:t>
-      </w:r>
-      <w:r>
-        <w:lastRenderedPageBreak/>
-        <w:t>ut enim ad minim</w:t>
+        <w:rPr/>
+      </w:pPr>
+      <w:r>
+        <w:rPr/>
+        <w:t>Velit esse cillum dolore eu fugiat nulla pariatur excepteur sint occaecat cupidatat non proident sunt in culpa qui officia deserunt mollit anim id est laborum lorem ipsum dolor sit amet consectetur adipiscing elit sed do eiusmod tempor incididunt ut labore et dolore magna aliqua ut enim ad minim veniam quis nostrud exercitation ullamco laboris nisi ut aliquip ex ea commodo consequat duis aute irure dolor in reprehenderit in voluptate velit esse cillum dolore eu fugiat nulla pariatur excepteur sint occaecat cupidatat non proident sunt in culpa qui officia deserunt mollit anim id est laborum lorem ipsum dolor sit amet consectetur adipiscing elit sed do eiusmod tempor incididunt ut labore et dolore magna aliquaut enim ad minim</w:t>
       </w:r>
       <w:hyperlink w:anchor="bm28">
         <w:r>
@@ -160,6 +181,7 @@
         </w:r>
       </w:hyperlink>
       <w:r>
+        <w:rPr/>
         <w:t xml:space="preserve">; </w:t>
       </w:r>
       <w:hyperlink w:anchor="bm39">
@@ -171,6 +193,7 @@
         </w:r>
       </w:hyperlink>
       <w:r>
+        <w:rPr/>
         <w:t xml:space="preserve">; </w:t>
       </w:r>
       <w:hyperlink w:anchor="bm23">
@@ -182,6 +205,7 @@
         </w:r>
       </w:hyperlink>
       <w:r>
+        <w:rPr/>
         <w:t xml:space="preserve">; </w:t>
       </w:r>
       <w:hyperlink w:anchor="bm24">
@@ -193,33 +217,40 @@
         </w:r>
       </w:hyperlink>
       <w:r>
+        <w:rPr/>
         <w:t>reprehenderit in voluptate velit esse cillum dolore eu fugiat nulla pariatur excepteur sint occaecat cupidatat non proident sunt in culpa qui officia deserunt mollit anim.</w:t>
       </w:r>
     </w:p>
     <w:p>
       <w:pPr>
         <w:pStyle w:val="Heading1"/>
+        <w:rPr/>
       </w:pPr>
       <w:bookmarkStart w:id="3" w:name="bm3"/>
       <w:bookmarkEnd w:id="2"/>
       <w:r>
+        <w:rPr/>
         <w:t>id est laborum lorem ipsum dolor sit amet consectetur</w:t>
       </w:r>
     </w:p>
     <w:p>
       <w:pPr>
         <w:pStyle w:val="Heading2"/>
+        <w:rPr/>
       </w:pPr>
       <w:bookmarkStart w:id="4" w:name="bm13"/>
       <w:r>
+        <w:rPr/>
         <w:t>adipiscing elit sed</w:t>
       </w:r>
     </w:p>
     <w:p>
       <w:pPr>
         <w:pStyle w:val="FirstParagraph"/>
-      </w:pPr>
-      <w:r>
+        <w:rPr/>
+      </w:pPr>
+      <w:r>
+        <w:rPr/>
         <w:t>Do eiusmod tempor incididunt ut labore et dolore magna aliqua ut enim ad minim veniam quis nostrud exercitation ullamco laboris nisi ut aliquip ex ea commodo consequat duis aute irure dolor</w:t>
       </w:r>
       <w:hyperlink w:anchor="bm20">
@@ -231,6 +262,7 @@
         </w:r>
       </w:hyperlink>
       <w:r>
+        <w:rPr/>
         <w:t>esse cillum dolore eu fugiat nulla pariatur excepteur sint occaecat cupidatat non proident sunt in</w:t>
       </w:r>
       <w:hyperlink w:anchor="bm41">
@@ -242,14 +274,17 @@
         </w:r>
       </w:hyperlink>
       <w:r>
+        <w:rPr/>
         <w:t>officia deserunt mollit anim id est laborum lorem ipsum dolor sit amet consectetur adipiscing elit sed do eiusmod tempor incididunt ut labore et dolore magna aliqua ut enim ad minim veniam quis nostrud exercitation ullamco laboris nisi ut aliquip ex ea commodo consequat duis aute irure dolor in reprehenderit in voluptate velit esse cillum dolore eu fugiat nulla pariatur excepteur sint.</w:t>
       </w:r>
     </w:p>
     <w:p>
       <w:pPr>
         <w:pStyle w:val="BodyText"/>
-      </w:pPr>
-      <w:r>
+        <w:rPr/>
+      </w:pPr>
+      <w:r>
+        <w:rPr/>
         <w:t>Occaecat cupidatat non proident sunt in culpa qui officia deserunt mollit anim id est laborum lorem ipsum dolor sit amet consectetur adipiscing elit sed do eiusmod tempor incididunt ut labore et dolore magna aliqua</w:t>
       </w:r>
       <w:hyperlink w:anchor="bm21">
@@ -261,6 +296,7 @@
         </w:r>
       </w:hyperlink>
       <w:r>
+        <w:rPr/>
         <w:t xml:space="preserve">; </w:t>
       </w:r>
       <w:hyperlink w:anchor="bm18">
@@ -272,6 +308,7 @@
         </w:r>
       </w:hyperlink>
       <w:r>
+        <w:rPr/>
         <w:t xml:space="preserve">; </w:t>
       </w:r>
       <w:hyperlink w:anchor="bm49">
@@ -283,6 +320,7 @@
         </w:r>
       </w:hyperlink>
       <w:r>
+        <w:rPr/>
         <w:t xml:space="preserve">; </w:t>
       </w:r>
       <w:hyperlink w:anchor="bm41">
@@ -294,14 +332,17 @@
         </w:r>
       </w:hyperlink>
       <w:r>
+        <w:rPr/>
         <w:t>nisi ut aliquip ex ea commodo consequat duis aute irure dolor in reprehenderit in voluptate.</w:t>
       </w:r>
     </w:p>
     <w:p>
       <w:pPr>
         <w:pStyle w:val="BodyText"/>
-      </w:pPr>
-      <w:r>
+        <w:rPr/>
+      </w:pPr>
+      <w:r>
+        <w:rPr/>
         <w:t>Velit esse cillum dolore eu fugiat nulla pariatur excepteur sint occaecat cupidatat non proident sunt in culpa qui officia deserunt mollit anim id est laborum lorem ipsum dolor sit amet consectetur adipiscing elit sed do eiusmod tempor incididunt ut labore et dolore magna aliqua ut enim ad minim veniam quis nostrud exercitation</w:t>
       </w:r>
       <w:hyperlink w:anchor="bm32">
@@ -313,6 +354,7 @@
         </w:r>
       </w:hyperlink>
       <w:r>
+        <w:rPr/>
         <w:t>aliquip ex ea commodo consequat duis aute irure dolor in reprehenderit in voluptate velit esse cillum dolore eu fugiat nulla pariatur excepteur sint occaecat cupidatat non proident sunt in</w:t>
       </w:r>
       <w:hyperlink w:anchor="bm42">
@@ -324,6 +366,7 @@
         </w:r>
       </w:hyperlink>
       <w:r>
+        <w:rPr/>
         <w:t>anim id est laborum lorem ipsum dolor sit amet consectetur adipiscing elit sed do eiusmod tempor incididunt ut labore</w:t>
       </w:r>
       <w:hyperlink w:anchor="bm50">
@@ -335,24 +378,29 @@
         </w:r>
       </w:hyperlink>
       <w:r>
+        <w:rPr/>
         <w:t>enim ad minim veniam quis nostrud exercitation ullamco laboris nisi.</w:t>
       </w:r>
     </w:p>
     <w:p>
       <w:pPr>
         <w:pStyle w:val="Heading2"/>
+        <w:rPr/>
       </w:pPr>
       <w:bookmarkStart w:id="5" w:name="bm14"/>
       <w:bookmarkEnd w:id="4"/>
       <w:r>
+        <w:rPr/>
         <w:t>ut aliquip ex</w:t>
       </w:r>
     </w:p>
     <w:p>
       <w:pPr>
         <w:pStyle w:val="FirstParagraph"/>
-      </w:pPr>
-      <w:r>
+        <w:rPr/>
+      </w:pPr>
+      <w:r>
+        <w:rPr/>
         <w:t>Ea commodo consequat duis aute irure dolor in reprehenderit in voluptate velit esse cillum dolore eu fugiat nulla pariatur excepteur sint occaecat cupidatat non</w:t>
       </w:r>
       <w:hyperlink w:anchor="bm33">
@@ -364,18 +412,17 @@
         </w:r>
       </w:hyperlink>
       <w:r>
-        <w:t xml:space="preserve">qui officia deserunt mollit anim id est laborum lorem ipsum dolor sit amet consectetur</w:t>
-      </w:r>
-      <w:r>
-        <w:lastRenderedPageBreak/>
-        <w:t>adipiscing elit sed do eiusmod tempor incididunt ut labore et dolore magna aliqua ut enim ad minim veniam quis nostrud exercitation ullamco laboris nisi ut aliquip ex ea commodo consequat duis aute irure dolor in reprehenderit in voluptate velit esse cillum dolore eu fugiat nulla pariatur excepteur sint occaecat cupidatat non proident sunt in culpa qui officia deserunt mollit anim id est laborum lorem ipsum dolor sit amet consectetur adipiscing elit sed do eiusmod tempor.</w:t>
+        <w:rPr/>
+        <w:t>qui officia deserunt mollit anim id est laborum lorem ipsum dolor sit amet consecteturadipiscing elit sed do eiusmod tempor incididunt ut labore et dolore magna aliqua ut enim ad minim veniam quis nostrud exercitation ullamco laboris nisi ut aliquip ex ea commodo consequat duis aute irure dolor in reprehenderit in voluptate velit esse cillum dolore eu fugiat nulla pariatur excepteur sint occaecat cupidatat non proident sunt in culpa qui officia deserunt mollit anim id est laborum lorem ipsum dolor sit amet consectetur adipiscing elit sed do eiusmod tempor.</w:t>
       </w:r>
     </w:p>
     <w:p>
       <w:pPr>
         <w:pStyle w:val="BodyText"/>
-      </w:pPr>
-      <w:r>
+        <w:rPr/>
+      </w:pPr>
+      <w:r>
+        <w:rPr/>
         <w:t>Incididunt ut labore et dolore magna aliqua ut enim ad minim veniam quis nostrud exercitation</w:t>
       </w:r>
       <w:hyperlink w:anchor="bm33">
@@ -387,6 +434,7 @@
         </w:r>
       </w:hyperlink>
       <w:r>
+        <w:rPr/>
         <w:t>aliquip ex ea commodo consequat duis aute irure dolor in reprehenderit in voluptate velit esse cillum dolore eu fugiat nulla pariatur excepteur sint occaecat cupidatat non proident sunt in culpa qui officia deserunt mollit anim id est laborum lorem ipsum dolor sit amet</w:t>
       </w:r>
       <w:hyperlink w:anchor="bm36">
@@ -398,6 +446,7 @@
         </w:r>
       </w:hyperlink>
       <w:r>
+        <w:rPr/>
         <w:t xml:space="preserve">; </w:t>
       </w:r>
       <w:hyperlink w:anchor="bm47">
@@ -409,24 +458,29 @@
         </w:r>
       </w:hyperlink>
       <w:r>
+        <w:rPr/>
         <w:t>tempor incididunt ut labore et dolore magna aliqua ut enim ad minim veniam quis nostrud exercitation ullamco laboris nisi.</w:t>
       </w:r>
     </w:p>
     <w:p>
       <w:pPr>
         <w:pStyle w:val="Heading2"/>
+        <w:rPr/>
       </w:pPr>
       <w:bookmarkStart w:id="6" w:name="bm2"/>
       <w:bookmarkEnd w:id="5"/>
       <w:r>
+        <w:rPr/>
         <w:t>ut aliquip ex ea commodo consequat duis</w:t>
       </w:r>
     </w:p>
     <w:p>
       <w:pPr>
         <w:pStyle w:val="FirstParagraph"/>
-      </w:pPr>
-      <w:r>
+        <w:rPr/>
+      </w:pPr>
+      <w:r>
+        <w:rPr/>
         <w:t>Aute irure dolor in reprehenderit in voluptate velit esse cillum dolore eu fugiat nulla pariatur excepteur sint occaecat cupidatat non proident sunt in culpa qui officia deserunt mollit anim id est laborum lorem ipsum dolor sit amet consectetur adipiscing elit sed do eiusmod tempor incididunt ut labore et dolore magna aliqua ut enim</w:t>
       </w:r>
       <w:hyperlink w:anchor="bm29">
@@ -438,6 +492,7 @@
         </w:r>
       </w:hyperlink>
       <w:r>
+        <w:rPr/>
         <w:t>exercitation ullamco laboris nisi ut aliquip ex ea commodo consequat duis aute irure dolor in reprehenderit in voluptate velit esse cillum dolore eu fugiat nulla pariatur excepteur sint occaecat cupidatat non proident sunt in culpa qui officia deserunt mollit anim id est laborum lorem ipsum dolor sit amet consectetur adipiscing elit sed do eiusmod tempor incididunt ut labore et dolore magna aliqua ut enim ad minim veniam quis nostrud exercitation ullamco laboris nisi ut</w:t>
       </w:r>
       <w:hyperlink w:anchor="bm29">
@@ -449,45 +504,50 @@
         </w:r>
       </w:hyperlink>
       <w:r>
+        <w:rPr/>
         <w:t>aute irure dolor in reprehenderit in voluptate velit esse cillum dolore eu fugiat nulla pariatur excepteur sint occaecat cupidatat non proident sunt in culpa qui officia deserunt mollit anim id est laborum lorem ipsum dolor sit amet consectetur adipiscing elit sed do eiusmod tempor incididunt ut labore et dolore magna aliqua ut enim ad.</w:t>
       </w:r>
     </w:p>
     <w:p>
       <w:pPr>
         <w:pStyle w:val="Heading1"/>
+        <w:rPr/>
       </w:pPr>
       <w:bookmarkStart w:id="7" w:name="bm53"/>
       <w:bookmarkEnd w:id="3"/>
       <w:bookmarkEnd w:id="6"/>
       <w:r>
+        <w:rPr/>
         <w:t>minim veniam quis nostrud</w:t>
       </w:r>
     </w:p>
     <w:p>
       <w:pPr>
         <w:pStyle w:val="FirstParagraph"/>
-      </w:pPr>
-      <w:r>
-        <w:t xml:space="preserve">Exercitation ullamco laboris nisi ut aliquip ex ea commodo consequat duis aute irure dolor in reprehenderit in voluptate velit esse cillum dolore eu fugiat nulla pariatur excepteur sint occaecat cupidatat non proident sunt in culpa qui officia deserunt mollit anim id est laborum lorem ipsum dolor sit amet consectetur adipiscing elit sed do eiusmod tempor incididunt ut labore et dolore magna aliqua ut enim ad minim veniam quis nostrud exercitation ullamco</w:t>
-      </w:r>
-      <w:r>
-        <w:lastRenderedPageBreak/>
-        <w:t>laboris nisi ut aliquip ex ea commodo consequat duis aute irure dolor in reprehenderit in voluptate velit esse cillum dolore eu fugiat nulla pariatur excepteur sint occaecat cupidatat non proident.</w:t>
+        <w:rPr/>
+      </w:pPr>
+      <w:r>
+        <w:rPr/>
+        <w:t>Exercitation ullamco laboris nisi ut aliquip ex ea commodo consequat duis aute irure dolor in reprehenderit in voluptate velit esse cillum dolore eu fugiat nulla pariatur excepteur sint occaecat cupidatat non proident sunt in culpa qui officia deserunt mollit anim id est laborum lorem ipsum dolor sit amet consectetur adipiscing elit sed do eiusmod tempor incididunt ut labore et dolore magna aliqua ut enim ad minim veniam quis nostrud exercitation ullamcolaboris nisi ut aliquip ex ea commodo consequat duis aute irure dolor in reprehenderit in voluptate velit esse cillum dolore eu fugiat nulla pariatur excepteur sint occaecat cupidatat non proident.</w:t>
       </w:r>
     </w:p>
     <w:p>
       <w:pPr>
         <w:pStyle w:val="BodyText"/>
-      </w:pPr>
-      <w:r>
+        <w:rPr/>
+      </w:pPr>
+      <w:r>
+        <w:rPr/>
         <w:t>Sunt in culpa qui officia deserunt mollit anim id est laborum lorem ipsum dolor sit amet consectetur adipiscing elit sed do eiusmod tempor incididunt ut labore et dolore magna aliqua ut enim ad minim veniam quis nostrud exercitation ullamco laboris nisi ut aliquip ex ea commodo consequat duis aute irure dolor in reprehenderit in voluptate velit esse cillum dolore eu fugiat nulla pariatur excepteur sint.</w:t>
       </w:r>
     </w:p>
     <w:p>
       <w:pPr>
         <w:pStyle w:val="BodyText"/>
-      </w:pPr>
-      <w:r>
+        <w:rPr/>
+      </w:pPr>
+      <w:r>
+        <w:rPr/>
         <w:t>Occaecat cupidatat non proident sunt in culpa qui officia deserunt mollit anim id est laborum lorem ipsum dolor sit amet consectetur adipiscing elit sed do eiusmod tempor incididunt ut labore et dolore magna aliqua ut enim ad minim veniam quis nostrud exercitation ullamco laboris nisi ut aliquip ex ea commodo consequat duis aute irure dolor in reprehenderit in voluptate velit esse cillum dolore eu fugiat nulla pariatur excepteur sint occaecat cupidatat non proident sunt in culpa qui officia deserunt mollit anim id est laborum lorem ipsum dolor sit amet consectetur adipiscing</w:t>
       </w:r>
       <w:hyperlink w:anchor="bm25">
@@ -499,6 +559,7 @@
         </w:r>
       </w:hyperlink>
       <w:r>
+        <w:rPr/>
         <w:t>tempor incididunt ut labore et dolore magna aliqua ut enim ad</w:t>
       </w:r>
       <w:hyperlink w:anchor="bm36">
@@ -510,41 +571,50 @@
         </w:r>
       </w:hyperlink>
       <w:r>
+        <w:rPr/>
         <w:t>exercitation ullamco laboris nisi ut aliquip ex ea commodo consequat duis aute irure dolor in reprehenderit in voluptate velit esse cillum dolore eu fugiat nulla pariatur excepteur sint occaecat.</w:t>
       </w:r>
     </w:p>
     <w:p>
       <w:pPr>
         <w:pStyle w:val="BodyText"/>
-      </w:pPr>
-      <w:r>
+        <w:rPr/>
+      </w:pPr>
+      <w:r>
+        <w:rPr/>
         <w:t>Cupidatat non proident sunt in culpa qui officia deserunt mollit anim id est laborum lorem ipsum dolor sit amet consectetur adipiscing elit sed do eiusmod tempor incididunt ut labore et dolore magna aliqua ut enim ad minim veniam quis nostrud exercitation ullamco laboris nisi ut aliquip ex ea commodo consequat duis aute irure dolor in reprehenderit in voluptate velit esse cillum dolore eu fugiat nulla pariatur excepteur sint occaecat cupidatat non proident sunt in culpa qui officia deserunt mollit anim id est laborum lorem ipsum dolor sit amet consectetur adipiscing elit sed do eiusmod tempor incididunt ut labore et dolore magna aliqua ut enim ad minim veniam quis nostrud exercitation ullamco laboris nisi ut aliquip ex ea commodo consequat duis aute irure.</w:t>
       </w:r>
     </w:p>
     <w:p>
       <w:pPr>
         <w:pStyle w:val="Heading1"/>
+        <w:rPr/>
       </w:pPr>
       <w:bookmarkStart w:id="8" w:name="bm5"/>
       <w:bookmarkEnd w:id="7"/>
       <w:r>
+        <w:rPr/>
         <w:t>dolor in reprehenderit in voluptate velit esse cillum dolore eu</w:t>
       </w:r>
     </w:p>
     <w:p>
       <w:pPr>
         <w:pStyle w:val="Heading2"/>
+        <w:rPr/>
       </w:pPr>
       <w:bookmarkStart w:id="9" w:name="bm1"/>
       <w:r>
+        <w:rPr/>
         <w:t>fugiat nulla pariatur excepteur sint occaecat cupidatat non proident sunt in culpa qui officia</w:t>
       </w:r>
     </w:p>
     <w:p>
       <w:pPr>
         <w:pStyle w:val="FirstParagraph"/>
-      </w:pPr>
-      <w:r>
+        <w:rPr/>
+      </w:pPr>
+      <w:r>
+        <w:rPr/>
         <w:t>Deserunt mollit anim id est laborum lorem ipsum dolor sit amet consectetur adipiscing elit sed do eiusmod tempor incididunt ut labore et dolore magna aliqua ut enim ad minim veniam quis nostrud exercitation ullamco laboris nisi ut aliquip ex ea commodo consequat duis aute irure dolor in reprehenderit in voluptate velit esse cillum</w:t>
       </w:r>
       <w:hyperlink w:anchor="bm46">
@@ -556,18 +626,17 @@
         </w:r>
       </w:hyperlink>
       <w:r>
-        <w:t xml:space="preserve">excepteur sint occaecat cupidatat non proident</w:t>
-      </w:r>
-      <w:r>
-        <w:lastRenderedPageBreak/>
-        <w:t>sunt in culpa qui officia deserunt mollit anim id est laborum lorem ipsum dolor sit amet consectetur.</w:t>
+        <w:rPr/>
+        <w:t>excepteur sint occaecat cupidatat non proidentsunt in culpa qui officia deserunt mollit anim id est laborum lorem ipsum dolor sit amet consectetur.</w:t>
       </w:r>
     </w:p>
     <w:p>
       <w:pPr>
         <w:pStyle w:val="BodyText"/>
-      </w:pPr>
-      <w:r>
+        <w:rPr/>
+      </w:pPr>
+      <w:r>
+        <w:rPr/>
         <w:t>Adipiscing elit sed do eiusmod tempor incididunt ut labore et dolore magna aliqua ut enim ad minim veniam quis nostrud exercitation ullamco laboris nisi ut aliquip ex ea commodo consequat duis aute irure dolor in reprehenderit in voluptate velit esse cillum dolore eu fugiat nulla pariatur excepteur sint occaecat cupidatat non</w:t>
       </w:r>
       <w:hyperlink w:anchor="bm25">
@@ -579,6 +648,7 @@
         </w:r>
       </w:hyperlink>
       <w:r>
+        <w:rPr/>
         <w:t>qui officia deserunt mollit anim id est laborum lorem ipsum dolor sit amet consectetur adipiscing elit</w:t>
       </w:r>
       <w:hyperlink w:anchor="bm36">
@@ -590,6 +660,7 @@
         </w:r>
       </w:hyperlink>
       <w:r>
+        <w:rPr/>
         <w:t xml:space="preserve">; </w:t>
       </w:r>
       <w:hyperlink w:anchor="bm17">
@@ -601,24 +672,29 @@
         </w:r>
       </w:hyperlink>
       <w:r>
+        <w:rPr/>
         <w:t>dolore magna aliqua ut enim ad minim veniam quis nostrud exercitation ullamco laboris nisi ut aliquip ex ea commodo consequat duis aute irure dolor in reprehenderit.</w:t>
       </w:r>
     </w:p>
     <w:p>
       <w:pPr>
         <w:pStyle w:val="Heading2"/>
+        <w:rPr/>
       </w:pPr>
       <w:bookmarkStart w:id="10" w:name="bm57"/>
       <w:bookmarkEnd w:id="9"/>
       <w:r>
+        <w:rPr/>
         <w:t>in voluptate velit esse cillum dolore eu</w:t>
       </w:r>
     </w:p>
     <w:p>
       <w:pPr>
         <w:pStyle w:val="FirstParagraph"/>
-      </w:pPr>
-      <w:r>
+        <w:rPr/>
+      </w:pPr>
+      <w:r>
+        <w:rPr/>
         <w:t>Fugiat nulla pariatur excepteur sint occaecat cupidatat non proident sunt in culpa qui officia deserunt mollit anim id est laborum lorem ipsum dolor sit amet consectetur adipiscing elit sed do eiusmod tempor incididunt ut labore et dolore magna aliqua ut enim ad minim veniam quis nostrud exercitation</w:t>
       </w:r>
       <w:hyperlink w:anchor="bm25">
@@ -630,6 +706,7 @@
         </w:r>
       </w:hyperlink>
       <w:r>
+        <w:rPr/>
         <w:t xml:space="preserve">; </w:t>
       </w:r>
       <w:hyperlink w:anchor="bm36">
@@ -641,52 +718,62 @@
         </w:r>
       </w:hyperlink>
       <w:r>
+        <w:rPr/>
         <w:t>consequat duis aute irure dolor in reprehenderit in voluptate velit esse cillum dolore eu fugiat nulla pariatur excepteur sint occaecat cupidatat non proident sunt in culpa qui officia deserunt mollit anim id est laborum lorem ipsum dolor sit amet consectetur adipiscing elit sed do eiusmod tempor incididunt ut labore et dolore.</w:t>
       </w:r>
     </w:p>
     <w:p>
       <w:pPr>
         <w:pStyle w:val="Heading2"/>
+        <w:rPr/>
       </w:pPr>
       <w:bookmarkStart w:id="11" w:name="bm54"/>
       <w:bookmarkEnd w:id="10"/>
       <w:r>
+        <w:rPr/>
         <w:t>magna aliqua ut enim ad minim veniam quis</w:t>
       </w:r>
     </w:p>
     <w:p>
       <w:pPr>
         <w:pStyle w:val="FirstParagraph"/>
-      </w:pPr>
-      <w:r>
+        <w:rPr/>
+      </w:pPr>
+      <w:r>
+        <w:rPr/>
         <w:t>Nostrud exercitation ullamco laboris nisi ut aliquip ex ea commodo consequat duis aute irure dolor in reprehenderit in voluptate velit esse cillum dolore eu fugiat nulla pariatur excepteur sint occaecat cupidatat non proident sunt in culpa qui officia deserunt mollit anim id est laborum lorem ipsum dolor sit amet consectetur adipiscing elit sed do eiusmod tempor incididunt ut labore et dolore magna aliqua.</w:t>
       </w:r>
     </w:p>
     <w:p>
       <w:pPr>
         <w:pStyle w:val="Heading1"/>
+        <w:rPr/>
       </w:pPr>
       <w:bookmarkStart w:id="12" w:name="bm6"/>
       <w:bookmarkEnd w:id="8"/>
       <w:bookmarkEnd w:id="11"/>
       <w:r>
+        <w:rPr/>
         <w:t>ut enim ad minim veniam quis nostrud exercitation ullamco laboris nisi</w:t>
       </w:r>
     </w:p>
     <w:p>
       <w:pPr>
         <w:pStyle w:val="FirstParagraph"/>
-      </w:pPr>
-      <w:r>
+        <w:rPr/>
+      </w:pPr>
+      <w:r>
+        <w:rPr/>
         <w:t>Ut aliquip ex ea commodo consequat duis aute irure dolor in reprehenderit in voluptate velit esse cillum dolore eu fugiat nulla pariatur excepteur sint occaecat cupidatat non proident sunt in culpa qui officia deserunt mollit anim id est laborum lorem ipsum dolor sit amet consectetur adipiscing elit sed do eiusmod tempor incididunt ut labore et dolore magna aliqua ut enim ad minim veniam quis nostrud exercitation ullamco laboris nisi ut aliquip ex ea commodo consequat duis aute irure dolor in reprehenderit in voluptate velit esse cillum dolore eu fugiat nulla pariatur excepteur sint occaecat cupidatat non proident sunt in culpa qui officia deserunt mollit anim id.</w:t>
       </w:r>
     </w:p>
     <w:p>
       <w:pPr>
         <w:pStyle w:val="BodyText"/>
-      </w:pPr>
-      <w:r>
-        <w:lastRenderedPageBreak/>
+        <w:rPr/>
+      </w:pPr>
+      <w:r>
+        <w:rPr/>
         <w:t>Est laborum lorem ipsum dolor sit amet consectetur adipiscing elit sed do eiusmod tempor incididunt ut labore et dolore magna aliqua ut enim ad minim veniam quis nostrud exercitation ullamco laboris nisi ut aliquip ex ea commodo consequat duis aute irure dolor in reprehenderit in voluptate velit esse cillum dolore eu fugiat nulla pariatur excepteur sint occaecat cupidatat non proident sunt in</w:t>
       </w:r>
       <w:hyperlink w:anchor="bm16">
@@ -698,6 +785,7 @@
         </w:r>
       </w:hyperlink>
       <w:r>
+        <w:rPr/>
         <w:t xml:space="preserve">; </w:t>
       </w:r>
       <w:hyperlink w:anchor="bm27">
@@ -709,6 +797,7 @@
         </w:r>
       </w:hyperlink>
       <w:r>
+        <w:rPr/>
         <w:t>id est laborum lorem ipsum dolor sit amet consectetur adipiscing elit sed do eiusmod tempor incididunt ut labore et dolore magna</w:t>
       </w:r>
       <w:hyperlink w:anchor="bm39">
@@ -720,6 +809,7 @@
         </w:r>
       </w:hyperlink>
       <w:r>
+        <w:rPr/>
         <w:t xml:space="preserve">; </w:t>
       </w:r>
       <w:hyperlink w:anchor="bm26">
@@ -731,6 +821,7 @@
         </w:r>
       </w:hyperlink>
       <w:r>
+        <w:rPr/>
         <w:t>ullamco laboris nisi ut aliquip ex ea commodo consequat duis aute irure dolor</w:t>
       </w:r>
       <w:hyperlink w:anchor="bm34">
@@ -742,6 +833,7 @@
         </w:r>
       </w:hyperlink>
       <w:r>
+        <w:rPr/>
         <w:t xml:space="preserve">; </w:t>
       </w:r>
       <w:hyperlink w:anchor="bm35">
@@ -753,14 +845,17 @@
         </w:r>
       </w:hyperlink>
       <w:r>
+        <w:rPr/>
         <w:t>).</w:t>
       </w:r>
     </w:p>
     <w:p>
       <w:pPr>
         <w:pStyle w:val="BodyText"/>
-      </w:pPr>
-      <w:r>
+        <w:rPr/>
+      </w:pPr>
+      <w:r>
+        <w:rPr/>
         <w:t>Cillum dolore eu fugiat nulla pariatur excepteur sint occaecat cupidatat non proident sunt in culpa qui officia deserunt mollit anim id est laborum lorem ipsum dolor sit amet consectetur adipiscing elit sed do eiusmod tempor incididunt ut labore et</w:t>
       </w:r>
       <w:hyperlink w:anchor="bm17">
@@ -772,6 +867,7 @@
         </w:r>
       </w:hyperlink>
       <w:r>
+        <w:rPr/>
         <w:t xml:space="preserve">; </w:t>
       </w:r>
       <w:hyperlink w:anchor="bm39">
@@ -783,6 +879,7 @@
         </w:r>
       </w:hyperlink>
       <w:r>
+        <w:rPr/>
         <w:t xml:space="preserve">; </w:t>
       </w:r>
       <w:hyperlink w:anchor="bm28">
@@ -794,6 +891,7 @@
         </w:r>
       </w:hyperlink>
       <w:r>
+        <w:rPr/>
         <w:t>nisi ut aliquip ex ea commodo consequat duis aute irure dolor in reprehenderit in voluptate velit esse cillum</w:t>
       </w:r>
       <w:hyperlink w:anchor="bm30">
@@ -805,6 +903,7 @@
         </w:r>
       </w:hyperlink>
       <w:r>
+        <w:rPr/>
         <w:t xml:space="preserve">, </w:t>
       </w:r>
       <w:hyperlink w:anchor="bm31">
@@ -816,6 +915,7 @@
         </w:r>
       </w:hyperlink>
       <w:r>
+        <w:rPr/>
         <w:t xml:space="preserve">; </w:t>
       </w:r>
       <w:hyperlink w:anchor="bm44">
@@ -827,14 +927,17 @@
         </w:r>
       </w:hyperlink>
       <w:r>
+        <w:rPr/>
         <w:t>cupidatat non proident sunt in culpa qui officia deserunt mollit anim id.</w:t>
       </w:r>
     </w:p>
     <w:p>
       <w:pPr>
         <w:pStyle w:val="BodyText"/>
-      </w:pPr>
-      <w:r>
+        <w:rPr/>
+      </w:pPr>
+      <w:r>
+        <w:rPr/>
         <w:t>Est laborum lorem ipsum dolor sit amet consectetur adipiscing elit sed do eiusmod tempor incididunt ut labore et dolore magna aliqua ut enim ad minim veniam quis nostrud exercitation ullamco laboris nisi ut aliquip ex ea commodo consequat duis aute irure dolor in reprehenderit in voluptate velit esse cillum dolore eu fugiat nulla pariatur excepteur sint occaecat cupidatat non proident sunt in culpa qui</w:t>
       </w:r>
       <w:hyperlink w:anchor="bm37">
@@ -846,6 +949,7 @@
         </w:r>
       </w:hyperlink>
       <w:r>
+        <w:rPr/>
         <w:t xml:space="preserve">, </w:t>
       </w:r>
       <w:hyperlink w:anchor="bm38">
@@ -857,14 +961,17 @@
         </w:r>
       </w:hyperlink>
       <w:r>
+        <w:rPr/>
         <w:t>mollit anim id est laborum lorem ipsum dolor sit amet consectetur adipiscing elit sed do eiusmod tempor incididunt ut labore et dolore magna aliqua ut enim ad minim veniam quis nostrud exercitation ullamco.</w:t>
       </w:r>
     </w:p>
     <w:p>
       <w:pPr>
         <w:pStyle w:val="BodyText"/>
-      </w:pPr>
-      <w:r>
+        <w:rPr/>
+      </w:pPr>
+      <w:r>
+        <w:rPr/>
         <w:t>Laboris nisi ut aliquip ex ea commodo consequat duis aute irure dolor in reprehenderit in voluptate velit esse cillum dolore eu fugiat nulla pariatur excepteur sint occaecat cupidatat non proident sunt in culpa qui officia deserunt mollit anim id est laborum lorem ipsum dolor sit amet</w:t>
       </w:r>
       <w:hyperlink w:anchor="bm45">
@@ -876,6 +983,7 @@
         </w:r>
       </w:hyperlink>
       <w:r>
+        <w:rPr/>
         <w:t>tempor incididunt ut labore et dolore magna aliqua ut enim ad minim veniam quis nostrud exercitation ullamco laboris nisi ut aliquip ex ea commodo consequat duis aute irure dolor in reprehenderit in voluptate velit esse cillum dolore eu</w:t>
       </w:r>
       <w:hyperlink w:anchor="bm45">
@@ -887,6 +995,7 @@
         </w:r>
       </w:hyperlink>
       <w:r>
+        <w:rPr/>
         <w:t>cupidatat non proident sunt in culpa qui officia deserunt mollit anim id est laborum lorem ipsum dolor sit amet consectetur adipiscing elit sed do eiusmod tempor incididunt ut labore et dolore magna aliqua</w:t>
       </w:r>
       <w:hyperlink w:anchor="bm22">
@@ -898,6 +1007,7 @@
         </w:r>
       </w:hyperlink>
       <w:r>
+        <w:rPr/>
         <w:t>minim veniam quis nostrud exercitation ullamco laboris nisi ut aliquip ex ea commodo consequat duis aute irure dolor in reprehenderit in voluptate velit esse cillum dolore eu fugiat nulla</w:t>
       </w:r>
       <w:hyperlink w:anchor="bm22">
@@ -909,6 +1019,7 @@
         </w:r>
       </w:hyperlink>
       <w:r>
+        <w:rPr/>
         <w:t>cupidatat non proident sunt in culpa qui officia deserunt mollit anim id est laborum lorem ipsum dolor sit amet consectetur adipiscing elit sed do eiusmod tempor incididunt ut labore et</w:t>
       </w:r>
       <w:hyperlink w:anchor="bm22">
@@ -920,6 +1031,7 @@
         </w:r>
       </w:hyperlink>
       <w:r>
+        <w:rPr/>
         <w:t xml:space="preserve">; </w:t>
       </w:r>
       <w:hyperlink w:anchor="bm45">
@@ -927,17 +1039,11 @@
           <w:rPr>
             <w:rStyle w:val="Hyperlink"/>
           </w:rPr>
-          <w:t xml:space="preserve">Ut enim</w:t>
-        </w:r>
-        <w:r>
-          <w:rPr>
-            <w:rStyle w:val="Hyperlink"/>
-          </w:rPr>
-          <w:lastRenderedPageBreak/>
-          <w:t>ad minim veniam quis</w:t>
-        </w:r>
-      </w:hyperlink>
-      <w:r>
+          <w:t>Ut enimad minim veniam quis</w:t>
+        </w:r>
+      </w:hyperlink>
+      <w:r>
+        <w:rPr/>
         <w:t>nostrud exercitation ullamco laboris nisi ut aliquip ex ea commodo consequat duis aute irure dolor in reprehenderit in voluptate velit esse cillum dolore eu fugiat nulla pariatur excepteur sint occaecat cupidatat non proident sunt in culpa qui</w:t>
       </w:r>
       <w:hyperlink w:anchor="bm40">
@@ -949,14 +1055,17 @@
         </w:r>
       </w:hyperlink>
       <w:r>
+        <w:rPr/>
         <w:t>).</w:t>
       </w:r>
     </w:p>
     <w:p>
       <w:pPr>
         <w:pStyle w:val="BodyText"/>
-      </w:pPr>
-      <w:r>
+        <w:rPr/>
+      </w:pPr>
+      <w:r>
+        <w:rPr/>
         <w:t>Est laborum lorem ipsum dolor sit amet consectetur adipiscing elit sed do eiusmod tempor incididunt ut labore et dolore magna aliqua ut enim ad minim veniam quis nostrud exercitation ullamco laboris nisi ut aliquip ex ea commodo consequat duis aute irure dolor in reprehenderit in voluptate velit esse cillum dolore eu fugiat nulla pariatur excepteur sint occaecat cupidatat non proident sunt in culpa qui officia deserunt mollit anim id est laborum lorem ipsum dolor sit amet consectetur adipiscing elit sed do eiusmod tempor incididunt ut labore</w:t>
       </w:r>
       <w:hyperlink w:anchor="bm42">
@@ -968,6 +1077,7 @@
         </w:r>
       </w:hyperlink>
       <w:r>
+        <w:rPr/>
         <w:t>enim ad minim veniam quis nostrud exercitation ullamco laboris nisi ut aliquip ex ea commodo consequat duis aute irure dolor in reprehenderit in voluptate velit esse cillum dolore eu fugiat nulla pariatur excepteur sint occaecat cupidatat non proident sunt in culpa qui officia deserunt mollit anim id est laborum lorem ipsum dolor sit amet consectetur adipiscing elit sed do eiusmod tempor incididunt ut labore et dolore magna aliqua</w:t>
       </w:r>
       <w:hyperlink w:anchor="bm17">
@@ -979,6 +1089,7 @@
         </w:r>
       </w:hyperlink>
       <w:r>
+        <w:rPr/>
         <w:t xml:space="preserve">; </w:t>
       </w:r>
       <w:hyperlink w:anchor="bm45">
@@ -990,6 +1101,7 @@
         </w:r>
       </w:hyperlink>
       <w:r>
+        <w:rPr/>
         <w:t>nisi ut aliquip ex ea commodo consequat duis aute irure dolor in reprehenderit in voluptate velit esse cillum dolore eu</w:t>
       </w:r>
       <w:hyperlink w:anchor="bm45">
@@ -1001,6 +1113,7 @@
         </w:r>
       </w:hyperlink>
       <w:r>
+        <w:rPr/>
         <w:t>cupidatat non proident sunt in culpa qui officia deserunt mollit anim id est laborum lorem ipsum dolor sit amet consectetur adipiscing elit sed do eiusmod tempor incididunt ut labore et dolore magna aliqua ut enim ad minim veniam quis nostrud exercitation ullamco laboris nisi ut aliquip ex ea commodo consequat duis aute</w:t>
       </w:r>
       <w:hyperlink w:anchor="bm17">
@@ -1012,6 +1125,7 @@
         </w:r>
       </w:hyperlink>
       <w:r>
+        <w:rPr/>
         <w:t xml:space="preserve">; </w:t>
       </w:r>
       <w:hyperlink w:anchor="bm39">
@@ -1023,6 +1137,7 @@
         </w:r>
       </w:hyperlink>
       <w:r>
+        <w:rPr/>
         <w:t>cillum dolore eu fugiat nulla pariatur excepteur sint occaecat cupidatat non proident sunt in culpa qui officia deserunt mollit anim id est laborum lorem ipsum dolor sit amet consectetur adipiscing elit sed do eiusmod tempor incididunt</w:t>
       </w:r>
       <w:hyperlink w:anchor="bm28">
@@ -1034,19 +1149,18 @@
         </w:r>
       </w:hyperlink>
       <w:r>
+        <w:rPr/>
         <w:t>).</w:t>
       </w:r>
     </w:p>
     <w:p>
       <w:pPr>
         <w:pStyle w:val="BodyText"/>
-      </w:pPr>
-      <w:r>
-        <w:t xml:space="preserve">Ut enim ad minim veniam quis nostrud exercitation ullamco laboris nisi ut aliquip ex ea commodo consequat duis aute irure dolor in reprehenderit in voluptate velit esse cillum dolore eu fugiat nulla pariatur excepteur sint occaecat cupidatat non proident sunt in culpa qui officia deserunt mollit anim id est laborum lorem ipsum dolor sit amet consectetur adipiscing elit sed do eiusmod tempor incididunt ut labore et dolore magna aliqua ut enim ad minim veniam quis nostrud exercitation ullamco laboris nisi ut aliquip ex ea commodo consequat duis aute irure dolor in reprehenderit in voluptate velit esse cillum dolore eu fugiat nulla pariatur excepteur sint occaecat cupidatat non proident sunt in culpa qui officia deserunt mollit anim id est laborum lorem ipsum dolor sit amet consectetur adipiscing elit sed do eiusmod tempor incididunt ut labore et dolore magna aliqua ut enim ad minim veniam quis nostrud exercitation ullamco laboris nisi ut aliquip ex ea commodo consequat duis aute irure dolor in</w:t>
-      </w:r>
-      <w:r>
-        <w:lastRenderedPageBreak/>
-        <w:t>reprehenderit in voluptate velit esse cillum dolore eu fugiat nulla pariatur excepteur sint</w:t>
+        <w:rPr/>
+      </w:pPr>
+      <w:r>
+        <w:rPr/>
+        <w:t>Ut enim ad minim veniam quis nostrud exercitation ullamco laboris nisi ut aliquip ex ea commodo consequat duis aute irure dolor in reprehenderit in voluptate velit esse cillum dolore eu fugiat nulla pariatur excepteur sint occaecat cupidatat non proident sunt in culpa qui officia deserunt mollit anim id est laborum lorem ipsum dolor sit amet consectetur adipiscing elit sed do eiusmod tempor incididunt ut labore et dolore magna aliqua ut enim ad minim veniam quis nostrud exercitation ullamco laboris nisi ut aliquip ex ea commodo consequat duis aute irure dolor in reprehenderit in voluptate velit esse cillum dolore eu fugiat nulla pariatur excepteur sint occaecat cupidatat non proident sunt in culpa qui officia deserunt mollit anim id est laborum lorem ipsum dolor sit amet consectetur adipiscing elit sed do eiusmod tempor incididunt ut labore et dolore magna aliqua ut enim ad minim veniam quis nostrud exercitation ullamco laboris nisi ut aliquip ex ea commodo consequat duis aute irure dolor inreprehenderit in voluptate velit esse cillum dolore eu fugiat nulla pariatur excepteur sint</w:t>
       </w:r>
       <w:hyperlink w:anchor="bm42">
         <w:r>
@@ -1057,41 +1171,50 @@
         </w:r>
       </w:hyperlink>
       <w:r>
+        <w:rPr/>
         <w:t>in culpa qui officia deserunt mollit anim id est laborum lorem ipsum dolor sit amet consectetur adipiscing elit sed do eiusmod tempor incididunt ut.</w:t>
       </w:r>
     </w:p>
     <w:p>
       <w:pPr>
         <w:pStyle w:val="Heading1"/>
+        <w:rPr/>
       </w:pPr>
       <w:bookmarkStart w:id="13" w:name="bm8"/>
       <w:bookmarkEnd w:id="12"/>
       <w:r>
+        <w:rPr/>
         <w:t>labore et dolore magna aliqua ut enim ad</w:t>
       </w:r>
     </w:p>
     <w:p>
       <w:pPr>
         <w:pStyle w:val="FirstParagraph"/>
-      </w:pPr>
-      <w:r>
+        <w:rPr/>
+      </w:pPr>
+      <w:r>
+        <w:rPr/>
         <w:t>Minim veniam quis nostrud exercitation ullamco laboris nisi ut aliquip ex ea commodo consequat duis aute irure dolor in reprehenderit in voluptate velit esse cillum dolore eu fugiat nulla pariatur excepteur sint occaecat cupidatat non proident sunt in culpa qui officia deserunt mollit anim id est laborum lorem ipsum dolor sit amet consectetur adipiscing elit sed do eiusmod tempor incididunt ut labore et dolore magna aliqua ut enim ad minim veniam quis nostrud exercitation ullamco laboris nisi ut aliquip ex ea commodo consequat duis aute irure dolor in reprehenderit in.</w:t>
       </w:r>
     </w:p>
     <w:p>
       <w:pPr>
         <w:pStyle w:val="Heading2"/>
+        <w:rPr/>
       </w:pPr>
       <w:bookmarkStart w:id="14" w:name="bm11"/>
       <w:r>
+        <w:rPr/>
         <w:t>voluptate velit esse</w:t>
       </w:r>
     </w:p>
     <w:p>
       <w:pPr>
         <w:pStyle w:val="FirstParagraph"/>
-      </w:pPr>
-      <w:r>
+        <w:rPr/>
+      </w:pPr>
+      <w:r>
+        <w:rPr/>
         <w:t>Cillum dolore eu fugiat nulla pariatur excepteur sint occaecat cupidatat non proident sunt in culpa qui officia deserunt mollit anim id est laborum lorem ipsum dolor sit amet consectetur adipiscing elit sed do eiusmod tempor incididunt ut labore et dolore magna aliqua ut enim ad minim</w:t>
       </w:r>
       <w:hyperlink w:anchor="bm17">
@@ -1103,6 +1226,7 @@
         </w:r>
       </w:hyperlink>
       <w:r>
+        <w:rPr/>
         <w:t xml:space="preserve">; </w:t>
       </w:r>
       <w:hyperlink w:anchor="bm39">
@@ -1114,6 +1238,7 @@
         </w:r>
       </w:hyperlink>
       <w:r>
+        <w:rPr/>
         <w:t>aliquip ex ea commodo consequat duis aute irure dolor in reprehenderit in voluptate velit esse cillum dolore eu fugiat nulla pariatur excepteur sint occaecat cupidatat non proident sunt in</w:t>
       </w:r>
       <w:hyperlink w:anchor="bm17">
@@ -1125,6 +1250,7 @@
         </w:r>
       </w:hyperlink>
       <w:r>
+        <w:rPr/>
         <w:t>anim id est laborum lorem ipsum dolor sit amet consectetur adipiscing elit sed do eiusmod tempor incididunt ut labore et dolore magna aliqua ut enim ad minim veniam quis nostrud exercitation ullamco laboris nisi ut aliquip ex ea commodo</w:t>
       </w:r>
       <w:hyperlink w:anchor="bm28">
@@ -1136,6 +1262,7 @@
         </w:r>
       </w:hyperlink>
       <w:r>
+        <w:rPr/>
         <w:t>reprehenderit in voluptate velit esse cillum dolore eu fugiat nulla pariatur excepteur sint occaecat cupidatat non proident sunt in culpa qui officia deserunt mollit anim id est laborum lorem ipsum dolor sit amet consectetur</w:t>
       </w:r>
       <w:hyperlink w:anchor="bm28">
@@ -1147,6 +1274,7 @@
         </w:r>
       </w:hyperlink>
       <w:r>
+        <w:rPr/>
         <w:t>ut labore et dolore magna aliqua ut enim ad minim veniam quis nostrud exercitation ullamco laboris nisi ut aliquip ex ea commodo consequat duis aute irure dolor in reprehenderit in voluptate velit esse cillum dolore eu fugiat nulla</w:t>
       </w:r>
       <w:hyperlink w:anchor="bm39">
@@ -1158,6 +1286,7 @@
         </w:r>
       </w:hyperlink>
       <w:r>
+        <w:rPr/>
         <w:t xml:space="preserve">; </w:t>
       </w:r>
       <w:hyperlink w:anchor="bm28">
@@ -1169,6 +1298,7 @@
         </w:r>
       </w:hyperlink>
       <w:r>
+        <w:rPr/>
         <w:t>qui officia deserunt mollit anim id est laborum lorem ipsum dolor sit amet consectetur adipiscing elit sed do eiusmod tempor incididunt ut labore et dolore magna aliqua ut enim ad minim veniam quis nostrud exercitation ullamco</w:t>
       </w:r>
       <w:hyperlink w:anchor="bm28">
@@ -1180,6 +1310,7 @@
         </w:r>
       </w:hyperlink>
       <w:r>
+        <w:rPr/>
         <w:t>commodo consequat duis aute irure dolor in reprehenderit in voluptate velit esse cillum dolore eu fugiat nulla pariatur excepteur sint occaecat cupidatat non proident sunt in culpa qui officia deserunt mollit anim id est laborum</w:t>
       </w:r>
       <w:hyperlink w:anchor="bm27">
@@ -1191,6 +1322,7 @@
         </w:r>
       </w:hyperlink>
       <w:r>
+        <w:rPr/>
         <w:t xml:space="preserve">; </w:t>
       </w:r>
       <w:hyperlink w:anchor="bm16">
@@ -1202,25 +1334,29 @@
         </w:r>
       </w:hyperlink>
       <w:r>
+        <w:rPr/>
         <w:t>).</w:t>
       </w:r>
     </w:p>
     <w:p>
       <w:pPr>
         <w:pStyle w:val="Heading2"/>
+        <w:rPr/>
       </w:pPr>
       <w:bookmarkStart w:id="15" w:name="bm10"/>
       <w:bookmarkEnd w:id="14"/>
       <w:r>
-        <w:lastRenderedPageBreak/>
+        <w:rPr/>
         <w:t>adipiscing elit sed</w:t>
       </w:r>
     </w:p>
     <w:p>
       <w:pPr>
         <w:pStyle w:val="FirstParagraph"/>
-      </w:pPr>
-      <w:r>
+        <w:rPr/>
+      </w:pPr>
+      <w:r>
+        <w:rPr/>
         <w:t>Do eiusmod tempor incididunt ut labore et dolore magna aliqua ut enim ad minim veniam quis nostrud exercitation ullamco laboris nisi ut aliquip ex</w:t>
       </w:r>
       <w:hyperlink w:anchor="bm25">
@@ -1232,6 +1368,7 @@
         </w:r>
       </w:hyperlink>
       <w:r>
+        <w:rPr/>
         <w:t>aute irure dolor in reprehenderit in voluptate velit esse cillum dolore eu fugiat nulla pariatur excepteur sint occaecat cupidatat non proident sunt in culpa qui officia deserunt mollit anim id est laborum lorem ipsum dolor sit</w:t>
       </w:r>
       <w:hyperlink w:anchor="bm25">
@@ -1243,46 +1380,55 @@
         </w:r>
       </w:hyperlink>
       <w:r>
+        <w:rPr/>
         <w:t>sed do eiusmod tempor incididunt ut labore et dolore magna aliqua ut enim ad minim veniam quis nostrud exercitation ullamco laboris nisi ut aliquip ex ea commodo.</w:t>
       </w:r>
     </w:p>
     <w:p>
       <w:pPr>
         <w:pStyle w:val="Heading1"/>
+        <w:rPr/>
       </w:pPr>
       <w:bookmarkStart w:id="16" w:name="bm12"/>
       <w:bookmarkEnd w:id="13"/>
       <w:bookmarkEnd w:id="15"/>
       <w:r>
+        <w:rPr/>
         <w:t>consequat duis</w:t>
       </w:r>
     </w:p>
     <w:p>
       <w:pPr>
         <w:pStyle w:val="FirstParagraph"/>
-      </w:pPr>
-      <w:r>
+        <w:rPr/>
+      </w:pPr>
+      <w:r>
+        <w:rPr/>
         <w:t>Aute irure dolor in reprehenderit in voluptate velit esse cillum dolore eu fugiat nulla pariatur excepteur sint occaecat cupidatat non proident sunt in culpa qui officia deserunt mollit anim id est laborum lorem ipsum dolor sit amet consectetur adipiscing elit sed do eiusmod tempor incididunt ut labore et dolore magna aliqua ut enim ad minim veniam quis nostrud exercitation ullamco laboris nisi ut aliquip ex ea commodo consequat duis aute irure dolor in reprehenderit in voluptate velit esse cillum dolore eu fugiat nulla pariatur excepteur sint occaecat cupidatat non proident sunt in culpa qui officia deserunt mollit anim id est laborum lorem ipsum dolor sit amet consectetur adipiscing elit sed do eiusmod tempor incididunt ut labore et dolore magna aliqua ut enim ad minim veniam quis nostrud exercitation ullamco laboris nisi ut aliquip ex ea commodo consequat duis aute irure dolor in reprehenderit in voluptate velit esse cillum dolore eu fugiat nulla pariatur excepteur.</w:t>
       </w:r>
     </w:p>
     <w:p>
       <w:pPr>
         <w:pStyle w:val="Heading1"/>
+        <w:rPr/>
       </w:pPr>
       <w:bookmarkStart w:id="17" w:name="bm51"/>
       <w:bookmarkEnd w:id="16"/>
       <w:r>
+        <w:rPr/>
         <w:t>Sint</w:t>
       </w:r>
     </w:p>
     <w:p>
       <w:pPr>
         <w:pStyle w:val="Bibliography"/>
-      </w:pPr>
-      <w:bookmarkStart w:id="18" w:name="bm15"/>
-      <w:bookmarkStart w:id="19" w:name="bm52"/>
-      <w:r>
-        <w:t xml:space="preserve">Occaecat cupidatat non proident sunt in culpa qui officia deserunt mollit anim id est laborum lorem ipsum dolor sit amet consectetur adipiscing elit sed do eiusmod tempor incididunt ut</w:t>
+        <w:rPr/>
+      </w:pPr>
+      <w:bookmarkStart w:id="18" w:name="bm52"/>
+      <w:bookmarkStart w:id="19" w:name="bm15"/>
+      <w:r>
+        <w:rPr/>
+        <w:t>Occaecat cupidatat non proident sunt in culpa qui officia deserunt mollit anim id est laborum lorem ipsum dolor sit amet consectetur adipiscing elit sed do eiusmod tempor incididunt ut</w:t>
       </w:r>
       <w:r>
         <w:rPr>
@@ -1292,9 +1438,10 @@
         <w:t>Labore et dolore magna</w:t>
       </w:r>
       <w:r>
-        <w:t xml:space="preserve">aliqua ut enim.</w:t>
-      </w:r>
-      <w:hyperlink r:id="rId7">
+        <w:rPr/>
+        <w:t>aliqua ut enim.</w:t>
+      </w:r>
+      <w:hyperlink r:id="rId2">
         <w:r>
           <w:rPr>
             <w:rStyle w:val="Hyperlink"/>
@@ -1303,17 +1450,20 @@
         </w:r>
       </w:hyperlink>
       <w:r>
+        <w:rPr/>
         <w:t>.</w:t>
       </w:r>
     </w:p>
     <w:p>
       <w:pPr>
         <w:pStyle w:val="Bibliography"/>
+        <w:rPr/>
       </w:pPr>
       <w:bookmarkStart w:id="20" w:name="bm16"/>
-      <w:bookmarkEnd w:id="18"/>
-      <w:r>
-        <w:t xml:space="preserve">Minim veniam quis nostrud exercitation ullamco laboris nisi ut aliquip ex ea commodo consequat duis aute irure dolor in reprehenderit in</w:t>
+      <w:bookmarkEnd w:id="19"/>
+      <w:r>
+        <w:rPr/>
+        <w:t>Minim veniam quis nostrud exercitation ullamco laboris nisi ut aliquip ex ea commodo consequat duis aute irure dolor in reprehenderit in</w:t>
       </w:r>
       <w:r>
         <w:rPr>
@@ -1323,9 +1473,10 @@
         <w:t>Voluptate velit esse cillum</w:t>
       </w:r>
       <w:r>
-        <w:t xml:space="preserve">dolore eu fugiat.</w:t>
-      </w:r>
-      <w:hyperlink r:id="rId8">
+        <w:rPr/>
+        <w:t>dolore eu fugiat.</w:t>
+      </w:r>
+      <w:hyperlink r:id="rId3">
         <w:r>
           <w:rPr>
             <w:rStyle w:val="Hyperlink"/>
@@ -1334,17 +1485,20 @@
         </w:r>
       </w:hyperlink>
       <w:r>
+        <w:rPr/>
         <w:t>.</w:t>
       </w:r>
     </w:p>
     <w:p>
       <w:pPr>
         <w:pStyle w:val="Bibliography"/>
+        <w:rPr/>
       </w:pPr>
       <w:bookmarkStart w:id="21" w:name="bm17"/>
       <w:bookmarkEnd w:id="20"/>
       <w:r>
-        <w:t xml:space="preserve">Pariatur excepteur sint occaecat cupidatat non proident sunt in culpa qui officia deserunt mollit anim id est laborum lorem ipsum</w:t>
+        <w:rPr/>
+        <w:t>Pariatur excepteur sint occaecat cupidatat non proident sunt in culpa qui officia deserunt mollit anim id est laborum lorem ipsum</w:t>
       </w:r>
       <w:r>
         <w:rPr>
@@ -1354,17 +1508,20 @@
         <w:t>Dolor sit amet</w:t>
       </w:r>
       <w:r>
-        <w:t xml:space="preserve">consectetur adipiscing elit.</w:t>
+        <w:rPr/>
+        <w:t>consectetur adipiscing elit.</w:t>
       </w:r>
     </w:p>
     <w:p>
       <w:pPr>
         <w:pStyle w:val="Bibliography"/>
+        <w:rPr/>
       </w:pPr>
       <w:bookmarkStart w:id="22" w:name="bm18"/>
       <w:bookmarkEnd w:id="21"/>
       <w:r>
-        <w:t xml:space="preserve">Sed do eiusmod tempor incididunt ut labore et dolore magna aliqua ut enim ad minim</w:t>
+        <w:rPr/>
+        <w:t>Sed do eiusmod tempor incididunt ut labore et dolore magna aliqua ut enim ad minim</w:t>
       </w:r>
       <w:r>
         <w:rPr>
@@ -1374,9 +1531,10 @@
         <w:t>Veniam quis</w:t>
       </w:r>
       <w:r>
-        <w:t xml:space="preserve">nostrud exercitation ullamco.</w:t>
-      </w:r>
-      <w:hyperlink r:id="rId9">
+        <w:rPr/>
+        <w:t>nostrud exercitation ullamco.</w:t>
+      </w:r>
+      <w:hyperlink r:id="rId4">
         <w:r>
           <w:rPr>
             <w:rStyle w:val="Hyperlink"/>
@@ -1385,18 +1543,20 @@
         </w:r>
       </w:hyperlink>
       <w:r>
+        <w:rPr/>
         <w:t>.</w:t>
       </w:r>
     </w:p>
     <w:p>
       <w:pPr>
         <w:pStyle w:val="Bibliography"/>
+        <w:rPr/>
       </w:pPr>
       <w:bookmarkStart w:id="23" w:name="bm19"/>
       <w:bookmarkEnd w:id="22"/>
       <w:r>
-        <w:lastRenderedPageBreak/>
-        <w:t xml:space="preserve">Nisi ut aliquip ex ea</w:t>
+        <w:rPr/>
+        <w:t>Nisi ut aliquip ex ea</w:t>
       </w:r>
       <w:r>
         <w:rPr>
@@ -1406,9 +1566,10 @@
         <w:t>Commodo consequat duis aute</w:t>
       </w:r>
       <w:r>
-        <w:t xml:space="preserve">irure dolor.</w:t>
-      </w:r>
-      <w:hyperlink r:id="rId10">
+        <w:rPr/>
+        <w:t>irure dolor.</w:t>
+      </w:r>
+      <w:hyperlink r:id="rId5">
         <w:r>
           <w:rPr>
             <w:rStyle w:val="Hyperlink"/>
@@ -1417,17 +1578,20 @@
         </w:r>
       </w:hyperlink>
       <w:r>
+        <w:rPr/>
         <w:t>.</w:t>
       </w:r>
     </w:p>
     <w:p>
       <w:pPr>
         <w:pStyle w:val="Bibliography"/>
+        <w:rPr/>
       </w:pPr>
       <w:bookmarkStart w:id="24" w:name="bm20"/>
       <w:bookmarkEnd w:id="23"/>
       <w:r>
-        <w:t xml:space="preserve">Reprehenderit in voluptate velit esse cillum dolore eu fugiat nulla pariatur.</w:t>
+        <w:rPr/>
+        <w:t>Reprehenderit in voluptate velit esse cillum dolore eu fugiat nulla pariatur.</w:t>
       </w:r>
       <w:r>
         <w:rPr>
@@ -1437,17 +1601,20 @@
         <w:t>Excepteur sint occaecat cupidatat non proident sunt in</w:t>
       </w:r>
       <w:r>
+        <w:rPr/>
         <w:t>culpa qui officia deserunt mollit anim.</w:t>
       </w:r>
     </w:p>
     <w:p>
       <w:pPr>
         <w:pStyle w:val="Bibliography"/>
+        <w:rPr/>
       </w:pPr>
       <w:bookmarkStart w:id="25" w:name="bm21"/>
       <w:bookmarkEnd w:id="24"/>
       <w:r>
-        <w:t xml:space="preserve">Id est laborum lorem ipsum dolor sit amet consectetur adipiscing elit sed do</w:t>
+        <w:rPr/>
+        <w:t>Id est laborum lorem ipsum dolor sit amet consectetur adipiscing elit sed do</w:t>
       </w:r>
       <w:r>
         <w:rPr>
@@ -1457,9 +1624,10 @@
         <w:t>Eiusmod tempor</w:t>
       </w:r>
       <w:r>
-        <w:t xml:space="preserve">incididunt ut labore.</w:t>
-      </w:r>
-      <w:hyperlink r:id="rId11">
+        <w:rPr/>
+        <w:t>incididunt ut labore.</w:t>
+      </w:r>
+      <w:hyperlink r:id="rId6">
         <w:r>
           <w:rPr>
             <w:rStyle w:val="Hyperlink"/>
@@ -1468,17 +1636,20 @@
         </w:r>
       </w:hyperlink>
       <w:r>
+        <w:rPr/>
         <w:t>.</w:t>
       </w:r>
     </w:p>
     <w:p>
       <w:pPr>
         <w:pStyle w:val="Bibliography"/>
+        <w:rPr/>
       </w:pPr>
       <w:bookmarkStart w:id="26" w:name="bm22"/>
       <w:bookmarkEnd w:id="25"/>
       <w:r>
-        <w:t xml:space="preserve">Dolore magna aliqua ut enim ad minim veniam quis nostrud exercitation ullamco laboris nisi</w:t>
+        <w:rPr/>
+        <w:t>Dolore magna aliqua ut enim ad minim veniam quis nostrud exercitation ullamco laboris nisi</w:t>
       </w:r>
       <w:r>
         <w:rPr>
@@ -1488,9 +1659,10 @@
         <w:t>Ut aliquip ex ea commodo consequat</w:t>
       </w:r>
       <w:r>
-        <w:t xml:space="preserve">duis aute irure.</w:t>
-      </w:r>
-      <w:hyperlink r:id="rId12">
+        <w:rPr/>
+        <w:t>duis aute irure.</w:t>
+      </w:r>
+      <w:hyperlink r:id="rId7">
         <w:r>
           <w:rPr>
             <w:rStyle w:val="Hyperlink"/>
@@ -1499,17 +1671,20 @@
         </w:r>
       </w:hyperlink>
       <w:r>
+        <w:rPr/>
         <w:t>.</w:t>
       </w:r>
     </w:p>
     <w:p>
       <w:pPr>
         <w:pStyle w:val="Bibliography"/>
+        <w:rPr/>
       </w:pPr>
       <w:bookmarkStart w:id="27" w:name="bm24"/>
       <w:bookmarkEnd w:id="26"/>
       <w:r>
-        <w:t xml:space="preserve">In reprehenderit in voluptate velit esse cillum dolore eu fugiat nulla pariatur excepteur sint occaecat cupidatat non proident sunt in culpa qui officia deserunt mollit anim</w:t>
+        <w:rPr/>
+        <w:t>In reprehenderit in voluptate velit esse cillum dolore eu fugiat nulla pariatur excepteur sint occaecat cupidatat non proident sunt in culpa qui officia deserunt mollit anim</w:t>
       </w:r>
       <w:r>
         <w:rPr>
@@ -1519,9 +1694,10 @@
         <w:t>Id</w:t>
       </w:r>
       <w:r>
-        <w:t xml:space="preserve">est laborum lorem.</w:t>
-      </w:r>
-      <w:hyperlink r:id="rId13">
+        <w:rPr/>
+        <w:t>est laborum lorem.</w:t>
+      </w:r>
+      <w:hyperlink r:id="rId8">
         <w:r>
           <w:rPr>
             <w:rStyle w:val="Hyperlink"/>
@@ -1530,17 +1706,20 @@
         </w:r>
       </w:hyperlink>
       <w:r>
+        <w:rPr/>
         <w:t>.</w:t>
       </w:r>
     </w:p>
     <w:p>
       <w:pPr>
         <w:pStyle w:val="Bibliography"/>
+        <w:rPr/>
       </w:pPr>
       <w:bookmarkStart w:id="28" w:name="bm23"/>
       <w:bookmarkEnd w:id="27"/>
       <w:r>
-        <w:t xml:space="preserve">Dolor sit amet consectetur adipiscing elit sed do eiusmod tempor incididunt ut labore et dolore magna aliqua ut enim ad minim veniam quis nostrud exercitation ullamco laboris nisi</w:t>
+        <w:rPr/>
+        <w:t>Dolor sit amet consectetur adipiscing elit sed do eiusmod tempor incididunt ut labore et dolore magna aliqua ut enim ad minim veniam quis nostrud exercitation ullamco laboris nisi</w:t>
       </w:r>
       <w:r>
         <w:rPr>
@@ -1550,9 +1729,10 @@
         <w:t>Ut</w:t>
       </w:r>
       <w:r>
-        <w:t xml:space="preserve">aliquip ex ea.</w:t>
-      </w:r>
-      <w:hyperlink r:id="rId14">
+        <w:rPr/>
+        <w:t>aliquip ex ea.</w:t>
+      </w:r>
+      <w:hyperlink r:id="rId9">
         <w:r>
           <w:rPr>
             <w:rStyle w:val="Hyperlink"/>
@@ -1561,17 +1741,20 @@
         </w:r>
       </w:hyperlink>
       <w:r>
+        <w:rPr/>
         <w:t>.</w:t>
       </w:r>
     </w:p>
     <w:p>
       <w:pPr>
         <w:pStyle w:val="Bibliography"/>
+        <w:rPr/>
       </w:pPr>
       <w:bookmarkStart w:id="29" w:name="bm25"/>
       <w:bookmarkEnd w:id="28"/>
       <w:r>
-        <w:t xml:space="preserve">Consequat duis aute irure dolor in reprehenderit in voluptate velit esse cillum dolore eu fugiat nulla pariatur excepteur sint occaecat cupidatat non proident sunt in culpa qui officia deserunt mollit anim id est laborum lorem ipsum dolor sit</w:t>
+        <w:rPr/>
+        <w:t>Consequat duis aute irure dolor in reprehenderit in voluptate velit esse cillum dolore eu fugiat nulla pariatur excepteur sint occaecat cupidatat non proident sunt in culpa qui officia deserunt mollit anim id est laborum lorem ipsum dolor sit</w:t>
       </w:r>
       <w:r>
         <w:rPr>
@@ -1581,9 +1764,10 @@
         <w:t>Amet consectetur adipiscing elit</w:t>
       </w:r>
       <w:r>
-        <w:t xml:space="preserve">sed do eiusmod.</w:t>
-      </w:r>
-      <w:hyperlink r:id="rId15">
+        <w:rPr/>
+        <w:t>sed do eiusmod.</w:t>
+      </w:r>
+      <w:hyperlink r:id="rId10">
         <w:r>
           <w:rPr>
             <w:rStyle w:val="Hyperlink"/>
@@ -1592,17 +1776,20 @@
         </w:r>
       </w:hyperlink>
       <w:r>
+        <w:rPr/>
         <w:t>.</w:t>
       </w:r>
     </w:p>
     <w:p>
       <w:pPr>
         <w:pStyle w:val="Bibliography"/>
+        <w:rPr/>
       </w:pPr>
       <w:bookmarkStart w:id="30" w:name="bm26"/>
       <w:bookmarkEnd w:id="29"/>
       <w:r>
-        <w:t xml:space="preserve">Incididunt ut labore et dolore magna aliqua ut enim ad minim veniam quis nostrud exercitation ullamco laboris nisi ut aliquip ex ea commodo consequat duis aute irure</w:t>
+        <w:rPr/>
+        <w:t>Incididunt ut labore et dolore magna aliqua ut enim ad minim veniam quis nostrud exercitation ullamco laboris nisi ut aliquip ex ea commodo consequat duis aute irure</w:t>
       </w:r>
       <w:r>
         <w:rPr>
@@ -1612,9 +1799,10 @@
         <w:t>Dolor in reprehenderit in voluptate velit</w:t>
       </w:r>
       <w:r>
-        <w:t xml:space="preserve">esse cillum dolore.</w:t>
-      </w:r>
-      <w:hyperlink r:id="rId16">
+        <w:rPr/>
+        <w:t>esse cillum dolore.</w:t>
+      </w:r>
+      <w:hyperlink r:id="rId11">
         <w:r>
           <w:rPr>
             <w:rStyle w:val="Hyperlink"/>
@@ -1623,17 +1811,20 @@
         </w:r>
       </w:hyperlink>
       <w:r>
+        <w:rPr/>
         <w:t>.</w:t>
       </w:r>
     </w:p>
     <w:p>
       <w:pPr>
         <w:pStyle w:val="Bibliography"/>
+        <w:rPr/>
       </w:pPr>
       <w:bookmarkStart w:id="31" w:name="bm27"/>
       <w:bookmarkEnd w:id="30"/>
       <w:r>
-        <w:t xml:space="preserve">Fugiat nulla pariatur excepteur sint occaecat cupidatat non proident sunt in culpa qui officia deserunt mollit anim id est laborum lorem ipsum dolor sit amet consectetur adipiscing elit sed do eiusmod tempor incididunt</w:t>
+        <w:rPr/>
+        <w:t>Fugiat nulla pariatur excepteur sint occaecat cupidatat non proident sunt in culpa qui officia deserunt mollit anim id est laborum lorem ipsum dolor sit amet consectetur adipiscing elit sed do eiusmod tempor incididunt</w:t>
       </w:r>
       <w:r>
         <w:rPr>
@@ -1643,9 +1834,10 @@
         <w:t>Ut labore et dolore</w:t>
       </w:r>
       <w:r>
-        <w:t xml:space="preserve">magna aliqua ut.</w:t>
-      </w:r>
-      <w:hyperlink r:id="rId17">
+        <w:rPr/>
+        <w:t>magna aliqua ut.</w:t>
+      </w:r>
+      <w:hyperlink r:id="rId12">
         <w:r>
           <w:rPr>
             <w:rStyle w:val="Hyperlink"/>
@@ -1654,17 +1846,20 @@
         </w:r>
       </w:hyperlink>
       <w:r>
+        <w:rPr/>
         <w:t>.</w:t>
       </w:r>
     </w:p>
     <w:p>
       <w:pPr>
         <w:pStyle w:val="Bibliography"/>
+        <w:rPr/>
       </w:pPr>
       <w:bookmarkStart w:id="32" w:name="bm28"/>
       <w:bookmarkEnd w:id="31"/>
       <w:r>
-        <w:t xml:space="preserve">Ad minim veniam quis nostrud exercitation ullamco laboris nisi ut aliquip ex ea commodo consequat duis aute irure dolor in reprehenderit in voluptate velit esse cillum dolore eu fugiat</w:t>
+        <w:rPr/>
+        <w:t>Ad minim veniam quis nostrud exercitation ullamco laboris nisi ut aliquip ex ea commodo consequat duis aute irure dolor in reprehenderit in voluptate velit esse cillum dolore eu fugiat</w:t>
       </w:r>
       <w:r>
         <w:rPr>
@@ -1674,9 +1869,10 @@
         <w:t>Nulla pariatur</w:t>
       </w:r>
       <w:r>
-        <w:t xml:space="preserve">excepteur sint occaecat.</w:t>
-      </w:r>
-      <w:hyperlink r:id="rId18">
+        <w:rPr/>
+        <w:t>excepteur sint occaecat.</w:t>
+      </w:r>
+      <w:hyperlink r:id="rId13">
         <w:r>
           <w:rPr>
             <w:rStyle w:val="Hyperlink"/>
@@ -1685,17 +1881,20 @@
         </w:r>
       </w:hyperlink>
       <w:r>
+        <w:rPr/>
         <w:t>.</w:t>
       </w:r>
     </w:p>
     <w:p>
       <w:pPr>
         <w:pStyle w:val="Bibliography"/>
+        <w:rPr/>
       </w:pPr>
       <w:bookmarkStart w:id="33" w:name="bm29"/>
       <w:bookmarkEnd w:id="32"/>
       <w:r>
-        <w:t xml:space="preserve">Non proident sunt in culpa qui officia deserunt mollit anim id est laborum lorem ipsum dolor sit amet consectetur adipiscing elit sed</w:t>
+        <w:rPr/>
+        <w:t>Non proident sunt in culpa qui officia deserunt mollit anim id est laborum lorem ipsum dolor sit amet consectetur adipiscing elit sed</w:t>
       </w:r>
       <w:r>
         <w:rPr>
@@ -1705,9 +1904,10 @@
         <w:t>Do eiusmod tempor incididunt ut labore</w:t>
       </w:r>
       <w:r>
-        <w:t xml:space="preserve">et dolore magna.</w:t>
-      </w:r>
-      <w:hyperlink r:id="rId19">
+        <w:rPr/>
+        <w:t>et dolore magna.</w:t>
+      </w:r>
+      <w:hyperlink r:id="rId14">
         <w:r>
           <w:rPr>
             <w:rStyle w:val="Hyperlink"/>
@@ -1716,17 +1916,20 @@
         </w:r>
       </w:hyperlink>
       <w:r>
+        <w:rPr/>
         <w:t>.</w:t>
       </w:r>
     </w:p>
     <w:p>
       <w:pPr>
         <w:pStyle w:val="Bibliography"/>
+        <w:rPr/>
       </w:pPr>
       <w:bookmarkStart w:id="34" w:name="bm30"/>
       <w:bookmarkEnd w:id="33"/>
       <w:r>
-        <w:t xml:space="preserve">Ut enim ad minim veniam quis nostrud exercitation ullamco laboris nisi ut aliquip ex ea commodo consequat duis aute irure dolor in reprehenderit in voluptate velit esse cillum dolore eu fugiat nulla pariatur excepteur</w:t>
+        <w:rPr/>
+        <w:t>Ut enim ad minim veniam quis nostrud exercitation ullamco laboris nisi ut aliquip ex ea commodo consequat duis aute irure dolor in reprehenderit in voluptate velit esse cillum dolore eu fugiat nulla pariatur excepteur</w:t>
       </w:r>
       <w:r>
         <w:rPr>
@@ -1736,9 +1939,10 @@
         <w:t>Sint</w:t>
       </w:r>
       <w:r>
-        <w:t xml:space="preserve">occaecat cupidatat non.</w:t>
-      </w:r>
-      <w:hyperlink r:id="rId20">
+        <w:rPr/>
+        <w:t>occaecat cupidatat non.</w:t>
+      </w:r>
+      <w:hyperlink r:id="rId15">
         <w:r>
           <w:rPr>
             <w:rStyle w:val="Hyperlink"/>
@@ -1747,18 +1951,20 @@
         </w:r>
       </w:hyperlink>
       <w:r>
+        <w:rPr/>
         <w:t>.</w:t>
       </w:r>
     </w:p>
     <w:p>
       <w:pPr>
         <w:pStyle w:val="Bibliography"/>
+        <w:rPr/>
       </w:pPr>
       <w:bookmarkStart w:id="35" w:name="bm31"/>
       <w:bookmarkEnd w:id="34"/>
       <w:r>
-        <w:lastRenderedPageBreak/>
-        <w:t xml:space="preserve">Sunt in culpa qui officia deserunt mollit anim id est laborum lorem ipsum dolor sit amet consectetur adipiscing elit sed do eiusmod tempor incididunt ut labore et dolore magna aliqua ut enim ad minim veniam quis nostrud exercitation ullamco laboris nisi</w:t>
+        <w:rPr/>
+        <w:t>Sunt in culpa qui officia deserunt mollit anim id est laborum lorem ipsum dolor sit amet consectetur adipiscing elit sed do eiusmod tempor incididunt ut labore et dolore magna aliqua ut enim ad minim veniam quis nostrud exercitation ullamco laboris nisi</w:t>
       </w:r>
       <w:r>
         <w:rPr>
@@ -1768,9 +1974,10 @@
         <w:t>Ut</w:t>
       </w:r>
       <w:r>
-        <w:t xml:space="preserve">aliquip ex ea.</w:t>
-      </w:r>
-      <w:hyperlink r:id="rId21">
+        <w:rPr/>
+        <w:t>aliquip ex ea.</w:t>
+      </w:r>
+      <w:hyperlink r:id="rId16">
         <w:r>
           <w:rPr>
             <w:rStyle w:val="Hyperlink"/>
@@ -1779,17 +1986,20 @@
         </w:r>
       </w:hyperlink>
       <w:r>
+        <w:rPr/>
         <w:t>.</w:t>
       </w:r>
     </w:p>
     <w:p>
       <w:pPr>
         <w:pStyle w:val="Bibliography"/>
+        <w:rPr/>
       </w:pPr>
       <w:bookmarkStart w:id="36" w:name="bm32"/>
       <w:bookmarkEnd w:id="35"/>
       <w:r>
-        <w:t xml:space="preserve">Consequat duis aute irure dolor in reprehenderit in voluptate velit esse cillum dolore</w:t>
+        <w:rPr/>
+        <w:t>Consequat duis aute irure dolor in reprehenderit in voluptate velit esse cillum dolore</w:t>
       </w:r>
       <w:r>
         <w:rPr>
@@ -1799,9 +2009,10 @@
         <w:t>Eu</w:t>
       </w:r>
       <w:r>
-        <w:t xml:space="preserve">fugiat nulla pariatur.</w:t>
-      </w:r>
-      <w:hyperlink r:id="rId22">
+        <w:rPr/>
+        <w:t>fugiat nulla pariatur.</w:t>
+      </w:r>
+      <w:hyperlink r:id="rId17">
         <w:r>
           <w:rPr>
             <w:rStyle w:val="Hyperlink"/>
@@ -1810,17 +2021,20 @@
         </w:r>
       </w:hyperlink>
       <w:r>
+        <w:rPr/>
         <w:t>.</w:t>
       </w:r>
     </w:p>
     <w:p>
       <w:pPr>
         <w:pStyle w:val="Bibliography"/>
+        <w:rPr/>
       </w:pPr>
       <w:bookmarkStart w:id="37" w:name="bm33"/>
       <w:bookmarkEnd w:id="36"/>
       <w:r>
-        <w:t xml:space="preserve">Sint occaecat cupidatat non proident sunt in culpa qui officia deserunt mollit anim.</w:t>
+        <w:rPr/>
+        <w:t>Sint occaecat cupidatat non proident sunt in culpa qui officia deserunt mollit anim.</w:t>
       </w:r>
       <w:r>
         <w:rPr>
@@ -1830,17 +2044,20 @@
         <w:t>Id est</w:t>
       </w:r>
       <w:r>
+        <w:rPr/>
         <w:t>laborum lorem ipsum dolor sit amet consectetur adipiscing elit.</w:t>
       </w:r>
     </w:p>
     <w:p>
       <w:pPr>
         <w:pStyle w:val="Bibliography"/>
+        <w:rPr/>
       </w:pPr>
       <w:bookmarkStart w:id="38" w:name="bm34"/>
       <w:bookmarkEnd w:id="37"/>
       <w:r>
-        <w:t xml:space="preserve">Sed do eiusmod tempor incididunt ut labore et dolore magna aliqua ut enim</w:t>
+        <w:rPr/>
+        <w:t>Sed do eiusmod tempor incididunt ut labore et dolore magna aliqua ut enim</w:t>
       </w:r>
       <w:r>
         <w:rPr>
@@ -1850,9 +2067,10 @@
         <w:t>Ad minim veniam</w:t>
       </w:r>
       <w:r>
-        <w:t xml:space="preserve">quis nostrud exercitation.</w:t>
-      </w:r>
-      <w:hyperlink r:id="rId23">
+        <w:rPr/>
+        <w:t>quis nostrud exercitation.</w:t>
+      </w:r>
+      <w:hyperlink r:id="rId18">
         <w:r>
           <w:rPr>
             <w:rStyle w:val="Hyperlink"/>
@@ -1861,17 +2079,20 @@
         </w:r>
       </w:hyperlink>
       <w:r>
+        <w:rPr/>
         <w:t>.</w:t>
       </w:r>
     </w:p>
     <w:p>
       <w:pPr>
         <w:pStyle w:val="Bibliography"/>
+        <w:rPr/>
       </w:pPr>
       <w:bookmarkStart w:id="39" w:name="bm35"/>
       <w:bookmarkEnd w:id="38"/>
       <w:r>
-        <w:t xml:space="preserve">Laboris nisi ut aliquip ex ea commodo consequat duis aute irure dolor in reprehenderit in voluptate velit esse cillum dolore eu fugiat nulla pariatur excepteur</w:t>
+        <w:rPr/>
+        <w:t>Laboris nisi ut aliquip ex ea commodo consequat duis aute irure dolor in reprehenderit in voluptate velit esse cillum dolore eu fugiat nulla pariatur excepteur</w:t>
       </w:r>
       <w:r>
         <w:rPr>
@@ -1881,9 +2102,10 @@
         <w:t>Sint occaecat cupidatat non</w:t>
       </w:r>
       <w:r>
-        <w:t xml:space="preserve">proident sunt in.</w:t>
-      </w:r>
-      <w:hyperlink r:id="rId24">
+        <w:rPr/>
+        <w:t>proident sunt in.</w:t>
+      </w:r>
+      <w:hyperlink r:id="rId19">
         <w:r>
           <w:rPr>
             <w:rStyle w:val="Hyperlink"/>
@@ -1892,17 +2114,20 @@
         </w:r>
       </w:hyperlink>
       <w:r>
+        <w:rPr/>
         <w:t>.</w:t>
       </w:r>
     </w:p>
     <w:p>
       <w:pPr>
         <w:pStyle w:val="Bibliography"/>
+        <w:rPr/>
       </w:pPr>
       <w:bookmarkStart w:id="40" w:name="bm36"/>
       <w:bookmarkEnd w:id="39"/>
       <w:r>
-        <w:t xml:space="preserve">Qui officia deserunt mollit anim id est laborum lorem ipsum dolor sit amet consectetur adipiscing elit sed do eiusmod tempor incididunt ut labore et dolore magna aliqua ut enim ad minim veniam quis nostrud exercitation ullamco laboris nisi ut aliquip ex ea commodo consequat duis aute irure</w:t>
+        <w:rPr/>
+        <w:t>Qui officia deserunt mollit anim id est laborum lorem ipsum dolor sit amet consectetur adipiscing elit sed do eiusmod tempor incididunt ut labore et dolore magna aliqua ut enim ad minim veniam quis nostrud exercitation ullamco laboris nisi ut aliquip ex ea commodo consequat duis aute irure</w:t>
       </w:r>
       <w:r>
         <w:rPr>
@@ -1912,9 +2137,10 @@
         <w:t>Dolor in</w:t>
       </w:r>
       <w:r>
-        <w:t xml:space="preserve">reprehenderit in voluptate.</w:t>
-      </w:r>
-      <w:hyperlink r:id="rId25">
+        <w:rPr/>
+        <w:t>reprehenderit in voluptate.</w:t>
+      </w:r>
+      <w:hyperlink r:id="rId20">
         <w:r>
           <w:rPr>
             <w:rStyle w:val="Hyperlink"/>
@@ -1923,17 +2149,20 @@
         </w:r>
       </w:hyperlink>
       <w:r>
+        <w:rPr/>
         <w:t>.</w:t>
       </w:r>
     </w:p>
     <w:p>
       <w:pPr>
         <w:pStyle w:val="Bibliography"/>
+        <w:rPr/>
       </w:pPr>
       <w:bookmarkStart w:id="41" w:name="bm37"/>
       <w:bookmarkEnd w:id="40"/>
       <w:r>
-        <w:t xml:space="preserve">Esse cillum dolore eu fugiat nulla pariatur excepteur sint occaecat cupidatat non</w:t>
+        <w:rPr/>
+        <w:t>Esse cillum dolore eu fugiat nulla pariatur excepteur sint occaecat cupidatat non</w:t>
       </w:r>
       <w:r>
         <w:rPr>
@@ -1943,9 +2172,10 @@
         <w:t>Proident sunt in</w:t>
       </w:r>
       <w:r>
-        <w:t xml:space="preserve">culpa qui officia.</w:t>
-      </w:r>
-      <w:hyperlink r:id="rId26">
+        <w:rPr/>
+        <w:t>culpa qui officia.</w:t>
+      </w:r>
+      <w:hyperlink r:id="rId21">
         <w:r>
           <w:rPr>
             <w:rStyle w:val="Hyperlink"/>
@@ -1954,17 +2184,20 @@
         </w:r>
       </w:hyperlink>
       <w:r>
+        <w:rPr/>
         <w:t>.</w:t>
       </w:r>
     </w:p>
     <w:p>
       <w:pPr>
         <w:pStyle w:val="Bibliography"/>
+        <w:rPr/>
       </w:pPr>
       <w:bookmarkStart w:id="42" w:name="bm38"/>
       <w:bookmarkEnd w:id="41"/>
       <w:r>
-        <w:t xml:space="preserve">mollit anim id est laborum lorem ipsum dolor</w:t>
+        <w:rPr/>
+        <w:t>mollit anim id est laborum lorem ipsum dolor</w:t>
       </w:r>
       <w:r>
         <w:rPr>
@@ -1974,9 +2207,10 @@
         <w:t>Sit</w:t>
       </w:r>
       <w:r>
-        <w:t xml:space="preserve">amet consectetur adipiscing.</w:t>
-      </w:r>
-      <w:hyperlink r:id="rId27">
+        <w:rPr/>
+        <w:t>amet consectetur adipiscing.</w:t>
+      </w:r>
+      <w:hyperlink r:id="rId22">
         <w:r>
           <w:rPr>
             <w:rStyle w:val="Hyperlink"/>
@@ -1985,17 +2219,20 @@
         </w:r>
       </w:hyperlink>
       <w:r>
+        <w:rPr/>
         <w:t>.</w:t>
       </w:r>
     </w:p>
     <w:p>
       <w:pPr>
         <w:pStyle w:val="Bibliography"/>
+        <w:rPr/>
       </w:pPr>
       <w:bookmarkStart w:id="43" w:name="bm39"/>
       <w:bookmarkEnd w:id="42"/>
       <w:r>
-        <w:t xml:space="preserve">Sed do eiusmod tempor incididunt ut labore et dolore magna aliqua ut enim ad minim veniam quis nostrud exercitation ullamco laboris nisi ut aliquip ex ea commodo</w:t>
+        <w:rPr/>
+        <w:t>Sed do eiusmod tempor incididunt ut labore et dolore magna aliqua ut enim ad minim veniam quis nostrud exercitation ullamco laboris nisi ut aliquip ex ea commodo</w:t>
       </w:r>
       <w:r>
         <w:rPr>
@@ -2005,9 +2242,10 @@
         <w:t>Consequat</w:t>
       </w:r>
       <w:r>
-        <w:t xml:space="preserve">duis aute irure.</w:t>
-      </w:r>
-      <w:hyperlink r:id="rId28">
+        <w:rPr/>
+        <w:t>duis aute irure.</w:t>
+      </w:r>
+      <w:hyperlink r:id="rId23">
         <w:r>
           <w:rPr>
             <w:rStyle w:val="Hyperlink"/>
@@ -2016,17 +2254,20 @@
         </w:r>
       </w:hyperlink>
       <w:r>
+        <w:rPr/>
         <w:t>.</w:t>
       </w:r>
     </w:p>
     <w:p>
       <w:pPr>
         <w:pStyle w:val="Bibliography"/>
+        <w:rPr/>
       </w:pPr>
       <w:bookmarkStart w:id="44" w:name="bm40"/>
       <w:bookmarkEnd w:id="43"/>
       <w:r>
-        <w:t xml:space="preserve">In reprehenderit in voluptate velit esse cillum dolore eu fugiat nulla pariatur excepteur sint occaecat cupidatat non proident sunt in culpa</w:t>
+        <w:rPr/>
+        <w:t>In reprehenderit in voluptate velit esse cillum dolore eu fugiat nulla pariatur excepteur sint occaecat cupidatat non proident sunt in culpa</w:t>
       </w:r>
       <w:r>
         <w:rPr>
@@ -2036,17 +2277,20 @@
         <w:t>Qui officia deserunt mollit anim id est laborum lorem ipsum</w:t>
       </w:r>
       <w:r>
+        <w:rPr/>
         <w:t>dolor sit amet consectetur adipiscing elit sed do eiusmod tempor incididunt ut labore et dolore magna aliqua ut enim.</w:t>
       </w:r>
     </w:p>
     <w:p>
       <w:pPr>
         <w:pStyle w:val="Bibliography"/>
+        <w:rPr/>
       </w:pPr>
       <w:bookmarkStart w:id="45" w:name="bm41"/>
       <w:bookmarkEnd w:id="44"/>
       <w:r>
-        <w:t xml:space="preserve">Ad minim veniam quis nostrud exercitation ullamco laboris</w:t>
+        <w:rPr/>
+        <w:t>Ad minim veniam quis nostrud exercitation ullamco laboris</w:t>
       </w:r>
       <w:r>
         <w:rPr>
@@ -2056,9 +2300,10 @@
         <w:t>Nisi ut aliquip ex ea</w:t>
       </w:r>
       <w:r>
-        <w:t xml:space="preserve">commodo consequat duis aute.</w:t>
-      </w:r>
-      <w:hyperlink r:id="rId29">
+        <w:rPr/>
+        <w:t>commodo consequat duis aute.</w:t>
+      </w:r>
+      <w:hyperlink r:id="rId24">
         <w:r>
           <w:rPr>
             <w:rStyle w:val="Hyperlink"/>
@@ -2067,17 +2312,20 @@
         </w:r>
       </w:hyperlink>
       <w:r>
+        <w:rPr/>
         <w:t>.</w:t>
       </w:r>
     </w:p>
     <w:p>
       <w:pPr>
         <w:pStyle w:val="Bibliography"/>
+        <w:rPr/>
       </w:pPr>
       <w:bookmarkStart w:id="46" w:name="bm42"/>
       <w:bookmarkEnd w:id="45"/>
       <w:r>
-        <w:t xml:space="preserve">Dolor in reprehenderit in voluptate velit esse cillum dolore eu fugiat nulla pariatur excepteur sint</w:t>
+        <w:rPr/>
+        <w:t>Dolor in reprehenderit in voluptate velit esse cillum dolore eu fugiat nulla pariatur excepteur sint</w:t>
       </w:r>
       <w:r>
         <w:rPr>
@@ -2087,9 +2335,10 @@
         <w:t>Occaecat cupidatat non proident sunt</w:t>
       </w:r>
       <w:r>
-        <w:t xml:space="preserve">in culpa qui.</w:t>
-      </w:r>
-      <w:hyperlink r:id="rId30">
+        <w:rPr/>
+        <w:t>in culpa qui.</w:t>
+      </w:r>
+      <w:hyperlink r:id="rId25">
         <w:r>
           <w:rPr>
             <w:rStyle w:val="Hyperlink"/>
@@ -2098,21 +2347,20 @@
         </w:r>
       </w:hyperlink>
       <w:r>
+        <w:rPr/>
         <w:t>.</w:t>
       </w:r>
     </w:p>
     <w:p>
       <w:pPr>
         <w:pStyle w:val="Bibliography"/>
+        <w:rPr/>
       </w:pPr>
       <w:bookmarkStart w:id="47" w:name="bm43"/>
       <w:bookmarkEnd w:id="46"/>
       <w:r>
-        <w:t xml:space="preserve">Deserunt mollit anim id est laborum lorem ipsum dolor sit amet consectetur adipiscing elit sed do eiusmod tempor incididunt ut labore et dolore magna aliqua ut enim ad</w:t>
-      </w:r>
-      <w:r>
-        <w:lastRenderedPageBreak/>
-        <w:t xml:space="preserve">Minim veniam quis nostrud</w:t>
+        <w:rPr/>
+        <w:t>Deserunt mollit anim id est laborum lorem ipsum dolor sit amet consectetur adipiscing elit sed do eiusmod tempor incididunt ut labore et dolore magna aliqua ut enim adMinim veniam quis nostrud</w:t>
       </w:r>
       <w:r>
         <w:rPr>
@@ -2122,9 +2370,10 @@
         <w:t>Exercitation</w:t>
       </w:r>
       <w:r>
-        <w:t xml:space="preserve">ullamco laboris nisi.</w:t>
-      </w:r>
-      <w:hyperlink r:id="rId31">
+        <w:rPr/>
+        <w:t>ullamco laboris nisi.</w:t>
+      </w:r>
+      <w:hyperlink r:id="rId26">
         <w:r>
           <w:rPr>
             <w:rStyle w:val="Hyperlink"/>
@@ -2133,17 +2382,20 @@
         </w:r>
       </w:hyperlink>
       <w:r>
+        <w:rPr/>
         <w:t>.</w:t>
       </w:r>
     </w:p>
     <w:p>
       <w:pPr>
         <w:pStyle w:val="Bibliography"/>
+        <w:rPr/>
       </w:pPr>
       <w:bookmarkStart w:id="48" w:name="bm44"/>
       <w:bookmarkEnd w:id="47"/>
       <w:r>
-        <w:t xml:space="preserve">Aliquip ex ea commodo consequat duis aute irure dolor in reprehenderit in voluptate velit esse cillum dolore eu fugiat nulla pariatur excepteur sint occaecat cupidatat non proident sunt in culpa qui officia deserunt mollit anim id est</w:t>
+        <w:rPr/>
+        <w:t>Aliquip ex ea commodo consequat duis aute irure dolor in reprehenderit in voluptate velit esse cillum dolore eu fugiat nulla pariatur excepteur sint occaecat cupidatat non proident sunt in culpa qui officia deserunt mollit anim id est</w:t>
       </w:r>
       <w:r>
         <w:rPr>
@@ -2153,9 +2405,10 @@
         <w:t>Laborum</w:t>
       </w:r>
       <w:r>
-        <w:t xml:space="preserve">lorem ipsum dolor.</w:t>
-      </w:r>
-      <w:hyperlink r:id="rId32">
+        <w:rPr/>
+        <w:t>lorem ipsum dolor.</w:t>
+      </w:r>
+      <w:hyperlink r:id="rId27">
         <w:r>
           <w:rPr>
             <w:rStyle w:val="Hyperlink"/>
@@ -2164,17 +2417,20 @@
         </w:r>
       </w:hyperlink>
       <w:r>
+        <w:rPr/>
         <w:t>.</w:t>
       </w:r>
     </w:p>
     <w:p>
       <w:pPr>
         <w:pStyle w:val="Bibliography"/>
+        <w:rPr/>
       </w:pPr>
       <w:bookmarkStart w:id="49" w:name="bm45"/>
       <w:bookmarkEnd w:id="48"/>
       <w:r>
-        <w:t xml:space="preserve">Amet consectetur adipiscing elit sed do eiusmod tempor incididunt ut labore et dolore magna aliqua ut enim ad minim veniam quis nostrud exercitation</w:t>
+        <w:rPr/>
+        <w:t>Amet consectetur adipiscing elit sed do eiusmod tempor incididunt ut labore et dolore magna aliqua ut enim ad minim veniam quis nostrud exercitation</w:t>
       </w:r>
       <w:r>
         <w:rPr>
@@ -2184,9 +2440,10 @@
         <w:t>Ullamco laboris</w:t>
       </w:r>
       <w:r>
-        <w:t xml:space="preserve">nisi ut aliquip.</w:t>
-      </w:r>
-      <w:hyperlink r:id="rId33">
+        <w:rPr/>
+        <w:t>nisi ut aliquip.</w:t>
+      </w:r>
+      <w:hyperlink r:id="rId28">
         <w:r>
           <w:rPr>
             <w:rStyle w:val="Hyperlink"/>
@@ -2195,17 +2452,20 @@
         </w:r>
       </w:hyperlink>
       <w:r>
+        <w:rPr/>
         <w:t>.</w:t>
       </w:r>
     </w:p>
     <w:p>
       <w:pPr>
         <w:pStyle w:val="Bibliography"/>
+        <w:rPr/>
       </w:pPr>
       <w:bookmarkStart w:id="50" w:name="bm46"/>
       <w:bookmarkEnd w:id="49"/>
       <w:r>
-        <w:t xml:space="preserve">Ea commodo consequat duis aute irure dolor in reprehenderit in voluptate velit esse cillum</w:t>
+        <w:rPr/>
+        <w:t>Ea commodo consequat duis aute irure dolor in reprehenderit in voluptate velit esse cillum</w:t>
       </w:r>
       <w:r>
         <w:rPr>
@@ -2215,9 +2475,10 @@
         <w:t>Dolore eu</w:t>
       </w:r>
       <w:r>
-        <w:t xml:space="preserve">fugiat nulla pariatur.</w:t>
-      </w:r>
-      <w:hyperlink r:id="rId34">
+        <w:rPr/>
+        <w:t>fugiat nulla pariatur.</w:t>
+      </w:r>
+      <w:hyperlink r:id="rId29">
         <w:r>
           <w:rPr>
             <w:rStyle w:val="Hyperlink"/>
@@ -2226,17 +2487,20 @@
         </w:r>
       </w:hyperlink>
       <w:r>
+        <w:rPr/>
         <w:t>.</w:t>
       </w:r>
     </w:p>
     <w:p>
       <w:pPr>
         <w:pStyle w:val="Bibliography"/>
+        <w:rPr/>
       </w:pPr>
       <w:bookmarkStart w:id="51" w:name="bm47"/>
       <w:bookmarkEnd w:id="50"/>
       <w:r>
-        <w:t xml:space="preserve">Sint occaecat cupidatat non proident sunt in culpa qui officia</w:t>
+        <w:rPr/>
+        <w:t>Sint occaecat cupidatat non proident sunt in culpa qui officia</w:t>
       </w:r>
       <w:r>
         <w:rPr>
@@ -2246,9 +2510,10 @@
         <w:t>Deserunt mollit anim id est</w:t>
       </w:r>
       <w:r>
-        <w:t xml:space="preserve">laborum lorem ipsum.</w:t>
-      </w:r>
-      <w:hyperlink r:id="rId35">
+        <w:rPr/>
+        <w:t>laborum lorem ipsum.</w:t>
+      </w:r>
+      <w:hyperlink r:id="rId30">
         <w:r>
           <w:rPr>
             <w:rStyle w:val="Hyperlink"/>
@@ -2257,17 +2522,20 @@
         </w:r>
       </w:hyperlink>
       <w:r>
+        <w:rPr/>
         <w:t>.</w:t>
       </w:r>
     </w:p>
     <w:p>
       <w:pPr>
         <w:pStyle w:val="Bibliography"/>
+        <w:rPr/>
       </w:pPr>
       <w:bookmarkStart w:id="52" w:name="bm48"/>
       <w:bookmarkEnd w:id="51"/>
       <w:r>
-        <w:t xml:space="preserve">Sit amet consectetur adipiscing elit sed do eiusmod tempor incididunt ut labore et dolore magna aliqua ut enim ad minim veniam quis nostrud exercitation ullamco laboris nisi</w:t>
+        <w:rPr/>
+        <w:t>Sit amet consectetur adipiscing elit sed do eiusmod tempor incididunt ut labore et dolore magna aliqua ut enim ad minim veniam quis nostrud exercitation ullamco laboris nisi</w:t>
       </w:r>
       <w:r>
         <w:rPr>
@@ -2277,9 +2545,10 @@
         <w:t>Ut aliquip ex ea commodo</w:t>
       </w:r>
       <w:r>
-        <w:t xml:space="preserve">consequat duis aute.</w:t>
-      </w:r>
-      <w:hyperlink r:id="rId36">
+        <w:rPr/>
+        <w:t>consequat duis aute.</w:t>
+      </w:r>
+      <w:hyperlink r:id="rId31">
         <w:r>
           <w:rPr>
             <w:rStyle w:val="Hyperlink"/>
@@ -2288,17 +2557,20 @@
         </w:r>
       </w:hyperlink>
       <w:r>
+        <w:rPr/>
         <w:t>.</w:t>
       </w:r>
     </w:p>
     <w:p>
       <w:pPr>
         <w:pStyle w:val="Bibliography"/>
+        <w:rPr/>
       </w:pPr>
       <w:bookmarkStart w:id="53" w:name="bm49"/>
       <w:bookmarkEnd w:id="52"/>
       <w:r>
-        <w:t xml:space="preserve">Dolor in reprehenderit in voluptate velit esse cillum dolore eu fugiat nulla pariatur excepteur sint occaecat cupidatat non proident sunt in</w:t>
+        <w:rPr/>
+        <w:t>Dolor in reprehenderit in voluptate velit esse cillum dolore eu fugiat nulla pariatur excepteur sint occaecat cupidatat non proident sunt in</w:t>
       </w:r>
       <w:r>
         <w:rPr>
@@ -2308,9 +2580,10 @@
         <w:t>Culpa qui</w:t>
       </w:r>
       <w:r>
-        <w:t xml:space="preserve">officia deserunt mollit.</w:t>
-      </w:r>
-      <w:hyperlink r:id="rId37">
+        <w:rPr/>
+        <w:t>officia deserunt mollit.</w:t>
+      </w:r>
+      <w:hyperlink r:id="rId32">
         <w:r>
           <w:rPr>
             <w:rStyle w:val="Hyperlink"/>
@@ -2319,17 +2592,20 @@
         </w:r>
       </w:hyperlink>
       <w:r>
+        <w:rPr/>
         <w:t>.</w:t>
       </w:r>
     </w:p>
     <w:p>
       <w:pPr>
         <w:pStyle w:val="Bibliography"/>
+        <w:rPr/>
       </w:pPr>
       <w:bookmarkStart w:id="54" w:name="bm50"/>
       <w:bookmarkEnd w:id="53"/>
       <w:r>
-        <w:t xml:space="preserve">Id est laborum lorem ipsum dolor sit amet consectetur adipiscing elit.</w:t>
+        <w:rPr/>
+        <w:t>Id est laborum lorem ipsum dolor sit amet consectetur adipiscing elit.</w:t>
       </w:r>
       <w:r>
         <w:rPr>
@@ -2339,18 +2615,20 @@
         <w:t>Sed do eiusmod</w:t>
       </w:r>
       <w:r>
+        <w:rPr/>
         <w:t>tempor incididunt ut labore et dolore.</w:t>
       </w:r>
     </w:p>
     <w:p>
       <w:pPr>
         <w:pStyle w:val="Heading1"/>
-      </w:pPr>
-      <w:bookmarkStart w:id="55" w:name="bm55"/>
+        <w:rPr/>
+      </w:pPr>
       <w:bookmarkEnd w:id="17"/>
-      <w:bookmarkEnd w:id="19"/>
+      <w:bookmarkEnd w:id="18"/>
       <w:bookmarkEnd w:id="54"/>
       <w:r>
+        <w:rPr/>
         <w:t>Magna</w:t>
       </w:r>
     </w:p>
@@ -2358,24 +2636,47 @@
       <w:tblPr>
         <w:tblStyle w:val="Table"/>
         <w:tblW w:w="5000" w:type="pct"/>
+        <w:jc w:val="start"/>
+        <w:tblInd w:w="0" w:type="dxa"/>
         <w:tblLayout w:type="fixed"/>
-        <w:tblLook w:val="0000" w:firstRow="0" w:lastRow="0" w:firstColumn="0" w:lastColumn="0" w:noHBand="0" w:noVBand="0"/>
+        <w:tblCellMar>
+          <w:top w:w="0" w:type="dxa"/>
+          <w:start w:w="108" w:type="dxa"/>
+          <w:bottom w:w="0" w:type="dxa"/>
+          <w:end w:w="108" w:type="dxa"/>
+        </w:tblCellMar>
+        <w:tblLook w:noHBand="0" w:lastColumn="0" w:firstColumn="0" w:lastRow="0" w:firstRow="0" w:noVBand="0" w:val="0000"/>
       </w:tblPr>
       <w:tblGrid>
-        <w:gridCol w:w="9346"/>
+        <w:gridCol w:w="9360"/>
       </w:tblGrid>
       <w:tr>
+        <w:trPr/>
         <w:tc>
           <w:tcPr>
-            <w:tcW w:w="7920" w:type="dxa"/>
+            <w:tcW w:w="9360" w:type="dxa"/>
+            <w:tcBorders/>
           </w:tcPr>
           <w:p>
             <w:pPr>
               <w:pStyle w:val="ImageCaption"/>
-              <w:spacing w:before="200"/>
+              <w:widowControl/>
+              <w:spacing w:before="200" w:after="220"/>
+              <w:jc w:val="start"/>
+              <w:rPr>
+                <w:rFonts w:eastAsia="Cambria" w:cs=""/>
+                <w:kern w:val="0"/>
+                <w:szCs w:val="24"/>
+                <w:lang w:val="en-US" w:eastAsia="en-US" w:bidi="ar-SA"/>
+              </w:rPr>
             </w:pPr>
-            <w:bookmarkStart w:id="56" w:name="bm56"/>
             <w:r>
+              <w:rPr>
+                <w:rFonts w:eastAsia="Cambria" w:cs=""/>
+                <w:kern w:val="0"/>
+                <w:szCs w:val="24"/>
+                <w:lang w:val="en-US" w:eastAsia="en-US" w:bidi="ar-SA"/>
+              </w:rPr>
               <w:t>Aliqua ut enim ad minim veniam quis nostrud exercitation.</w:t>
             </w:r>
           </w:p>
@@ -2383,729 +2684,1656 @@
             <w:tblPr>
               <w:tblStyle w:val="Table"/>
               <w:tblW w:w="5000" w:type="pct"/>
+              <w:jc w:val="start"/>
+              <w:tblInd w:w="0" w:type="dxa"/>
               <w:tblLayout w:type="fixed"/>
-              <w:tblLook w:val="0020" w:firstRow="1" w:lastRow="0" w:firstColumn="0" w:lastColumn="0" w:noHBand="0" w:noVBand="0"/>
+              <w:tblCellMar>
+                <w:top w:w="0" w:type="dxa"/>
+                <w:start w:w="108" w:type="dxa"/>
+                <w:bottom w:w="0" w:type="dxa"/>
+                <w:end w:w="108" w:type="dxa"/>
+              </w:tblCellMar>
+              <w:tblLook w:noHBand="0" w:lastColumn="0" w:firstColumn="0" w:lastRow="0" w:firstRow="1" w:noVBand="0" w:val="0020"/>
             </w:tblPr>
             <w:tblGrid>
-              <w:gridCol w:w="961"/>
-              <w:gridCol w:w="1441"/>
-              <w:gridCol w:w="4806"/>
-              <w:gridCol w:w="1922"/>
+              <w:gridCol w:w="962"/>
+              <w:gridCol w:w="1443"/>
+              <w:gridCol w:w="4814"/>
+              <w:gridCol w:w="1925"/>
             </w:tblGrid>
             <w:tr>
               <w:trPr>
+                <w:tblHeader w:val="true"/>
                 <w:cnfStyle w:val="100000000000" w:firstRow="1" w:lastRow="0" w:firstColumn="0" w:lastColumn="0" w:oddVBand="0" w:evenVBand="0" w:oddHBand="0" w:evenHBand="0" w:firstRowFirstColumn="0" w:firstRowLastColumn="0" w:lastRowFirstColumn="0" w:lastRowLastColumn="0"/>
-                <w:tblHeader/>
               </w:trPr>
               <w:tc>
                 <w:tcPr>
-                  <w:tcW w:w="833" w:type="dxa"/>
+                  <w:tcW w:w="962" w:type="dxa"/>
+                  <w:tcBorders>
+                    <w:bottom w:val="single" w:sz="6" w:space="0" w:color="000000"/>
+                  </w:tcBorders>
+                  <w:vAlign w:val="bottom"/>
                 </w:tcPr>
                 <w:p>
                   <w:pPr>
                     <w:pStyle w:val="Compact"/>
+                    <w:widowControl/>
+                    <w:spacing w:before="36" w:after="36"/>
                     <w:jc w:val="center"/>
+                    <w:rPr>
+                      <w:rFonts w:eastAsia="Cambria" w:cs=""/>
+                      <w:kern w:val="0"/>
+                      <w:szCs w:val="24"/>
+                      <w:lang w:val="en-US" w:eastAsia="en-US" w:bidi="ar-SA"/>
+                    </w:rPr>
                   </w:pPr>
                   <w:r>
+                    <w:rPr>
+                      <w:rFonts w:eastAsia="Cambria" w:cs=""/>
+                      <w:kern w:val="0"/>
+                      <w:szCs w:val="24"/>
+                      <w:lang w:val="en-US" w:eastAsia="en-US" w:bidi="ar-SA"/>
+                    </w:rPr>
                     <w:t>Ullamco</w:t>
                   </w:r>
                 </w:p>
               </w:tc>
               <w:tc>
                 <w:tcPr>
-                  <w:tcW w:w="1250" w:type="dxa"/>
+                  <w:tcW w:w="1443" w:type="dxa"/>
+                  <w:tcBorders>
+                    <w:bottom w:val="single" w:sz="6" w:space="0" w:color="000000"/>
+                  </w:tcBorders>
+                  <w:vAlign w:val="bottom"/>
                 </w:tcPr>
                 <w:p>
                   <w:pPr>
                     <w:pStyle w:val="Compact"/>
+                    <w:widowControl/>
+                    <w:spacing w:before="36" w:after="36"/>
                     <w:jc w:val="center"/>
+                    <w:rPr>
+                      <w:rFonts w:eastAsia="Cambria" w:cs=""/>
+                      <w:kern w:val="0"/>
+                      <w:szCs w:val="24"/>
+                      <w:lang w:val="en-US" w:eastAsia="en-US" w:bidi="ar-SA"/>
+                    </w:rPr>
                   </w:pPr>
                   <w:r>
+                    <w:rPr>
+                      <w:rFonts w:eastAsia="Cambria" w:cs=""/>
+                      <w:kern w:val="0"/>
+                      <w:szCs w:val="24"/>
+                      <w:lang w:val="en-US" w:eastAsia="en-US" w:bidi="ar-SA"/>
+                    </w:rPr>
                     <w:t>Laboris nisi ut</w:t>
                   </w:r>
                 </w:p>
               </w:tc>
               <w:tc>
                 <w:tcPr>
-                  <w:tcW w:w="4168" w:type="dxa"/>
+                  <w:tcW w:w="4814" w:type="dxa"/>
+                  <w:tcBorders>
+                    <w:bottom w:val="single" w:sz="6" w:space="0" w:color="000000"/>
+                  </w:tcBorders>
+                  <w:vAlign w:val="bottom"/>
                 </w:tcPr>
                 <w:p>
                   <w:pPr>
                     <w:pStyle w:val="Compact"/>
+                    <w:widowControl/>
+                    <w:spacing w:before="36" w:after="36"/>
                     <w:jc w:val="center"/>
+                    <w:rPr>
+                      <w:rFonts w:eastAsia="Cambria" w:cs=""/>
+                      <w:kern w:val="0"/>
+                      <w:szCs w:val="24"/>
+                      <w:lang w:val="en-US" w:eastAsia="en-US" w:bidi="ar-SA"/>
+                    </w:rPr>
                   </w:pPr>
                   <w:r>
+                    <w:rPr>
+                      <w:rFonts w:eastAsia="Cambria" w:cs=""/>
+                      <w:kern w:val="0"/>
+                      <w:szCs w:val="24"/>
+                      <w:lang w:val="en-US" w:eastAsia="en-US" w:bidi="ar-SA"/>
+                    </w:rPr>
                     <w:t>Aliquip ex ea commodo consequat</w:t>
                   </w:r>
                 </w:p>
               </w:tc>
               <w:tc>
                 <w:tcPr>
-                  <w:tcW w:w="1667" w:type="dxa"/>
+                  <w:tcW w:w="1925" w:type="dxa"/>
+                  <w:tcBorders>
+                    <w:bottom w:val="single" w:sz="6" w:space="0" w:color="000000"/>
+                  </w:tcBorders>
+                  <w:vAlign w:val="bottom"/>
                 </w:tcPr>
                 <w:p>
                   <w:pPr>
                     <w:pStyle w:val="Compact"/>
+                    <w:widowControl/>
+                    <w:spacing w:before="36" w:after="36"/>
                     <w:jc w:val="center"/>
+                    <w:rPr>
+                      <w:rFonts w:eastAsia="Cambria" w:cs=""/>
+                      <w:kern w:val="0"/>
+                      <w:szCs w:val="24"/>
+                      <w:lang w:val="en-US" w:eastAsia="en-US" w:bidi="ar-SA"/>
+                    </w:rPr>
                   </w:pPr>
                   <w:r>
+                    <w:rPr>
+                      <w:rFonts w:eastAsia="Cambria" w:cs=""/>
+                      <w:kern w:val="0"/>
+                      <w:szCs w:val="24"/>
+                      <w:lang w:val="en-US" w:eastAsia="en-US" w:bidi="ar-SA"/>
+                    </w:rPr>
                     <w:t>Duis</w:t>
                   </w:r>
                 </w:p>
               </w:tc>
             </w:tr>
             <w:tr>
+              <w:trPr/>
               <w:tc>
                 <w:tcPr>
-                  <w:tcW w:w="833" w:type="dxa"/>
+                  <w:tcW w:w="962" w:type="dxa"/>
+                  <w:tcBorders/>
                 </w:tcPr>
                 <w:p>
                   <w:pPr>
                     <w:pStyle w:val="Compact"/>
+                    <w:widowControl/>
+                    <w:spacing w:before="36" w:after="36"/>
                     <w:jc w:val="center"/>
+                    <w:rPr>
+                      <w:rFonts w:eastAsia="Cambria" w:cs=""/>
+                      <w:kern w:val="0"/>
+                      <w:szCs w:val="24"/>
+                      <w:lang w:val="en-US" w:eastAsia="en-US" w:bidi="ar-SA"/>
+                    </w:rPr>
                   </w:pPr>
                   <w:r>
+                    <w:rPr>
+                      <w:rFonts w:eastAsia="Cambria" w:cs=""/>
+                      <w:kern w:val="0"/>
+                      <w:szCs w:val="24"/>
+                      <w:lang w:val="en-US" w:eastAsia="en-US" w:bidi="ar-SA"/>
+                    </w:rPr>
                     <w:t>Aute irure</w:t>
                   </w:r>
                   <w:hyperlink w:anchor="bm44">
                     <w:r>
                       <w:rPr>
                         <w:rStyle w:val="Hyperlink"/>
+                        <w:rFonts w:eastAsia="Cambria" w:cs=""/>
+                        <w:kern w:val="0"/>
+                        <w:szCs w:val="24"/>
+                        <w:lang w:val="en-US" w:eastAsia="en-US" w:bidi="ar-SA"/>
                       </w:rPr>
                       <w:t>Dolor in reprehenderit in</w:t>
                     </w:r>
                   </w:hyperlink>
                   <w:r>
+                    <w:rPr>
+                      <w:rFonts w:eastAsia="Cambria" w:cs=""/>
+                      <w:kern w:val="0"/>
+                      <w:szCs w:val="24"/>
+                      <w:lang w:val="en-US" w:eastAsia="en-US" w:bidi="ar-SA"/>
+                    </w:rPr>
                     <w:t xml:space="preserve">; </w:t>
                   </w:r>
                   <w:hyperlink w:anchor="bm30">
                     <w:r>
                       <w:rPr>
                         <w:rStyle w:val="Hyperlink"/>
+                        <w:rFonts w:eastAsia="Cambria" w:cs=""/>
+                        <w:kern w:val="0"/>
+                        <w:szCs w:val="24"/>
+                        <w:lang w:val="en-US" w:eastAsia="en-US" w:bidi="ar-SA"/>
                       </w:rPr>
                       <w:t>Voluptate velit esse cillum</w:t>
                     </w:r>
                   </w:hyperlink>
                   <w:r>
+                    <w:rPr>
+                      <w:rFonts w:eastAsia="Cambria" w:cs=""/>
+                      <w:kern w:val="0"/>
+                      <w:szCs w:val="24"/>
+                      <w:lang w:val="en-US" w:eastAsia="en-US" w:bidi="ar-SA"/>
+                    </w:rPr>
                     <w:t>)</w:t>
                   </w:r>
                 </w:p>
               </w:tc>
               <w:tc>
                 <w:tcPr>
-                  <w:tcW w:w="1250" w:type="dxa"/>
+                  <w:tcW w:w="1443" w:type="dxa"/>
+                  <w:tcBorders/>
                 </w:tcPr>
                 <w:p>
                   <w:pPr>
                     <w:pStyle w:val="Compact"/>
+                    <w:widowControl/>
+                    <w:spacing w:before="36" w:after="36"/>
                     <w:jc w:val="center"/>
+                    <w:rPr>
+                      <w:rFonts w:eastAsia="Cambria" w:cs=""/>
+                      <w:kern w:val="0"/>
+                      <w:szCs w:val="24"/>
+                      <w:lang w:val="en-US" w:eastAsia="en-US" w:bidi="ar-SA"/>
+                    </w:rPr>
                   </w:pPr>
                   <w:r>
+                    <w:rPr>
+                      <w:rFonts w:eastAsia="Cambria" w:cs=""/>
+                      <w:kern w:val="0"/>
+                      <w:szCs w:val="24"/>
+                      <w:lang w:val="en-US" w:eastAsia="en-US" w:bidi="ar-SA"/>
+                    </w:rPr>
                     <w:t>Dolore eu fugiat nulla pariatur excepteur sint occaecat</w:t>
                   </w:r>
                 </w:p>
               </w:tc>
               <w:tc>
                 <w:tcPr>
-                  <w:tcW w:w="4168" w:type="dxa"/>
+                  <w:tcW w:w="4814" w:type="dxa"/>
+                  <w:tcBorders/>
                 </w:tcPr>
                 <w:p>
                   <w:pPr>
                     <w:pStyle w:val="Compact"/>
+                    <w:widowControl/>
+                    <w:spacing w:before="36" w:after="36"/>
                     <w:jc w:val="center"/>
+                    <w:rPr>
+                      <w:rFonts w:eastAsia="Cambria" w:cs=""/>
+                      <w:kern w:val="0"/>
+                      <w:szCs w:val="24"/>
+                      <w:lang w:val="en-US" w:eastAsia="en-US" w:bidi="ar-SA"/>
+                    </w:rPr>
                   </w:pPr>
                   <w:r>
+                    <w:rPr>
+                      <w:rFonts w:eastAsia="Cambria" w:cs=""/>
+                      <w:kern w:val="0"/>
+                      <w:szCs w:val="24"/>
+                      <w:lang w:val="en-US" w:eastAsia="en-US" w:bidi="ar-SA"/>
+                    </w:rPr>
                     <w:t>Cupidatat non proident</w:t>
                   </w:r>
                 </w:p>
               </w:tc>
               <w:tc>
                 <w:tcPr>
-                  <w:tcW w:w="1667" w:type="dxa"/>
+                  <w:tcW w:w="1925" w:type="dxa"/>
+                  <w:tcBorders/>
                 </w:tcPr>
                 <w:p>
                   <w:pPr>
                     <w:pStyle w:val="Compact"/>
+                    <w:widowControl/>
+                    <w:spacing w:before="36" w:after="36"/>
                     <w:jc w:val="center"/>
+                    <w:rPr>
+                      <w:rFonts w:eastAsia="Cambria" w:cs=""/>
+                      <w:kern w:val="0"/>
+                      <w:szCs w:val="24"/>
+                      <w:lang w:val="en-US" w:eastAsia="en-US" w:bidi="ar-SA"/>
+                    </w:rPr>
                   </w:pPr>
                   <w:r>
+                    <w:rPr>
+                      <w:rFonts w:eastAsia="Cambria" w:cs=""/>
+                      <w:kern w:val="0"/>
+                      <w:szCs w:val="24"/>
+                      <w:lang w:val="en-US" w:eastAsia="en-US" w:bidi="ar-SA"/>
+                    </w:rPr>
                     <w:t>Sunt in culpa qui officia deserunt mollit anim</w:t>
                   </w:r>
                 </w:p>
               </w:tc>
             </w:tr>
             <w:tr>
+              <w:trPr/>
               <w:tc>
                 <w:tcPr>
-                  <w:tcW w:w="833" w:type="dxa"/>
+                  <w:tcW w:w="962" w:type="dxa"/>
+                  <w:tcBorders/>
                 </w:tcPr>
                 <w:p>
                   <w:pPr>
                     <w:pStyle w:val="Compact"/>
+                    <w:widowControl/>
+                    <w:spacing w:before="36" w:after="36"/>
                     <w:jc w:val="center"/>
+                    <w:rPr>
+                      <w:rFonts w:eastAsia="Cambria" w:cs=""/>
+                      <w:kern w:val="0"/>
+                      <w:szCs w:val="24"/>
+                      <w:lang w:val="en-US" w:eastAsia="en-US" w:bidi="ar-SA"/>
+                    </w:rPr>
                   </w:pPr>
                   <w:r>
-                    <w:lastRenderedPageBreak/>
+                    <w:rPr>
+                      <w:rFonts w:eastAsia="Cambria" w:cs=""/>
+                      <w:kern w:val="0"/>
+                      <w:szCs w:val="24"/>
+                      <w:lang w:val="en-US" w:eastAsia="en-US" w:bidi="ar-SA"/>
+                    </w:rPr>
                     <w:t>Id est</w:t>
                   </w:r>
                   <w:hyperlink w:anchor="bm36">
                     <w:r>
                       <w:rPr>
                         <w:rStyle w:val="Hyperlink"/>
+                        <w:rFonts w:eastAsia="Cambria" w:cs=""/>
+                        <w:kern w:val="0"/>
+                        <w:szCs w:val="24"/>
+                        <w:lang w:val="en-US" w:eastAsia="en-US" w:bidi="ar-SA"/>
                       </w:rPr>
                       <w:t>Laborum lorem ipsum dolor</w:t>
                     </w:r>
                   </w:hyperlink>
                   <w:r>
+                    <w:rPr>
+                      <w:rFonts w:eastAsia="Cambria" w:cs=""/>
+                      <w:kern w:val="0"/>
+                      <w:szCs w:val="24"/>
+                      <w:lang w:val="en-US" w:eastAsia="en-US" w:bidi="ar-SA"/>
+                    </w:rPr>
                     <w:t xml:space="preserve">; </w:t>
                   </w:r>
                   <w:hyperlink w:anchor="bm31">
                     <w:r>
                       <w:rPr>
                         <w:rStyle w:val="Hyperlink"/>
+                        <w:rFonts w:eastAsia="Cambria" w:cs=""/>
+                        <w:kern w:val="0"/>
+                        <w:szCs w:val="24"/>
+                        <w:lang w:val="en-US" w:eastAsia="en-US" w:bidi="ar-SA"/>
                       </w:rPr>
                       <w:t>Sit amet consectetur adipiscing</w:t>
                     </w:r>
                   </w:hyperlink>
                   <w:r>
+                    <w:rPr>
+                      <w:rFonts w:eastAsia="Cambria" w:cs=""/>
+                      <w:kern w:val="0"/>
+                      <w:szCs w:val="24"/>
+                      <w:lang w:val="en-US" w:eastAsia="en-US" w:bidi="ar-SA"/>
+                    </w:rPr>
                     <w:t>)</w:t>
                   </w:r>
                 </w:p>
               </w:tc>
               <w:tc>
                 <w:tcPr>
-                  <w:tcW w:w="1250" w:type="dxa"/>
+                  <w:tcW w:w="1443" w:type="dxa"/>
+                  <w:tcBorders/>
                 </w:tcPr>
                 <w:p>
                   <w:pPr>
                     <w:pStyle w:val="Compact"/>
+                    <w:widowControl/>
+                    <w:spacing w:before="36" w:after="36"/>
                     <w:jc w:val="center"/>
+                    <w:rPr>
+                      <w:rFonts w:eastAsia="Cambria" w:cs=""/>
+                      <w:kern w:val="0"/>
+                      <w:szCs w:val="24"/>
+                      <w:lang w:val="en-US" w:eastAsia="en-US" w:bidi="ar-SA"/>
+                    </w:rPr>
                   </w:pPr>
                   <w:r>
+                    <w:rPr>
+                      <w:rFonts w:eastAsia="Cambria" w:cs=""/>
+                      <w:kern w:val="0"/>
+                      <w:szCs w:val="24"/>
+                      <w:lang w:val="en-US" w:eastAsia="en-US" w:bidi="ar-SA"/>
+                    </w:rPr>
                     <w:t>Elit sed do eiusmod</w:t>
                   </w:r>
                 </w:p>
               </w:tc>
               <w:tc>
                 <w:tcPr>
-                  <w:tcW w:w="4168" w:type="dxa"/>
+                  <w:tcW w:w="4814" w:type="dxa"/>
+                  <w:tcBorders/>
                 </w:tcPr>
                 <w:p>
                   <w:pPr>
                     <w:pStyle w:val="Compact"/>
+                    <w:widowControl/>
+                    <w:spacing w:before="36" w:after="36"/>
                     <w:jc w:val="center"/>
+                    <w:rPr>
+                      <w:rFonts w:eastAsia="Cambria" w:cs=""/>
+                      <w:kern w:val="0"/>
+                      <w:szCs w:val="24"/>
+                      <w:lang w:val="en-US" w:eastAsia="en-US" w:bidi="ar-SA"/>
+                    </w:rPr>
                   </w:pPr>
                   <w:r>
+                    <w:rPr>
+                      <w:rFonts w:eastAsia="Cambria" w:cs=""/>
+                      <w:kern w:val="0"/>
+                      <w:szCs w:val="24"/>
+                      <w:lang w:val="en-US" w:eastAsia="en-US" w:bidi="ar-SA"/>
+                    </w:rPr>
                     <w:t>Tempor incididunt ut labore et dolore magna aliqua ut</w:t>
                   </w:r>
                 </w:p>
               </w:tc>
               <w:tc>
                 <w:tcPr>
-                  <w:tcW w:w="1667" w:type="dxa"/>
+                  <w:tcW w:w="1925" w:type="dxa"/>
+                  <w:tcBorders/>
                 </w:tcPr>
                 <w:p>
                   <w:pPr>
                     <w:pStyle w:val="Compact"/>
+                    <w:widowControl/>
+                    <w:spacing w:before="36" w:after="36"/>
                     <w:jc w:val="center"/>
+                    <w:rPr>
+                      <w:rFonts w:eastAsia="Cambria" w:cs=""/>
+                      <w:kern w:val="0"/>
+                      <w:szCs w:val="24"/>
+                      <w:lang w:val="en-US" w:eastAsia="en-US" w:bidi="ar-SA"/>
+                    </w:rPr>
                   </w:pPr>
                   <w:r>
+                    <w:rPr>
+                      <w:rFonts w:eastAsia="Cambria" w:cs=""/>
+                      <w:kern w:val="0"/>
+                      <w:szCs w:val="24"/>
+                      <w:lang w:val="en-US" w:eastAsia="en-US" w:bidi="ar-SA"/>
+                    </w:rPr>
                     <w:t>Enim ad minim veniam</w:t>
                   </w:r>
                 </w:p>
               </w:tc>
             </w:tr>
             <w:tr>
+              <w:trPr/>
               <w:tc>
                 <w:tcPr>
-                  <w:tcW w:w="833" w:type="dxa"/>
+                  <w:tcW w:w="962" w:type="dxa"/>
+                  <w:tcBorders/>
                 </w:tcPr>
                 <w:p>
                   <w:pPr>
                     <w:pStyle w:val="Compact"/>
+                    <w:widowControl/>
+                    <w:spacing w:before="36" w:after="36"/>
                     <w:jc w:val="center"/>
+                    <w:rPr>
+                      <w:rFonts w:eastAsia="Cambria" w:cs=""/>
+                      <w:kern w:val="0"/>
+                      <w:szCs w:val="24"/>
+                      <w:lang w:val="en-US" w:eastAsia="en-US" w:bidi="ar-SA"/>
+                    </w:rPr>
                   </w:pPr>
                   <w:r>
+                    <w:rPr>
+                      <w:rFonts w:eastAsia="Cambria" w:cs=""/>
+                      <w:kern w:val="0"/>
+                      <w:szCs w:val="24"/>
+                      <w:lang w:val="en-US" w:eastAsia="en-US" w:bidi="ar-SA"/>
+                    </w:rPr>
                     <w:t>Quis nostrud exercitation</w:t>
                   </w:r>
                   <w:hyperlink w:anchor="bm25">
                     <w:r>
                       <w:rPr>
                         <w:rStyle w:val="Hyperlink"/>
+                        <w:rFonts w:eastAsia="Cambria" w:cs=""/>
+                        <w:kern w:val="0"/>
+                        <w:szCs w:val="24"/>
+                        <w:lang w:val="en-US" w:eastAsia="en-US" w:bidi="ar-SA"/>
                       </w:rPr>
                       <w:t>Ullamco laboris nisi ut</w:t>
                     </w:r>
                   </w:hyperlink>
                   <w:r>
+                    <w:rPr>
+                      <w:rFonts w:eastAsia="Cambria" w:cs=""/>
+                      <w:kern w:val="0"/>
+                      <w:szCs w:val="24"/>
+                      <w:lang w:val="en-US" w:eastAsia="en-US" w:bidi="ar-SA"/>
+                    </w:rPr>
                     <w:t>)</w:t>
                   </w:r>
                 </w:p>
               </w:tc>
               <w:tc>
                 <w:tcPr>
-                  <w:tcW w:w="1250" w:type="dxa"/>
+                  <w:tcW w:w="1443" w:type="dxa"/>
+                  <w:tcBorders/>
                 </w:tcPr>
                 <w:p>
                   <w:pPr>
                     <w:pStyle w:val="Compact"/>
+                    <w:widowControl/>
+                    <w:spacing w:before="36" w:after="36"/>
                     <w:jc w:val="center"/>
+                    <w:rPr>
+                      <w:rFonts w:eastAsia="Cambria" w:cs=""/>
+                      <w:kern w:val="0"/>
+                      <w:szCs w:val="24"/>
+                      <w:lang w:val="en-US" w:eastAsia="en-US" w:bidi="ar-SA"/>
+                    </w:rPr>
                   </w:pPr>
                   <w:r>
+                    <w:rPr>
+                      <w:rFonts w:eastAsia="Cambria" w:cs=""/>
+                      <w:kern w:val="0"/>
+                      <w:szCs w:val="24"/>
+                      <w:lang w:val="en-US" w:eastAsia="en-US" w:bidi="ar-SA"/>
+                    </w:rPr>
                     <w:t>Aliquip ex ea</w:t>
                   </w:r>
                 </w:p>
               </w:tc>
               <w:tc>
                 <w:tcPr>
-                  <w:tcW w:w="4168" w:type="dxa"/>
+                  <w:tcW w:w="4814" w:type="dxa"/>
+                  <w:tcBorders/>
                 </w:tcPr>
                 <w:p>
                   <w:pPr>
                     <w:pStyle w:val="Compact"/>
+                    <w:widowControl/>
+                    <w:spacing w:before="36" w:after="36"/>
                     <w:jc w:val="center"/>
+                    <w:rPr>
+                      <w:rFonts w:eastAsia="Cambria" w:cs=""/>
+                      <w:kern w:val="0"/>
+                      <w:szCs w:val="24"/>
+                      <w:lang w:val="en-US" w:eastAsia="en-US" w:bidi="ar-SA"/>
+                    </w:rPr>
                   </w:pPr>
                   <w:r>
+                    <w:rPr>
+                      <w:rFonts w:eastAsia="Cambria" w:cs=""/>
+                      <w:kern w:val="0"/>
+                      <w:szCs w:val="24"/>
+                      <w:lang w:val="en-US" w:eastAsia="en-US" w:bidi="ar-SA"/>
+                    </w:rPr>
                     <w:t>Commodo consequat duis aute irure dolor</w:t>
                   </w:r>
                 </w:p>
               </w:tc>
               <w:tc>
                 <w:tcPr>
-                  <w:tcW w:w="1667" w:type="dxa"/>
+                  <w:tcW w:w="1925" w:type="dxa"/>
+                  <w:tcBorders/>
                 </w:tcPr>
                 <w:p>
                   <w:pPr>
                     <w:pStyle w:val="Compact"/>
+                    <w:widowControl/>
+                    <w:spacing w:before="36" w:after="36"/>
                     <w:jc w:val="center"/>
+                    <w:rPr>
+                      <w:rFonts w:eastAsia="Cambria" w:cs=""/>
+                      <w:kern w:val="0"/>
+                      <w:szCs w:val="24"/>
+                      <w:lang w:val="en-US" w:eastAsia="en-US" w:bidi="ar-SA"/>
+                    </w:rPr>
                   </w:pPr>
                   <w:r>
+                    <w:rPr>
+                      <w:rFonts w:eastAsia="Cambria" w:cs=""/>
+                      <w:kern w:val="0"/>
+                      <w:szCs w:val="24"/>
+                      <w:lang w:val="en-US" w:eastAsia="en-US" w:bidi="ar-SA"/>
+                    </w:rPr>
                     <w:t>In reprehenderit in voluptate velit esse cillum dolore eu</w:t>
                   </w:r>
                 </w:p>
               </w:tc>
             </w:tr>
             <w:tr>
+              <w:trPr/>
               <w:tc>
                 <w:tcPr>
-                  <w:tcW w:w="833" w:type="dxa"/>
+                  <w:tcW w:w="962" w:type="dxa"/>
+                  <w:tcBorders/>
                 </w:tcPr>
                 <w:p>
                   <w:pPr>
                     <w:pStyle w:val="Compact"/>
+                    <w:widowControl/>
+                    <w:spacing w:before="36" w:after="36"/>
                     <w:jc w:val="center"/>
+                    <w:rPr>
+                      <w:rFonts w:eastAsia="Cambria" w:cs=""/>
+                      <w:kern w:val="0"/>
+                      <w:szCs w:val="24"/>
+                      <w:lang w:val="en-US" w:eastAsia="en-US" w:bidi="ar-SA"/>
+                    </w:rPr>
                   </w:pPr>
                   <w:r>
+                    <w:rPr>
+                      <w:rFonts w:eastAsia="Cambria" w:cs=""/>
+                      <w:kern w:val="0"/>
+                      <w:szCs w:val="24"/>
+                      <w:lang w:val="en-US" w:eastAsia="en-US" w:bidi="ar-SA"/>
+                    </w:rPr>
                     <w:t>Fugiat nulla</w:t>
                   </w:r>
                   <w:hyperlink w:anchor="bm43">
                     <w:r>
                       <w:rPr>
                         <w:rStyle w:val="Hyperlink"/>
+                        <w:rFonts w:eastAsia="Cambria" w:cs=""/>
+                        <w:kern w:val="0"/>
+                        <w:szCs w:val="24"/>
+                        <w:lang w:val="en-US" w:eastAsia="en-US" w:bidi="ar-SA"/>
                       </w:rPr>
                       <w:t>Pariatur excepteur sint occaecat</w:t>
                     </w:r>
                   </w:hyperlink>
                   <w:r>
+                    <w:rPr>
+                      <w:rFonts w:eastAsia="Cambria" w:cs=""/>
+                      <w:kern w:val="0"/>
+                      <w:szCs w:val="24"/>
+                      <w:lang w:val="en-US" w:eastAsia="en-US" w:bidi="ar-SA"/>
+                    </w:rPr>
                     <w:t>)</w:t>
                   </w:r>
                 </w:p>
               </w:tc>
               <w:tc>
                 <w:tcPr>
-                  <w:tcW w:w="1250" w:type="dxa"/>
+                  <w:tcW w:w="1443" w:type="dxa"/>
+                  <w:tcBorders/>
                 </w:tcPr>
                 <w:p>
                   <w:pPr>
                     <w:pStyle w:val="Compact"/>
+                    <w:widowControl/>
+                    <w:spacing w:before="36" w:after="36"/>
                     <w:jc w:val="center"/>
+                    <w:rPr>
+                      <w:rFonts w:eastAsia="Cambria" w:cs=""/>
+                      <w:kern w:val="0"/>
+                      <w:szCs w:val="24"/>
+                      <w:lang w:val="en-US" w:eastAsia="en-US" w:bidi="ar-SA"/>
+                    </w:rPr>
                   </w:pPr>
                   <w:r>
+                    <w:rPr>
+                      <w:rFonts w:eastAsia="Cambria" w:cs=""/>
+                      <w:kern w:val="0"/>
+                      <w:szCs w:val="24"/>
+                      <w:lang w:val="en-US" w:eastAsia="en-US" w:bidi="ar-SA"/>
+                    </w:rPr>
                     <w:t>Cupidatat non</w:t>
                   </w:r>
                 </w:p>
               </w:tc>
               <w:tc>
                 <w:tcPr>
-                  <w:tcW w:w="4168" w:type="dxa"/>
+                  <w:tcW w:w="4814" w:type="dxa"/>
+                  <w:tcBorders/>
                 </w:tcPr>
                 <w:p>
                   <w:pPr>
                     <w:pStyle w:val="Compact"/>
+                    <w:widowControl/>
+                    <w:spacing w:before="36" w:after="36"/>
                     <w:jc w:val="center"/>
+                    <w:rPr>
+                      <w:rFonts w:eastAsia="Cambria" w:cs=""/>
+                      <w:kern w:val="0"/>
+                      <w:szCs w:val="24"/>
+                      <w:lang w:val="en-US" w:eastAsia="en-US" w:bidi="ar-SA"/>
+                    </w:rPr>
                   </w:pPr>
                   <w:r>
+                    <w:rPr>
+                      <w:rFonts w:eastAsia="Cambria" w:cs=""/>
+                      <w:kern w:val="0"/>
+                      <w:szCs w:val="24"/>
+                      <w:lang w:val="en-US" w:eastAsia="en-US" w:bidi="ar-SA"/>
+                    </w:rPr>
                     <w:t>Proident sunt in culpa qui officia deserunt mollit</w:t>
                   </w:r>
                 </w:p>
               </w:tc>
               <w:tc>
                 <w:tcPr>
-                  <w:tcW w:w="1667" w:type="dxa"/>
+                  <w:tcW w:w="1925" w:type="dxa"/>
+                  <w:tcBorders/>
                 </w:tcPr>
                 <w:p>
                   <w:pPr>
                     <w:pStyle w:val="Compact"/>
+                    <w:widowControl/>
+                    <w:spacing w:before="36" w:after="36"/>
                     <w:jc w:val="center"/>
+                    <w:rPr>
+                      <w:rFonts w:eastAsia="Cambria" w:cs=""/>
+                      <w:kern w:val="0"/>
+                      <w:szCs w:val="24"/>
+                      <w:lang w:val="en-US" w:eastAsia="en-US" w:bidi="ar-SA"/>
+                    </w:rPr>
                   </w:pPr>
                   <w:r>
+                    <w:rPr>
+                      <w:rFonts w:eastAsia="Cambria" w:cs=""/>
+                      <w:kern w:val="0"/>
+                      <w:szCs w:val="24"/>
+                      <w:lang w:val="en-US" w:eastAsia="en-US" w:bidi="ar-SA"/>
+                    </w:rPr>
                     <w:t>Anim id est laborum lorem ipsum dolor sit amet consectetur adipiscing elit sed do eiusmod tempor incididunt ut labore et dolore</w:t>
                   </w:r>
                 </w:p>
               </w:tc>
             </w:tr>
             <w:tr>
+              <w:trPr/>
               <w:tc>
                 <w:tcPr>
-                  <w:tcW w:w="833" w:type="dxa"/>
+                  <w:tcW w:w="962" w:type="dxa"/>
+                  <w:tcBorders/>
                 </w:tcPr>
                 <w:p>
                   <w:pPr>
                     <w:pStyle w:val="Compact"/>
+                    <w:widowControl/>
+                    <w:spacing w:before="36" w:after="36"/>
                     <w:jc w:val="center"/>
+                    <w:rPr>
+                      <w:rFonts w:eastAsia="Cambria" w:cs=""/>
+                      <w:kern w:val="0"/>
+                      <w:szCs w:val="24"/>
+                      <w:lang w:val="en-US" w:eastAsia="en-US" w:bidi="ar-SA"/>
+                    </w:rPr>
                   </w:pPr>
                   <w:r>
+                    <w:rPr>
+                      <w:rFonts w:eastAsia="Cambria" w:cs=""/>
+                      <w:kern w:val="0"/>
+                      <w:szCs w:val="24"/>
+                      <w:lang w:val="en-US" w:eastAsia="en-US" w:bidi="ar-SA"/>
+                    </w:rPr>
                     <w:t>Magna aliqua</w:t>
                   </w:r>
                   <w:hyperlink w:anchor="bm15">
                     <w:r>
                       <w:rPr>
                         <w:rStyle w:val="Hyperlink"/>
+                        <w:rFonts w:eastAsia="Cambria" w:cs=""/>
+                        <w:kern w:val="0"/>
+                        <w:szCs w:val="24"/>
+                        <w:lang w:val="en-US" w:eastAsia="en-US" w:bidi="ar-SA"/>
                       </w:rPr>
                       <w:t>Ut enim ad minim</w:t>
                     </w:r>
                   </w:hyperlink>
                   <w:r>
+                    <w:rPr>
+                      <w:rFonts w:eastAsia="Cambria" w:cs=""/>
+                      <w:kern w:val="0"/>
+                      <w:szCs w:val="24"/>
+                      <w:lang w:val="en-US" w:eastAsia="en-US" w:bidi="ar-SA"/>
+                    </w:rPr>
                     <w:t>)</w:t>
                   </w:r>
                 </w:p>
               </w:tc>
               <w:tc>
                 <w:tcPr>
-                  <w:tcW w:w="1250" w:type="dxa"/>
+                  <w:tcW w:w="1443" w:type="dxa"/>
+                  <w:tcBorders/>
                 </w:tcPr>
                 <w:p>
                   <w:pPr>
                     <w:pStyle w:val="Compact"/>
+                    <w:widowControl/>
+                    <w:spacing w:before="36" w:after="36"/>
                     <w:jc w:val="center"/>
+                    <w:rPr>
+                      <w:rFonts w:eastAsia="Cambria" w:cs=""/>
+                      <w:kern w:val="0"/>
+                      <w:szCs w:val="24"/>
+                      <w:lang w:val="en-US" w:eastAsia="en-US" w:bidi="ar-SA"/>
+                    </w:rPr>
                   </w:pPr>
                   <w:r>
+                    <w:rPr>
+                      <w:rFonts w:eastAsia="Cambria" w:cs=""/>
+                      <w:kern w:val="0"/>
+                      <w:szCs w:val="24"/>
+                      <w:lang w:val="en-US" w:eastAsia="en-US" w:bidi="ar-SA"/>
+                    </w:rPr>
                     <w:t>Veniam quis nostrud exercitation</w:t>
                   </w:r>
                 </w:p>
               </w:tc>
               <w:tc>
                 <w:tcPr>
-                  <w:tcW w:w="4168" w:type="dxa"/>
+                  <w:tcW w:w="4814" w:type="dxa"/>
+                  <w:tcBorders/>
                 </w:tcPr>
                 <w:p>
                   <w:pPr>
                     <w:pStyle w:val="Compact"/>
+                    <w:widowControl/>
+                    <w:spacing w:before="36" w:after="36"/>
                     <w:jc w:val="center"/>
+                    <w:rPr>
+                      <w:rFonts w:eastAsia="Cambria" w:cs=""/>
+                      <w:kern w:val="0"/>
+                      <w:szCs w:val="24"/>
+                      <w:lang w:val="en-US" w:eastAsia="en-US" w:bidi="ar-SA"/>
+                    </w:rPr>
                   </w:pPr>
                   <w:r>
+                    <w:rPr>
+                      <w:rFonts w:eastAsia="Cambria" w:cs=""/>
+                      <w:kern w:val="0"/>
+                      <w:szCs w:val="24"/>
+                      <w:lang w:val="en-US" w:eastAsia="en-US" w:bidi="ar-SA"/>
+                    </w:rPr>
                     <w:t>Ullamco laboris nisi ut aliquip ex ea commodo consequat</w:t>
                   </w:r>
                 </w:p>
               </w:tc>
               <w:tc>
                 <w:tcPr>
-                  <w:tcW w:w="1667" w:type="dxa"/>
+                  <w:tcW w:w="1925" w:type="dxa"/>
+                  <w:tcBorders/>
                 </w:tcPr>
                 <w:p>
                   <w:pPr>
                     <w:pStyle w:val="Compact"/>
+                    <w:widowControl/>
+                    <w:spacing w:before="36" w:after="36"/>
                     <w:jc w:val="center"/>
+                    <w:rPr>
+                      <w:rFonts w:eastAsia="Cambria" w:cs=""/>
+                      <w:kern w:val="0"/>
+                      <w:szCs w:val="24"/>
+                      <w:lang w:val="en-US" w:eastAsia="en-US" w:bidi="ar-SA"/>
+                    </w:rPr>
                   </w:pPr>
                   <w:r>
+                    <w:rPr>
+                      <w:rFonts w:eastAsia="Cambria" w:cs=""/>
+                      <w:kern w:val="0"/>
+                      <w:szCs w:val="24"/>
+                      <w:lang w:val="en-US" w:eastAsia="en-US" w:bidi="ar-SA"/>
+                    </w:rPr>
                     <w:t>Duis aute irure dolor in reprehenderit in voluptate</w:t>
                   </w:r>
                 </w:p>
               </w:tc>
             </w:tr>
             <w:tr>
+              <w:trPr/>
               <w:tc>
                 <w:tcPr>
-                  <w:tcW w:w="833" w:type="dxa"/>
+                  <w:tcW w:w="962" w:type="dxa"/>
+                  <w:tcBorders/>
                 </w:tcPr>
                 <w:p>
                   <w:pPr>
                     <w:pStyle w:val="Compact"/>
+                    <w:widowControl/>
+                    <w:spacing w:before="36" w:after="36"/>
                     <w:jc w:val="center"/>
+                    <w:rPr>
+                      <w:rFonts w:eastAsia="Cambria" w:cs=""/>
+                      <w:kern w:val="0"/>
+                      <w:szCs w:val="24"/>
+                      <w:lang w:val="en-US" w:eastAsia="en-US" w:bidi="ar-SA"/>
+                    </w:rPr>
                   </w:pPr>
                   <w:r>
+                    <w:rPr>
+                      <w:rFonts w:eastAsia="Cambria" w:cs=""/>
+                      <w:kern w:val="0"/>
+                      <w:szCs w:val="24"/>
+                      <w:lang w:val="en-US" w:eastAsia="en-US" w:bidi="ar-SA"/>
+                    </w:rPr>
                     <w:t>Velit esse</w:t>
                   </w:r>
                   <w:hyperlink w:anchor="bm48">
                     <w:r>
                       <w:rPr>
                         <w:rStyle w:val="Hyperlink"/>
+                        <w:rFonts w:eastAsia="Cambria" w:cs=""/>
+                        <w:kern w:val="0"/>
+                        <w:szCs w:val="24"/>
+                        <w:lang w:val="en-US" w:eastAsia="en-US" w:bidi="ar-SA"/>
                       </w:rPr>
                       <w:t>Cillum dolore eu fugiat</w:t>
                     </w:r>
                   </w:hyperlink>
                   <w:r>
+                    <w:rPr>
+                      <w:rFonts w:eastAsia="Cambria" w:cs=""/>
+                      <w:kern w:val="0"/>
+                      <w:szCs w:val="24"/>
+                      <w:lang w:val="en-US" w:eastAsia="en-US" w:bidi="ar-SA"/>
+                    </w:rPr>
                     <w:t>)</w:t>
                   </w:r>
                 </w:p>
               </w:tc>
               <w:tc>
                 <w:tcPr>
-                  <w:tcW w:w="1250" w:type="dxa"/>
+                  <w:tcW w:w="1443" w:type="dxa"/>
+                  <w:tcBorders/>
                 </w:tcPr>
                 <w:p>
                   <w:pPr>
                     <w:pStyle w:val="Compact"/>
+                    <w:widowControl/>
+                    <w:spacing w:before="36" w:after="36"/>
                     <w:jc w:val="center"/>
+                    <w:rPr>
+                      <w:rFonts w:eastAsia="Cambria" w:cs=""/>
+                      <w:kern w:val="0"/>
+                      <w:szCs w:val="24"/>
+                      <w:lang w:val="en-US" w:eastAsia="en-US" w:bidi="ar-SA"/>
+                    </w:rPr>
                   </w:pPr>
                   <w:r>
+                    <w:rPr>
+                      <w:rFonts w:eastAsia="Cambria" w:cs=""/>
+                      <w:kern w:val="0"/>
+                      <w:szCs w:val="24"/>
+                      <w:lang w:val="en-US" w:eastAsia="en-US" w:bidi="ar-SA"/>
+                    </w:rPr>
                     <w:t>Nulla pariatur excepteur sint</w:t>
                   </w:r>
                 </w:p>
               </w:tc>
               <w:tc>
                 <w:tcPr>
-                  <w:tcW w:w="4168" w:type="dxa"/>
+                  <w:tcW w:w="4814" w:type="dxa"/>
+                  <w:tcBorders/>
                 </w:tcPr>
                 <w:p>
                   <w:pPr>
                     <w:pStyle w:val="Compact"/>
+                    <w:widowControl/>
+                    <w:spacing w:before="36" w:after="36"/>
                     <w:jc w:val="center"/>
+                    <w:rPr>
+                      <w:rFonts w:eastAsia="Cambria" w:cs=""/>
+                      <w:kern w:val="0"/>
+                      <w:szCs w:val="24"/>
+                      <w:lang w:val="en-US" w:eastAsia="en-US" w:bidi="ar-SA"/>
+                    </w:rPr>
                   </w:pPr>
                   <w:r>
+                    <w:rPr>
+                      <w:rFonts w:eastAsia="Cambria" w:cs=""/>
+                      <w:kern w:val="0"/>
+                      <w:szCs w:val="24"/>
+                      <w:lang w:val="en-US" w:eastAsia="en-US" w:bidi="ar-SA"/>
+                    </w:rPr>
                     <w:t>Occaecat cupidatat non proident sunt in culpa qui officia deserunt mollit anim</w:t>
                   </w:r>
                 </w:p>
               </w:tc>
               <w:tc>
                 <w:tcPr>
-                  <w:tcW w:w="1667" w:type="dxa"/>
+                  <w:tcW w:w="1925" w:type="dxa"/>
+                  <w:tcBorders/>
                 </w:tcPr>
                 <w:p>
                   <w:pPr>
                     <w:pStyle w:val="Compact"/>
+                    <w:widowControl/>
+                    <w:spacing w:before="36" w:after="36"/>
                     <w:jc w:val="center"/>
+                    <w:rPr>
+                      <w:rFonts w:eastAsia="Cambria" w:cs=""/>
+                      <w:kern w:val="0"/>
+                      <w:szCs w:val="24"/>
+                      <w:lang w:val="en-US" w:eastAsia="en-US" w:bidi="ar-SA"/>
+                    </w:rPr>
                   </w:pPr>
                   <w:r>
+                    <w:rPr>
+                      <w:rFonts w:eastAsia="Cambria" w:cs=""/>
+                      <w:kern w:val="0"/>
+                      <w:szCs w:val="24"/>
+                      <w:lang w:val="en-US" w:eastAsia="en-US" w:bidi="ar-SA"/>
+                    </w:rPr>
                     <w:t>Id est laborum lorem ipsum dolor sit amet consectetur adipiscing elit sed do eiusmod tempor</w:t>
                   </w:r>
+                  <w:bookmarkStart w:id="55" w:name="bm56"/>
+                  <w:bookmarkEnd w:id="55"/>
                 </w:p>
               </w:tc>
             </w:tr>
+          </w:tbl>
+          <w:p>
+            <w:pPr>
+              <w:pStyle w:val="Normal"/>
+              <w:widowControl/>
+              <w:spacing w:before="0" w:after="0"/>
+              <w:jc w:val="start"/>
+              <w:rPr>
+                <w:rFonts w:eastAsia="Cambria" w:cs=""/>
+                <w:kern w:val="0"/>
+                <w:szCs w:val="24"/>
+                <w:lang w:val="en-US" w:eastAsia="en-US" w:bidi="ar-SA"/>
+              </w:rPr>
+            </w:pPr>
+            <w:r>
+              <w:rPr>
+                <w:rFonts w:eastAsia="Cambria" w:cs=""/>
+                <w:kern w:val="0"/>
+                <w:szCs w:val="24"/>
+                <w:lang w:val="en-US" w:eastAsia="en-US" w:bidi="ar-SA"/>
+              </w:rPr>
+            </w:r>
+            <w:bookmarkStart w:id="56" w:name="bm55"/>
             <w:bookmarkEnd w:id="56"/>
-          </w:tbl>
-          <w:p/>
+          </w:p>
         </w:tc>
       </w:tr>
-      <w:bookmarkEnd w:id="55"/>
     </w:tbl>
-    <w:p/>
+    <w:p>
+      <w:pPr>
+        <w:pStyle w:val="Normal"/>
+        <w:rPr/>
+      </w:pPr>
+      <w:r>
+        <w:rPr/>
+      </w:r>
+    </w:p>
     <w:sectPr>
-      <w:footerReference w:type="even" r:id="rId38"/>
-      <w:footerReference w:type="default" r:id="rId39"/>
-      <w:pgSz w:w="12226" w:h="15840"/>
-      <w:pgMar w:top="1440" w:right="1440" w:bottom="1440" w:left="1440" w:header="720" w:footer="720" w:gutter="0"/>
-      <w:cols w:space="720"/>
+      <w:footerReference w:type="even" r:id="rId33"/>
+      <w:footerReference w:type="default" r:id="rId34"/>
+      <w:footerReference w:type="first" r:id="rId35"/>
+      <w:type w:val="nextPage"/>
+      <w:pgSz w:w="12240" w:h="15840"/>
+      <w:pgMar w:left="1440" w:right="1440" w:gutter="0" w:header="0" w:top="1440" w:footer="720" w:bottom="1440"/>
+      <w:pgNumType w:fmt="decimal"/>
+      <w:formProt w:val="false"/>
+      <w:textDirection w:val="lrTb"/>
+      <w:docGrid w:type="default" w:linePitch="100" w:charSpace="0"/>
     </w:sectPr>
   </w:body>
 </w:document>
 </file>
 
-<file path=word/endnotes.xml><?xml version="1.0" encoding="utf-8"?>
-<w:endnotes xmlns:wpc="http://schemas.microsoft.com/office/word/2010/wordprocessingCanvas" xmlns:cx="http://schemas.microsoft.com/office/drawing/2014/chartex" xmlns:cx1="http://schemas.microsoft.com/office/drawing/2015/9/8/chartex" xmlns:cx2="http://schemas.microsoft.com/office/drawing/2015/10/21/chartex" xmlns:cx3="http://schemas.microsoft.com/office/drawing/2016/5/9/chartex" xmlns:cx4="http://schemas.microsoft.com/office/drawing/2016/5/10/chartex" xmlns:cx5="http://schemas.microsoft.com/office/drawing/2016/5/11/chartex" xmlns:cx6="http://schemas.microsoft.com/office/drawing/2016/5/12/chartex" xmlns:cx7="http://schemas.microsoft.com/office/drawing/2016/5/13/chartex" xmlns:cx8="http://schemas.microsoft.com/office/drawing/2016/5/14/chartex" xmlns:mc="http://schemas.openxmlformats.org/markup-compatibility/2006" xmlns:m="http://schemas.openxmlformats.org/officeDocument/2006/math" xmlns:aink="http://schemas.microsoft.com/office/drawing/2016/ink" xmlns:am3d="http://schemas.microsoft.com/office/drawing/2017/model3d" xmlns:oel="http://schemas.microsoft.com/office/2019/extlst" xmlns:r="http://schemas.openxmlformats.org/officeDocument/2006/relationships" xmlns:wp14="http://schemas.microsoft.com/office/word/2010/wordprocessingDrawing" xmlns:wp="http://schemas.openxmlformats.org/drawingml/2006/wordprocessingDrawing" xmlns:wpg="http://schemas.microsoft.com/office/word/2010/wordprocessingGroup" xmlns:wpi="http://schemas.microsoft.com/office/word/2010/wordprocessingInk" xmlns:wps="http://schemas.microsoft.com/office/word/2010/wordprocessingShape" xmlns:o="urn:schemas-microsoft-com:office:office" xmlns:v="urn:schemas-microsoft-com:vml" xmlns:w10="urn:schemas-microsoft-com:office:word" xmlns:w="http://schemas.openxmlformats.org/wordprocessingml/2006/main" xmlns:w14="http://schemas.microsoft.com/office/word/2010/wordml" xmlns:w15="http://schemas.microsoft.com/office/word/2012/wordml" xmlns:w16cex="http://schemas.microsoft.com/office/word/2018/wordml/cex" xmlns:w16cid="http://schemas.microsoft.com/office/word/2016/wordml/cid" xmlns:w16="http://schemas.microsoft.com/office/word/2018/wordml" xmlns:w16sdtdh="http://schemas.microsoft.com/office/word/2020/wordml/sdtdatahash" xmlns:w16sdtfl="http://schemas.microsoft.com/office/word/2024/wordml/sdtformatlock" xmlns:w16se="http://schemas.microsoft.com/office/word/2015/wordml/symex" xmlns:w16du="http://schemas.microsoft.com/office/word/2023/wordml/word16du" xmlns:wne="http://schemas.microsoft.com/office/word/2006/wordml" mc:Ignorable="w14 w15 w16se w16cid w16 w16cex w16sdtdh w16sdtfl w16du wp14">
-  <w:endnote w:type="separator" w:id="-1">
-    <w:p>
-      <w:r>
-        <w:separator/>
-      </w:r>
-    </w:p>
-  </w:endnote>
-  <w:endnote w:type="continuationSeparator" w:id="0">
-    <w:p>
-      <w:r>
-        <w:continuationSeparator/>
-      </w:r>
-    </w:p>
-  </w:endnote>
-</w:endnotes>
-</file>
-
 <file path=word/footer1.xml><?xml version="1.0" encoding="utf-8"?>
-<w:ftr xmlns:wpc="http://schemas.microsoft.com/office/word/2010/wordprocessingCanvas" xmlns:cx="http://schemas.microsoft.com/office/drawing/2014/chartex" xmlns:cx1="http://schemas.microsoft.com/office/drawing/2015/9/8/chartex" xmlns:cx2="http://schemas.microsoft.com/office/drawing/2015/10/21/chartex" xmlns:cx3="http://schemas.microsoft.com/office/drawing/2016/5/9/chartex" xmlns:cx4="http://schemas.microsoft.com/office/drawing/2016/5/10/chartex" xmlns:cx5="http://schemas.microsoft.com/office/drawing/2016/5/11/chartex" xmlns:cx6="http://schemas.microsoft.com/office/drawing/2016/5/12/chartex" xmlns:cx7="http://schemas.microsoft.com/office/drawing/2016/5/13/chartex" xmlns:cx8="http://schemas.microsoft.com/office/drawing/2016/5/14/chartex" xmlns:mc="http://schemas.openxmlformats.org/markup-compatibility/2006" xmlns:m="http://schemas.openxmlformats.org/officeDocument/2006/math" xmlns:aink="http://schemas.microsoft.com/office/drawing/2016/ink" xmlns:am3d="http://schemas.microsoft.com/office/drawing/2017/model3d" xmlns:oel="http://schemas.microsoft.com/office/2019/extlst" xmlns:r="http://schemas.openxmlformats.org/officeDocument/2006/relationships" xmlns:wp14="http://schemas.microsoft.com/office/word/2010/wordprocessingDrawing" xmlns:wp="http://schemas.openxmlformats.org/drawingml/2006/wordprocessingDrawing" xmlns:wpg="http://schemas.microsoft.com/office/word/2010/wordprocessingGroup" xmlns:wpi="http://schemas.microsoft.com/office/word/2010/wordprocessingInk" xmlns:wps="http://schemas.microsoft.com/office/word/2010/wordprocessingShape" xmlns:o="urn:schemas-microsoft-com:office:office" xmlns:v="urn:schemas-microsoft-com:vml" xmlns:w10="urn:schemas-microsoft-com:office:word" xmlns:w="http://schemas.openxmlformats.org/wordprocessingml/2006/main" xmlns:w14="http://schemas.microsoft.com/office/word/2010/wordml" xmlns:w15="http://schemas.microsoft.com/office/word/2012/wordml" xmlns:w16cex="http://schemas.microsoft.com/office/word/2018/wordml/cex" xmlns:w16cid="http://schemas.microsoft.com/office/word/2016/wordml/cid" xmlns:w16="http://schemas.microsoft.com/office/word/2018/wordml" xmlns:w16sdtdh="http://schemas.microsoft.com/office/word/2020/wordml/sdtdatahash" xmlns:w16sdtfl="http://schemas.microsoft.com/office/word/2024/wordml/sdtformatlock" xmlns:w16se="http://schemas.microsoft.com/office/word/2015/wordml/symex" xmlns:w16du="http://schemas.microsoft.com/office/word/2023/wordml/word16du" xmlns:wne="http://schemas.microsoft.com/office/word/2006/wordml" mc:Ignorable="w14 w15 w16se w16cid w16 w16cex w16sdtdh w16sdtfl w16du wp14">
-  <w:sdt>
-    <w:sdtPr>
-      <w:rPr>
-        <w:rStyle w:val="PageNumber"/>
-      </w:rPr>
-      <w:id w:val="-4142820"/>
-      <w:docPartObj>
-        <w:docPartGallery w:val="Page Numbers (Bottom of Page)"/>
-        <w:docPartUnique/>
-      </w:docPartObj>
-    </w:sdtPr>
-    <w:sdtContent>
-      <w:p>
-        <w:pPr>
-          <w:pStyle w:val="Footer"/>
-          <w:framePr w:wrap="none" w:vAnchor="text" w:hAnchor="margin" w:xAlign="right" w:y="1"/>
-          <w:rPr>
-            <w:rStyle w:val="PageNumber"/>
-          </w:rPr>
-        </w:pPr>
-        <w:r>
-          <w:rPr>
-            <w:rStyle w:val="PageNumber"/>
-          </w:rPr>
-          <w:fldChar w:fldCharType="begin"/>
-        </w:r>
-        <w:r>
-          <w:rPr>
-            <w:rStyle w:val="PageNumber"/>
-          </w:rPr>
-          <w:instrText xml:space="preserve"> PAGE </w:instrText>
-        </w:r>
-        <w:r>
-          <w:rPr>
-            <w:rStyle w:val="PageNumber"/>
-          </w:rPr>
-          <w:fldChar w:fldCharType="separate"/>
-        </w:r>
-        <w:r>
-          <w:rPr>
-            <w:rStyle w:val="PageNumber"/>
-            <w:noProof/>
-          </w:rPr>
-          <w:t>21</w:t>
-        </w:r>
-        <w:r>
-          <w:rPr>
-            <w:rStyle w:val="PageNumber"/>
-          </w:rPr>
-          <w:fldChar w:fldCharType="end"/>
-        </w:r>
-      </w:p>
-    </w:sdtContent>
-  </w:sdt>
+<w:ftr xmlns:o="urn:schemas-microsoft-com:office:office" xmlns:r="http://schemas.openxmlformats.org/officeDocument/2006/relationships" xmlns:v="urn:schemas-microsoft-com:vml" xmlns:w="http://schemas.openxmlformats.org/wordprocessingml/2006/main" xmlns:w10="urn:schemas-microsoft-com:office:word" xmlns:wp="http://schemas.openxmlformats.org/drawingml/2006/wordprocessingDrawing" xmlns:pic="http://schemas.openxmlformats.org/drawingml/2006/picture" xmlns:wps="http://schemas.microsoft.com/office/word/2010/wordprocessingShape" xmlns:wpg="http://schemas.microsoft.com/office/word/2010/wordprocessingGroup" xmlns:mc="http://schemas.openxmlformats.org/markup-compatibility/2006" xmlns:wp14="http://schemas.microsoft.com/office/word/2010/wordprocessingDrawing" xmlns:w14="http://schemas.microsoft.com/office/word/2010/wordml" xmlns:w15="http://schemas.microsoft.com/office/word/2012/wordml" mc:Ignorable="w14 wp14 w15">
   <w:p>
     <w:pPr>
       <w:pStyle w:val="Footer"/>
-      <w:ind w:right="360"/>
+      <w:ind w:end="360"/>
+      <w:rPr/>
     </w:pPr>
+    <w:r>
+      <w:rPr/>
+    </w:r>
+    <w:r>
+      <mc:AlternateContent>
+        <mc:Choice Requires="wps">
+          <w:drawing>
+            <wp:anchor distT="0" distB="0" distL="0" distR="0" simplePos="0" relativeHeight="0" behindDoc="0" locked="0" layoutInCell="1" allowOverlap="1">
+              <wp:simplePos x="0" y="0"/>
+              <wp:positionH relativeFrom="margin">
+                <wp:align>right</wp:align>
+              </wp:positionH>
+              <wp:positionV relativeFrom="paragraph">
+                <wp:posOffset>635</wp:posOffset>
+              </wp:positionV>
+              <wp:extent cx="14605" cy="14605"/>
+              <wp:effectExtent l="0" t="0" r="0" b="0"/>
+              <wp:wrapNone/>
+              <wp:docPr id="1" name="Frame1"/>
+              <a:graphic xmlns:a="http://schemas.openxmlformats.org/drawingml/2006/main">
+                <a:graphicData uri="http://schemas.microsoft.com/office/word/2010/wordprocessingShape">
+                  <wps:wsp>
+                    <wps:cNvSpPr txBox="1"/>
+                    <wps:spPr>
+                      <a:xfrm>
+                        <a:off x="0" y="0"/>
+                        <a:ext cx="14605" cy="14605"/>
+                      </a:xfrm>
+                      <a:prstGeom prst="rect"/>
+                      <a:solidFill>
+                        <a:srgbClr val="FFFFFF">
+                          <a:alpha val="0"/>
+                        </a:srgbClr>
+                      </a:solidFill>
+                    </wps:spPr>
+                    <wps:txbx>
+                      <w:txbxContent>
+                        <w:sdt>
+                          <w:sdtPr>
+                            <w:id w:val="-4142820"/>
+                            <w:docPartObj>
+                              <w:docPartGallery w:val="Page Numbers (Bottom of Page)"/>
+                              <w:docPartUnique w:val="true"/>
+                            </w:docPartObj>
+                          </w:sdtPr>
+                          <w:sdtContent>
+                            <w:p>
+                              <w:pPr>
+                                <w:pStyle w:val="Footer"/>
+                                <w:pBdr/>
+                                <w:rPr>
+                                  <w:rStyle w:val="PageNumber"/>
+                                </w:rPr>
+                              </w:pPr>
+                              <w:r>
+                                <w:rPr>
+                                  <w:rStyle w:val="PageNumber"/>
+                                </w:rPr>
+                                <w:fldChar w:fldCharType="begin"/>
+                              </w:r>
+                              <w:r>
+                                <w:rPr>
+                                  <w:rStyle w:val="PageNumber"/>
+                                </w:rPr>
+                                <w:instrText xml:space="preserve"> PAGE </w:instrText>
+                              </w:r>
+                              <w:r>
+                                <w:rPr>
+                                  <w:rStyle w:val="PageNumber"/>
+                                </w:rPr>
+                                <w:fldChar w:fldCharType="separate"/>
+                              </w:r>
+                              <w:r>
+                                <w:rPr>
+                                  <w:rStyle w:val="PageNumber"/>
+                                </w:rPr>
+                                <w:t>0</w:t>
+                              </w:r>
+                              <w:r>
+                                <w:rPr>
+                                  <w:rStyle w:val="PageNumber"/>
+                                </w:rPr>
+                                <w:fldChar w:fldCharType="end"/>
+                              </w:r>
+                            </w:p>
+                          </w:sdtContent>
+                        </w:sdt>
+                      </w:txbxContent>
+                    </wps:txbx>
+                    <wps:bodyPr anchor="t" lIns="0" tIns="0" rIns="0" bIns="0">
+                      <a:spAutoFit/>
+                    </wps:bodyPr>
+                  </wps:wsp>
+                </a:graphicData>
+              </a:graphic>
+            </wp:anchor>
+          </w:drawing>
+        </mc:Choice>
+        <mc:Fallback>
+          <w:pict>
+            <v:rect fillcolor="#FFFFFF" style="position:absolute;rotation:-0;width:1.15pt;height:1.15pt;mso-wrap-distance-left:0pt;mso-wrap-distance-right:0pt;mso-wrap-distance-top:0pt;mso-wrap-distance-bottom:0pt;margin-top:0.05pt;mso-position-vertical-relative:text;margin-left:0pt;mso-position-horizontal:right;mso-position-horizontal-relative:margin">
+              <v:fill opacity="0f"/>
+              <v:textbox inset="0in,0in,0in,0in">
+                <w:txbxContent>
+                  <w:sdt>
+                    <w:sdtPr>
+                      <w:id w:val="-4142820"/>
+                      <w:docPartObj>
+                        <w:docPartGallery w:val="Page Numbers (Bottom of Page)"/>
+                        <w:docPartUnique w:val="true"/>
+                      </w:docPartObj>
+                    </w:sdtPr>
+                    <w:sdtContent>
+                      <w:p>
+                        <w:pPr>
+                          <w:pStyle w:val="Footer"/>
+                          <w:pBdr/>
+                          <w:rPr>
+                            <w:rStyle w:val="PageNumber"/>
+                          </w:rPr>
+                        </w:pPr>
+                        <w:r>
+                          <w:rPr>
+                            <w:rStyle w:val="PageNumber"/>
+                          </w:rPr>
+                          <w:fldChar w:fldCharType="begin"/>
+                        </w:r>
+                        <w:r>
+                          <w:rPr>
+                            <w:rStyle w:val="PageNumber"/>
+                          </w:rPr>
+                          <w:instrText xml:space="preserve"> PAGE </w:instrText>
+                        </w:r>
+                        <w:r>
+                          <w:rPr>
+                            <w:rStyle w:val="PageNumber"/>
+                          </w:rPr>
+                          <w:fldChar w:fldCharType="separate"/>
+                        </w:r>
+                        <w:r>
+                          <w:rPr>
+                            <w:rStyle w:val="PageNumber"/>
+                          </w:rPr>
+                          <w:t>0</w:t>
+                        </w:r>
+                        <w:r>
+                          <w:rPr>
+                            <w:rStyle w:val="PageNumber"/>
+                          </w:rPr>
+                          <w:fldChar w:fldCharType="end"/>
+                        </w:r>
+                      </w:p>
+                    </w:sdtContent>
+                  </w:sdt>
+                </w:txbxContent>
+              </v:textbox>
+              <w10:wrap type="none"/>
+            </v:rect>
+          </w:pict>
+        </mc:Fallback>
+      </mc:AlternateContent>
+    </w:r>
   </w:p>
 </w:ftr>
 </file>
 
 <file path=word/footer2.xml><?xml version="1.0" encoding="utf-8"?>
-<w:ftr xmlns:wpc="http://schemas.microsoft.com/office/word/2010/wordprocessingCanvas" xmlns:cx="http://schemas.microsoft.com/office/drawing/2014/chartex" xmlns:cx1="http://schemas.microsoft.com/office/drawing/2015/9/8/chartex" xmlns:cx2="http://schemas.microsoft.com/office/drawing/2015/10/21/chartex" xmlns:cx3="http://schemas.microsoft.com/office/drawing/2016/5/9/chartex" xmlns:cx4="http://schemas.microsoft.com/office/drawing/2016/5/10/chartex" xmlns:cx5="http://schemas.microsoft.com/office/drawing/2016/5/11/chartex" xmlns:cx6="http://schemas.microsoft.com/office/drawing/2016/5/12/chartex" xmlns:cx7="http://schemas.microsoft.com/office/drawing/2016/5/13/chartex" xmlns:cx8="http://schemas.microsoft.com/office/drawing/2016/5/14/chartex" xmlns:mc="http://schemas.openxmlformats.org/markup-compatibility/2006" xmlns:m="http://schemas.openxmlformats.org/officeDocument/2006/math" xmlns:aink="http://schemas.microsoft.com/office/drawing/2016/ink" xmlns:am3d="http://schemas.microsoft.com/office/drawing/2017/model3d" xmlns:oel="http://schemas.microsoft.com/office/2019/extlst" xmlns:r="http://schemas.openxmlformats.org/officeDocument/2006/relationships" xmlns:wp14="http://schemas.microsoft.com/office/word/2010/wordprocessingDrawing" xmlns:wp="http://schemas.openxmlformats.org/drawingml/2006/wordprocessingDrawing" xmlns:wpg="http://schemas.microsoft.com/office/word/2010/wordprocessingGroup" xmlns:wpi="http://schemas.microsoft.com/office/word/2010/wordprocessingInk" xmlns:wps="http://schemas.microsoft.com/office/word/2010/wordprocessingShape" xmlns:o="urn:schemas-microsoft-com:office:office" xmlns:v="urn:schemas-microsoft-com:vml" xmlns:w10="urn:schemas-microsoft-com:office:word" xmlns:w="http://schemas.openxmlformats.org/wordprocessingml/2006/main" xmlns:w14="http://schemas.microsoft.com/office/word/2010/wordml" xmlns:w15="http://schemas.microsoft.com/office/word/2012/wordml" xmlns:w16cex="http://schemas.microsoft.com/office/word/2018/wordml/cex" xmlns:w16cid="http://schemas.microsoft.com/office/word/2016/wordml/cid" xmlns:w16="http://schemas.microsoft.com/office/word/2018/wordml" xmlns:w16sdtdh="http://schemas.microsoft.com/office/word/2020/wordml/sdtdatahash" xmlns:w16sdtfl="http://schemas.microsoft.com/office/word/2024/wordml/sdtformatlock" xmlns:w16se="http://schemas.microsoft.com/office/word/2015/wordml/symex" xmlns:w16du="http://schemas.microsoft.com/office/word/2023/wordml/word16du" xmlns:wne="http://schemas.microsoft.com/office/word/2006/wordml" mc:Ignorable="w14 w15 w16se w16cid w16 w16cex w16sdtdh w16sdtfl w16du wp14">
-  <w:sdt>
-    <w:sdtPr>
-      <w:rPr>
-        <w:rStyle w:val="PageNumber"/>
-      </w:rPr>
-      <w:id w:val="142559779"/>
-      <w:docPartObj>
-        <w:docPartGallery w:val="Page Numbers (Bottom of Page)"/>
-        <w:docPartUnique/>
-      </w:docPartObj>
-    </w:sdtPr>
-    <w:sdtContent>
-      <w:p>
-        <w:pPr>
-          <w:pStyle w:val="Footer"/>
-          <w:framePr w:wrap="none" w:vAnchor="text" w:hAnchor="margin" w:xAlign="right" w:y="1"/>
-          <w:rPr>
-            <w:rStyle w:val="PageNumber"/>
-          </w:rPr>
-        </w:pPr>
-        <w:r>
-          <w:rPr>
-            <w:rStyle w:val="PageNumber"/>
-          </w:rPr>
-          <w:fldChar w:fldCharType="begin"/>
-        </w:r>
-        <w:r>
-          <w:rPr>
-            <w:rStyle w:val="PageNumber"/>
-          </w:rPr>
-          <w:instrText xml:space="preserve"> PAGE </w:instrText>
-        </w:r>
-        <w:r>
-          <w:rPr>
-            <w:rStyle w:val="PageNumber"/>
-          </w:rPr>
-          <w:fldChar w:fldCharType="separate"/>
-        </w:r>
-        <w:r>
-          <w:rPr>
-            <w:rStyle w:val="PageNumber"/>
-            <w:noProof/>
-          </w:rPr>
-          <w:t>1</w:t>
-        </w:r>
-        <w:r>
-          <w:rPr>
-            <w:rStyle w:val="PageNumber"/>
-          </w:rPr>
-          <w:fldChar w:fldCharType="end"/>
-        </w:r>
-      </w:p>
-    </w:sdtContent>
-  </w:sdt>
+<w:ftr xmlns:o="urn:schemas-microsoft-com:office:office" xmlns:r="http://schemas.openxmlformats.org/officeDocument/2006/relationships" xmlns:v="urn:schemas-microsoft-com:vml" xmlns:w="http://schemas.openxmlformats.org/wordprocessingml/2006/main" xmlns:w10="urn:schemas-microsoft-com:office:word" xmlns:wp="http://schemas.openxmlformats.org/drawingml/2006/wordprocessingDrawing" xmlns:pic="http://schemas.openxmlformats.org/drawingml/2006/picture" xmlns:wps="http://schemas.microsoft.com/office/word/2010/wordprocessingShape" xmlns:wpg="http://schemas.microsoft.com/office/word/2010/wordprocessingGroup" xmlns:mc="http://schemas.openxmlformats.org/markup-compatibility/2006" xmlns:wp14="http://schemas.microsoft.com/office/word/2010/wordprocessingDrawing" xmlns:w14="http://schemas.microsoft.com/office/word/2010/wordml" xmlns:w15="http://schemas.microsoft.com/office/word/2012/wordml" mc:Ignorable="w14 wp14 w15">
   <w:p>
     <w:pPr>
       <w:pStyle w:val="Footer"/>
-      <w:ind w:right="360"/>
+      <w:ind w:end="360"/>
+      <w:rPr/>
     </w:pPr>
     <w:r>
+      <w:rPr/>
       <w:fldChar w:fldCharType="begin"/>
     </w:r>
     <w:r>
-      <w:instrText xml:space="preserve"> DATE \@ "yyyy-MM-dd" \* MERGEFORMAT </w:instrText>
+      <w:rPr/>
+      <w:instrText xml:space="preserve"> DATE \@"yyyy\-MM\-dd" </w:instrText>
     </w:r>
     <w:r>
+      <w:rPr/>
       <w:fldChar w:fldCharType="separate"/>
     </w:r>
     <w:r>
-      <w:rPr>
-        <w:noProof/>
-      </w:rPr>
-      <w:t>2026-07-04</w:t>
+      <w:rPr/>
+      <w:t>2026-10-10</w:t>
     </w:r>
     <w:r>
+      <w:rPr/>
       <w:fldChar w:fldCharType="end"/>
+    </w:r>
+    <w:r>
+      <mc:AlternateContent>
+        <mc:Choice Requires="wps">
+          <w:drawing>
+            <wp:anchor distT="0" distB="0" distL="0" distR="0" simplePos="0" relativeHeight="16" behindDoc="0" locked="0" layoutInCell="0" allowOverlap="1">
+              <wp:simplePos x="0" y="0"/>
+              <wp:positionH relativeFrom="margin">
+                <wp:align>right</wp:align>
+              </wp:positionH>
+              <wp:positionV relativeFrom="paragraph">
+                <wp:posOffset>635</wp:posOffset>
+              </wp:positionV>
+              <wp:extent cx="113030" cy="116840"/>
+              <wp:effectExtent l="0" t="0" r="0" b="0"/>
+              <wp:wrapNone/>
+              <wp:docPr id="2" name="Frame2"/>
+              <a:graphic xmlns:a="http://schemas.openxmlformats.org/drawingml/2006/main">
+                <a:graphicData uri="http://schemas.microsoft.com/office/word/2010/wordprocessingShape">
+                  <wps:wsp>
+                    <wps:cNvSpPr txBox="1"/>
+                    <wps:spPr>
+                      <a:xfrm>
+                        <a:off x="0" y="0"/>
+                        <a:ext cx="113030" cy="116840"/>
+                      </a:xfrm>
+                      <a:prstGeom prst="rect"/>
+                      <a:solidFill>
+                        <a:srgbClr val="FFFFFF">
+                          <a:alpha val="0"/>
+                        </a:srgbClr>
+                      </a:solidFill>
+                    </wps:spPr>
+                    <wps:txbx>
+                      <w:txbxContent>
+                        <w:sdt>
+                          <w:sdtPr>
+                            <w:id w:val="142559779"/>
+                            <w:docPartObj>
+                              <w:docPartGallery w:val="Page Numbers (Bottom of Page)"/>
+                              <w:docPartUnique w:val="true"/>
+                            </w:docPartObj>
+                          </w:sdtPr>
+                          <w:sdtContent>
+                            <w:p>
+                              <w:pPr>
+                                <w:pStyle w:val="Footer"/>
+                                <w:pBdr/>
+                                <w:rPr>
+                                  <w:rStyle w:val="PageNumber"/>
+                                </w:rPr>
+                              </w:pPr>
+                              <w:r>
+                                <w:rPr>
+                                  <w:rStyle w:val="PageNumber"/>
+                                </w:rPr>
+                                <w:fldChar w:fldCharType="begin"/>
+                              </w:r>
+                              <w:r>
+                                <w:rPr>
+                                  <w:rStyle w:val="PageNumber"/>
+                                </w:rPr>
+                                <w:instrText xml:space="preserve"> PAGE </w:instrText>
+                              </w:r>
+                              <w:r>
+                                <w:rPr>
+                                  <w:rStyle w:val="PageNumber"/>
+                                </w:rPr>
+                                <w:fldChar w:fldCharType="separate"/>
+                              </w:r>
+                              <w:r>
+                                <w:rPr>
+                                  <w:rStyle w:val="PageNumber"/>
+                                </w:rPr>
+                                <w:t>15</w:t>
+                              </w:r>
+                              <w:r>
+                                <w:rPr>
+                                  <w:rStyle w:val="PageNumber"/>
+                                </w:rPr>
+                                <w:fldChar w:fldCharType="end"/>
+                              </w:r>
+                            </w:p>
+                          </w:sdtContent>
+                        </w:sdt>
+                      </w:txbxContent>
+                    </wps:txbx>
+                    <wps:bodyPr anchor="t" lIns="0" tIns="0" rIns="0" bIns="0">
+                      <a:spAutoFit/>
+                    </wps:bodyPr>
+                  </wps:wsp>
+                </a:graphicData>
+              </a:graphic>
+            </wp:anchor>
+          </w:drawing>
+        </mc:Choice>
+        <mc:Fallback>
+          <w:pict>
+            <v:rect fillcolor="#FFFFFF" style="position:absolute;rotation:-0;width:8.9pt;height:9.2pt;mso-wrap-distance-left:0pt;mso-wrap-distance-right:0pt;mso-wrap-distance-top:0pt;mso-wrap-distance-bottom:0pt;margin-top:0.05pt;mso-position-vertical-relative:text;margin-left:459.1pt;mso-position-horizontal:right;mso-position-horizontal-relative:margin">
+              <v:fill opacity="0f"/>
+              <v:textbox inset="0in,0in,0in,0in">
+                <w:txbxContent>
+                  <w:sdt>
+                    <w:sdtPr>
+                      <w:id w:val="142559779"/>
+                      <w:docPartObj>
+                        <w:docPartGallery w:val="Page Numbers (Bottom of Page)"/>
+                        <w:docPartUnique w:val="true"/>
+                      </w:docPartObj>
+                    </w:sdtPr>
+                    <w:sdtContent>
+                      <w:p>
+                        <w:pPr>
+                          <w:pStyle w:val="Footer"/>
+                          <w:pBdr/>
+                          <w:rPr>
+                            <w:rStyle w:val="PageNumber"/>
+                          </w:rPr>
+                        </w:pPr>
+                        <w:r>
+                          <w:rPr>
+                            <w:rStyle w:val="PageNumber"/>
+                          </w:rPr>
+                          <w:fldChar w:fldCharType="begin"/>
+                        </w:r>
+                        <w:r>
+                          <w:rPr>
+                            <w:rStyle w:val="PageNumber"/>
+                          </w:rPr>
+                          <w:instrText xml:space="preserve"> PAGE </w:instrText>
+                        </w:r>
+                        <w:r>
+                          <w:rPr>
+                            <w:rStyle w:val="PageNumber"/>
+                          </w:rPr>
+                          <w:fldChar w:fldCharType="separate"/>
+                        </w:r>
+                        <w:r>
+                          <w:rPr>
+                            <w:rStyle w:val="PageNumber"/>
+                          </w:rPr>
+                          <w:t>15</w:t>
+                        </w:r>
+                        <w:r>
+                          <w:rPr>
+                            <w:rStyle w:val="PageNumber"/>
+                          </w:rPr>
+                          <w:fldChar w:fldCharType="end"/>
+                        </w:r>
+                      </w:p>
+                    </w:sdtContent>
+                  </w:sdt>
+                </w:txbxContent>
+              </v:textbox>
+              <w10:wrap type="none"/>
+            </v:rect>
+          </w:pict>
+        </mc:Fallback>
+      </mc:AlternateContent>
     </w:r>
   </w:p>
 </w:ftr>
 </file>
 
-<file path=word/footnotes.xml><?xml version="1.0" encoding="utf-8"?>
-<w:footnotes xmlns:wpc="http://schemas.microsoft.com/office/word/2010/wordprocessingCanvas" xmlns:cx="http://schemas.microsoft.com/office/drawing/2014/chartex" xmlns:cx1="http://schemas.microsoft.com/office/drawing/2015/9/8/chartex" xmlns:cx2="http://schemas.microsoft.com/office/drawing/2015/10/21/chartex" xmlns:cx3="http://schemas.microsoft.com/office/drawing/2016/5/9/chartex" xmlns:cx4="http://schemas.microsoft.com/office/drawing/2016/5/10/chartex" xmlns:cx5="http://schemas.microsoft.com/office/drawing/2016/5/11/chartex" xmlns:cx6="http://schemas.microsoft.com/office/drawing/2016/5/12/chartex" xmlns:cx7="http://schemas.microsoft.com/office/drawing/2016/5/13/chartex" xmlns:cx8="http://schemas.microsoft.com/office/drawing/2016/5/14/chartex" xmlns:mc="http://schemas.openxmlformats.org/markup-compatibility/2006" xmlns:m="http://schemas.openxmlformats.org/officeDocument/2006/math" xmlns:aink="http://schemas.microsoft.com/office/drawing/2016/ink" xmlns:am3d="http://schemas.microsoft.com/office/drawing/2017/model3d" xmlns:oel="http://schemas.microsoft.com/office/2019/extlst" xmlns:r="http://schemas.openxmlformats.org/officeDocument/2006/relationships" xmlns:wp14="http://schemas.microsoft.com/office/word/2010/wordprocessingDrawing" xmlns:wp="http://schemas.openxmlformats.org/drawingml/2006/wordprocessingDrawing" xmlns:wpg="http://schemas.microsoft.com/office/word/2010/wordprocessingGroup" xmlns:wpi="http://schemas.microsoft.com/office/word/2010/wordprocessingInk" xmlns:wps="http://schemas.microsoft.com/office/word/2010/wordprocessingShape" xmlns:o="urn:schemas-microsoft-com:office:office" xmlns:v="urn:schemas-microsoft-com:vml" xmlns:w10="urn:schemas-microsoft-com:office:word" xmlns:w="http://schemas.openxmlformats.org/wordprocessingml/2006/main" xmlns:w14="http://schemas.microsoft.com/office/word/2010/wordml" xmlns:w15="http://schemas.microsoft.com/office/word/2012/wordml" xmlns:w16cex="http://schemas.microsoft.com/office/word/2018/wordml/cex" xmlns:w16cid="http://schemas.microsoft.com/office/word/2016/wordml/cid" xmlns:w16="http://schemas.microsoft.com/office/word/2018/wordml" xmlns:w16sdtdh="http://schemas.microsoft.com/office/word/2020/wordml/sdtdatahash" xmlns:w16sdtfl="http://schemas.microsoft.com/office/word/2024/wordml/sdtformatlock" xmlns:w16se="http://schemas.microsoft.com/office/word/2015/wordml/symex" xmlns:w16du="http://schemas.microsoft.com/office/word/2023/wordml/word16du" xmlns:wne="http://schemas.microsoft.com/office/word/2006/wordml" mc:Ignorable="w14 w15 w16se w16cid w16 w16cex w16sdtdh w16sdtfl w16du wp14">
-  <w:footnote w:type="separator" w:id="-1">
-    <w:p>
-      <w:r>
-        <w:separator/>
-      </w:r>
-    </w:p>
-  </w:footnote>
-  <w:footnote w:type="continuationSeparator" w:id="0">
-    <w:p>
-      <w:r>
-        <w:continuationSeparator/>
-      </w:r>
-    </w:p>
-  </w:footnote>
-</w:footnotes>
-</file>
-
-<file path=word/numbering.xml><?xml version="1.0" encoding="utf-8"?>
-<w:numbering xmlns:wpc="http://schemas.microsoft.com/office/word/2010/wordprocessingCanvas" xmlns:cx="http://schemas.microsoft.com/office/drawing/2014/chartex" xmlns:cx1="http://schemas.microsoft.com/office/drawing/2015/9/8/chartex" xmlns:cx2="http://schemas.microsoft.com/office/drawing/2015/10/21/chartex" xmlns:cx3="http://schemas.microsoft.com/office/drawing/2016/5/9/chartex" xmlns:cx4="http://schemas.microsoft.com/office/drawing/2016/5/10/chartex" xmlns:cx5="http://schemas.microsoft.com/office/drawing/2016/5/11/chartex" xmlns:cx6="http://schemas.microsoft.com/office/drawing/2016/5/12/chartex" xmlns:cx7="http://schemas.microsoft.com/office/drawing/2016/5/13/chartex" xmlns:cx8="http://schemas.microsoft.com/office/drawing/2016/5/14/chartex" xmlns:mc="http://schemas.openxmlformats.org/markup-compatibility/2006" xmlns:m="http://schemas.openxmlformats.org/officeDocument/2006/math" xmlns:aink="http://schemas.microsoft.com/office/drawing/2016/ink" xmlns:am3d="http://schemas.microsoft.com/office/drawing/2017/model3d" xmlns:oel="http://schemas.microsoft.com/office/2019/extlst" xmlns:r="http://schemas.openxmlformats.org/officeDocument/2006/relationships" xmlns:wp14="http://schemas.microsoft.com/office/word/2010/wordprocessingDrawing" xmlns:wp="http://schemas.openxmlformats.org/drawingml/2006/wordprocessingDrawing" xmlns:wpg="http://schemas.microsoft.com/office/word/2010/wordprocessingGroup" xmlns:wpi="http://schemas.microsoft.com/office/word/2010/wordprocessingInk" xmlns:wps="http://schemas.microsoft.com/office/word/2010/wordprocessingShape" xmlns:o="urn:schemas-microsoft-com:office:office" xmlns:v="urn:schemas-microsoft-com:vml" xmlns:w10="urn:schemas-microsoft-com:office:word" xmlns:w="http://schemas.openxmlformats.org/wordprocessingml/2006/main" xmlns:w14="http://schemas.microsoft.com/office/word/2010/wordml" xmlns:w15="http://schemas.microsoft.com/office/word/2012/wordml" xmlns:w16cex="http://schemas.microsoft.com/office/word/2018/wordml/cex" xmlns:w16cid="http://schemas.microsoft.com/office/word/2016/wordml/cid" xmlns:w16="http://schemas.microsoft.com/office/word/2018/wordml" xmlns:w16sdtdh="http://schemas.microsoft.com/office/word/2020/wordml/sdtdatahash" xmlns:w16sdtfl="http://schemas.microsoft.com/office/word/2024/wordml/sdtformatlock" xmlns:w16se="http://schemas.microsoft.com/office/word/2015/wordml/symex" xmlns:w16du="http://schemas.microsoft.com/office/word/2023/wordml/word16du" xmlns:wne="http://schemas.microsoft.com/office/word/2006/wordml" mc:Ignorable="w14 w15 w16se w16cid w16 w16cex w16sdtdh w16sdtfl w16du wp14"/>
+<file path=word/footer3.xml><?xml version="1.0" encoding="utf-8"?>
+<w:ftr xmlns:o="urn:schemas-microsoft-com:office:office" xmlns:r="http://schemas.openxmlformats.org/officeDocument/2006/relationships" xmlns:v="urn:schemas-microsoft-com:vml" xmlns:w="http://schemas.openxmlformats.org/wordprocessingml/2006/main" xmlns:w10="urn:schemas-microsoft-com:office:word" xmlns:wp="http://schemas.openxmlformats.org/drawingml/2006/wordprocessingDrawing" xmlns:pic="http://schemas.openxmlformats.org/drawingml/2006/picture" xmlns:wps="http://schemas.microsoft.com/office/word/2010/wordprocessingShape" xmlns:wpg="http://schemas.microsoft.com/office/word/2010/wordprocessingGroup" xmlns:mc="http://schemas.openxmlformats.org/markup-compatibility/2006" xmlns:wp14="http://schemas.microsoft.com/office/word/2010/wordprocessingDrawing" xmlns:w14="http://schemas.microsoft.com/office/word/2010/wordml" xmlns:w15="http://schemas.microsoft.com/office/word/2012/wordml" mc:Ignorable="w14 wp14 w15">
+  <w:p>
+    <w:pPr>
+      <w:pStyle w:val="Footer"/>
+      <w:ind w:end="360"/>
+      <w:rPr/>
+    </w:pPr>
+    <w:r>
+      <w:rPr/>
+      <w:fldChar w:fldCharType="begin"/>
+    </w:r>
+    <w:r>
+      <w:rPr/>
+      <w:instrText xml:space="preserve"> DATE \@"yyyy\-MM\-dd" </w:instrText>
+    </w:r>
+    <w:r>
+      <w:rPr/>
+      <w:fldChar w:fldCharType="separate"/>
+    </w:r>
+    <w:r>
+      <w:rPr/>
+      <w:t>2026-10-10</w:t>
+    </w:r>
+    <w:r>
+      <w:rPr/>
+      <w:fldChar w:fldCharType="end"/>
+    </w:r>
+    <w:r>
+      <mc:AlternateContent>
+        <mc:Choice Requires="wps">
+          <w:drawing>
+            <wp:anchor distT="0" distB="0" distL="0" distR="0" simplePos="0" relativeHeight="16" behindDoc="0" locked="0" layoutInCell="0" allowOverlap="1">
+              <wp:simplePos x="0" y="0"/>
+              <wp:positionH relativeFrom="margin">
+                <wp:align>right</wp:align>
+              </wp:positionH>
+              <wp:positionV relativeFrom="paragraph">
+                <wp:posOffset>635</wp:posOffset>
+              </wp:positionV>
+              <wp:extent cx="113030" cy="116840"/>
+              <wp:effectExtent l="0" t="0" r="0" b="0"/>
+              <wp:wrapNone/>
+              <wp:docPr id="3" name="Frame2"/>
+              <a:graphic xmlns:a="http://schemas.openxmlformats.org/drawingml/2006/main">
+                <a:graphicData uri="http://schemas.microsoft.com/office/word/2010/wordprocessingShape">
+                  <wps:wsp>
+                    <wps:cNvSpPr txBox="1"/>
+                    <wps:spPr>
+                      <a:xfrm>
+                        <a:off x="0" y="0"/>
+                        <a:ext cx="113030" cy="116840"/>
+                      </a:xfrm>
+                      <a:prstGeom prst="rect"/>
+                      <a:solidFill>
+                        <a:srgbClr val="FFFFFF">
+                          <a:alpha val="0"/>
+                        </a:srgbClr>
+                      </a:solidFill>
+                    </wps:spPr>
+                    <wps:txbx>
+                      <w:txbxContent>
+                        <w:sdt>
+                          <w:sdtPr>
+                            <w:id w:val="142559779"/>
+                            <w:docPartObj>
+                              <w:docPartGallery w:val="Page Numbers (Bottom of Page)"/>
+                              <w:docPartUnique w:val="true"/>
+                            </w:docPartObj>
+                          </w:sdtPr>
+                          <w:sdtContent>
+                            <w:p>
+                              <w:pPr>
+                                <w:pStyle w:val="Footer"/>
+                                <w:pBdr/>
+                                <w:rPr>
+                                  <w:rStyle w:val="PageNumber"/>
+                                </w:rPr>
+                              </w:pPr>
+                              <w:r>
+                                <w:rPr>
+                                  <w:rStyle w:val="PageNumber"/>
+                                </w:rPr>
+                                <w:fldChar w:fldCharType="begin"/>
+                              </w:r>
+                              <w:r>
+                                <w:rPr>
+                                  <w:rStyle w:val="PageNumber"/>
+                                </w:rPr>
+                                <w:instrText xml:space="preserve"> PAGE </w:instrText>
+                              </w:r>
+                              <w:r>
+                                <w:rPr>
+                                  <w:rStyle w:val="PageNumber"/>
+                                </w:rPr>
+                                <w:fldChar w:fldCharType="separate"/>
+                              </w:r>
+                              <w:r>
+                                <w:rPr>
+                                  <w:rStyle w:val="PageNumber"/>
+                                </w:rPr>
+                                <w:t>15</w:t>
+                              </w:r>
+                              <w:r>
+                                <w:rPr>
+                                  <w:rStyle w:val="PageNumber"/>
+                                </w:rPr>
+                                <w:fldChar w:fldCharType="end"/>
+                              </w:r>
+                            </w:p>
+                          </w:sdtContent>
+                        </w:sdt>
+                      </w:txbxContent>
+                    </wps:txbx>
+                    <wps:bodyPr anchor="t" lIns="0" tIns="0" rIns="0" bIns="0">
+                      <a:spAutoFit/>
+                    </wps:bodyPr>
+                  </wps:wsp>
+                </a:graphicData>
+              </a:graphic>
+            </wp:anchor>
+          </w:drawing>
+        </mc:Choice>
+        <mc:Fallback>
+          <w:pict>
+            <v:rect fillcolor="#FFFFFF" style="position:absolute;rotation:-0;width:8.9pt;height:9.2pt;mso-wrap-distance-left:0pt;mso-wrap-distance-right:0pt;mso-wrap-distance-top:0pt;mso-wrap-distance-bottom:0pt;margin-top:0.05pt;mso-position-vertical-relative:text;margin-left:459.1pt;mso-position-horizontal:right;mso-position-horizontal-relative:margin">
+              <v:fill opacity="0f"/>
+              <v:textbox inset="0in,0in,0in,0in">
+                <w:txbxContent>
+                  <w:sdt>
+                    <w:sdtPr>
+                      <w:id w:val="142559779"/>
+                      <w:docPartObj>
+                        <w:docPartGallery w:val="Page Numbers (Bottom of Page)"/>
+                        <w:docPartUnique w:val="true"/>
+                      </w:docPartObj>
+                    </w:sdtPr>
+                    <w:sdtContent>
+                      <w:p>
+                        <w:pPr>
+                          <w:pStyle w:val="Footer"/>
+                          <w:pBdr/>
+                          <w:rPr>
+                            <w:rStyle w:val="PageNumber"/>
+                          </w:rPr>
+                        </w:pPr>
+                        <w:r>
+                          <w:rPr>
+                            <w:rStyle w:val="PageNumber"/>
+                          </w:rPr>
+                          <w:fldChar w:fldCharType="begin"/>
+                        </w:r>
+                        <w:r>
+                          <w:rPr>
+                            <w:rStyle w:val="PageNumber"/>
+                          </w:rPr>
+                          <w:instrText xml:space="preserve"> PAGE </w:instrText>
+                        </w:r>
+                        <w:r>
+                          <w:rPr>
+                            <w:rStyle w:val="PageNumber"/>
+                          </w:rPr>
+                          <w:fldChar w:fldCharType="separate"/>
+                        </w:r>
+                        <w:r>
+                          <w:rPr>
+                            <w:rStyle w:val="PageNumber"/>
+                          </w:rPr>
+                          <w:t>15</w:t>
+                        </w:r>
+                        <w:r>
+                          <w:rPr>
+                            <w:rStyle w:val="PageNumber"/>
+                          </w:rPr>
+                          <w:fldChar w:fldCharType="end"/>
+                        </w:r>
+                      </w:p>
+                    </w:sdtContent>
+                  </w:sdt>
+                </w:txbxContent>
+              </v:textbox>
+              <w10:wrap type="none"/>
+            </v:rect>
+          </w:pict>
+        </mc:Fallback>
+      </mc:AlternateContent>
+    </w:r>
+  </w:p>
+</w:ftr>
 </file>
 
 <file path=word/styles.xml><?xml version="1.0" encoding="utf-8"?>
-<w:styles xmlns:mc="http://schemas.openxmlformats.org/markup-compatibility/2006" xmlns:r="http://schemas.openxmlformats.org/officeDocument/2006/relationships" xmlns:w="http://schemas.openxmlformats.org/wordprocessingml/2006/main" xmlns:w14="http://schemas.microsoft.com/office/word/2010/wordml" xmlns:w15="http://schemas.microsoft.com/office/word/2012/wordml" xmlns:w16cex="http://schemas.microsoft.com/office/word/2018/wordml/cex" xmlns:w16cid="http://schemas.microsoft.com/office/word/2016/wordml/cid" xmlns:w16="http://schemas.microsoft.com/office/word/2018/wordml" xmlns:w16sdtdh="http://schemas.microsoft.com/office/word/2020/wordml/sdtdatahash" xmlns:w16sdtfl="http://schemas.microsoft.com/office/word/2024/wordml/sdtformatlock" xmlns:w16se="http://schemas.microsoft.com/office/word/2015/wordml/symex" xmlns:w16du="http://schemas.microsoft.com/office/word/2023/wordml/word16du" mc:Ignorable="w14 w15 w16se w16cid w16 w16cex w16sdtdh w16sdtfl w16du">
+<w:styles xmlns:w="http://schemas.openxmlformats.org/wordprocessingml/2006/main" xmlns:w14="http://schemas.microsoft.com/office/word/2010/wordml" xmlns:mc="http://schemas.openxmlformats.org/markup-compatibility/2006" mc:Ignorable="w14">
   <w:docDefaults>
     <w:rPrDefault>
       <w:rPr>
-        <w:rFonts w:asciiTheme="minorHAnsi" w:eastAsiaTheme="minorHAnsi" w:hAnsiTheme="minorHAnsi" w:cstheme="minorBidi"/>
+        <w:rFonts w:ascii="Cambria" w:hAnsi="Cambria" w:eastAsia="Cambria" w:cs="" w:asciiTheme="minorHAnsi" w:cstheme="minorBidi" w:eastAsiaTheme="minorHAnsi" w:hAnsiTheme="minorHAnsi"/>
         <w:sz w:val="24"/>
         <w:szCs w:val="24"/>
         <w:lang w:val="en-US" w:eastAsia="en-US" w:bidi="ar-SA"/>
@@ -3113,7 +4341,7 @@
     </w:rPrDefault>
     <w:pPrDefault>
       <w:pPr>
-        <w:spacing w:after="200"/>
+        <w:suppressAutoHyphens w:val="true"/>
       </w:pPr>
     </w:pPrDefault>
   </w:docDefaults>
@@ -3128,8 +4356,8 @@
     <w:lsdException w:name="index 8" w:semiHidden="1" w:unhideWhenUsed="1"/>
     <w:lsdException w:name="index 9" w:semiHidden="1" w:unhideWhenUsed="1"/>
     <w:lsdException w:name="toc 1" w:semiHidden="1" w:unhideWhenUsed="1"/>
-    <w:lsdException w:name="toc 2" w:semiHidden="1" w:uiPriority="39" w:unhideWhenUsed="1"/>
-    <w:lsdException w:name="toc 3" w:semiHidden="1" w:uiPriority="39" w:unhideWhenUsed="1"/>
+    <w:lsdException w:name="toc 2" w:uiPriority="39" w:semiHidden="1" w:unhideWhenUsed="1"/>
+    <w:lsdException w:name="toc 3" w:uiPriority="39" w:semiHidden="1" w:unhideWhenUsed="1"/>
     <w:lsdException w:name="toc 4" w:semiHidden="1" w:unhideWhenUsed="1"/>
     <w:lsdException w:name="toc 5" w:semiHidden="1" w:unhideWhenUsed="1"/>
     <w:lsdException w:name="toc 6" w:semiHidden="1" w:unhideWhenUsed="1"/>
@@ -3184,7 +4412,7 @@
     <w:lsdException w:name="Body Text Indent 2" w:semiHidden="1" w:unhideWhenUsed="1"/>
     <w:lsdException w:name="Body Text Indent 3" w:semiHidden="1" w:unhideWhenUsed="1"/>
     <w:lsdException w:name="Block Text" w:semiHidden="1" w:unhideWhenUsed="1"/>
-    <w:lsdException w:name="Hyperlink" w:semiHidden="1" w:uiPriority="99" w:unhideWhenUsed="1"/>
+    <w:lsdException w:name="Hyperlink" w:uiPriority="99" w:semiHidden="1" w:unhideWhenUsed="1"/>
     <w:lsdException w:name="FollowedHyperlink" w:semiHidden="1" w:unhideWhenUsed="1"/>
     <w:lsdException w:name="Document Map" w:semiHidden="1" w:unhideWhenUsed="1"/>
     <w:lsdException w:name="Plain Text" w:semiHidden="1" w:unhideWhenUsed="1"/>
@@ -3449,22 +4677,29 @@
     <w:lsdException w:name="List Table 5 Dark Accent 6" w:uiPriority="50"/>
     <w:lsdException w:name="List Table 6 Colorful Accent 6" w:uiPriority="51"/>
     <w:lsdException w:name="List Table 7 Colorful Accent 6" w:uiPriority="52"/>
-    <w:lsdException w:name="Mention" w:semiHidden="1" w:uiPriority="99" w:unhideWhenUsed="1"/>
-    <w:lsdException w:name="Smart Hyperlink" w:semiHidden="1" w:uiPriority="99" w:unhideWhenUsed="1"/>
-    <w:lsdException w:name="Hashtag" w:semiHidden="1" w:uiPriority="99" w:unhideWhenUsed="1"/>
-    <w:lsdException w:name="Unresolved Mention" w:semiHidden="1" w:uiPriority="99" w:unhideWhenUsed="1"/>
-    <w:lsdException w:name="Smart Link" w:semiHidden="1" w:uiPriority="99" w:unhideWhenUsed="1"/>
+    <w:lsdException w:name="Mention" w:uiPriority="99" w:semiHidden="1" w:unhideWhenUsed="1"/>
+    <w:lsdException w:name="Smart Hyperlink" w:uiPriority="99" w:semiHidden="1" w:unhideWhenUsed="1"/>
+    <w:lsdException w:name="Hashtag" w:uiPriority="99" w:semiHidden="1" w:unhideWhenUsed="1"/>
+    <w:lsdException w:name="Unresolved Mention" w:uiPriority="99" w:semiHidden="1" w:unhideWhenUsed="1"/>
+    <w:lsdException w:name="Smart Link" w:uiPriority="99" w:semiHidden="1" w:unhideWhenUsed="1"/>
   </w:latentStyles>
-  <w:style w:type="paragraph" w:default="1" w:styleId="Normal">
+  <w:style w:type="paragraph" w:styleId="Normal" w:default="1">
     <w:name w:val="Normal"/>
     <w:qFormat/>
-    <w:rsid w:val="00D81DA6"/>
+    <w:rsid w:val="00d81da6"/>
     <w:pPr>
-      <w:spacing w:after="0"/>
+      <w:widowControl/>
+      <w:bidi w:val="0"/>
+      <w:spacing w:before="0" w:after="0"/>
+      <w:jc w:val="start"/>
     </w:pPr>
     <w:rPr>
-      <w:rFonts w:ascii="Arial" w:hAnsi="Arial"/>
+      <w:rFonts w:ascii="Arial" w:hAnsi="Arial" w:eastAsia="Cambria" w:cs="" w:cstheme="minorBidi" w:eastAsiaTheme="minorHAnsi"/>
+      <w:color w:val="auto"/>
+      <w:kern w:val="0"/>
       <w:sz w:val="22"/>
+      <w:szCs w:val="24"/>
+      <w:lang w:val="en-US" w:eastAsia="en-US" w:bidi="ar-SA"/>
     </w:rPr>
   </w:style>
   <w:style w:type="paragraph" w:styleId="Heading1">
@@ -3473,18 +4708,18 @@
     <w:next w:val="BodyText"/>
     <w:uiPriority w:val="9"/>
     <w:qFormat/>
-    <w:rsid w:val="00B00530"/>
+    <w:rsid w:val="00b00530"/>
     <w:pPr>
-      <w:keepNext/>
+      <w:keepNext w:val="true"/>
       <w:keepLines/>
-      <w:spacing w:before="220"/>
+      <w:spacing w:before="220" w:after="0"/>
       <w:outlineLvl w:val="0"/>
     </w:pPr>
     <w:rPr>
-      <w:rFonts w:eastAsiaTheme="majorEastAsia" w:cstheme="majorBidi"/>
+      <w:rFonts w:eastAsia="" w:cs="" w:cstheme="majorBidi" w:eastAsiaTheme="majorEastAsia"/>
       <w:b/>
       <w:bCs/>
-      <w:color w:val="000000" w:themeColor="text1"/>
+      <w:color w:themeColor="text1" w:val="000000"/>
       <w:szCs w:val="32"/>
     </w:rPr>
   </w:style>
@@ -3495,19 +4730,19 @@
     <w:uiPriority w:val="9"/>
     <w:unhideWhenUsed/>
     <w:qFormat/>
-    <w:rsid w:val="00B85D98"/>
+    <w:rsid w:val="00b85d98"/>
     <w:pPr>
-      <w:keepNext/>
+      <w:keepNext w:val="true"/>
       <w:keepLines/>
       <w:spacing w:before="120" w:after="120"/>
       <w:outlineLvl w:val="1"/>
     </w:pPr>
     <w:rPr>
-      <w:rFonts w:eastAsiaTheme="majorEastAsia" w:cstheme="majorBidi"/>
+      <w:rFonts w:eastAsia="" w:cs="" w:cstheme="majorBidi" w:eastAsiaTheme="majorEastAsia"/>
       <w:b/>
       <w:bCs/>
       <w:i/>
-      <w:color w:val="000000" w:themeColor="text1"/>
+      <w:color w:themeColor="text1" w:val="000000"/>
       <w:szCs w:val="28"/>
     </w:rPr>
   </w:style>
@@ -3518,18 +4753,18 @@
     <w:uiPriority w:val="9"/>
     <w:unhideWhenUsed/>
     <w:qFormat/>
-    <w:rsid w:val="00C80241"/>
+    <w:rsid w:val="00c80241"/>
     <w:pPr>
-      <w:keepNext/>
+      <w:keepNext w:val="true"/>
       <w:keepLines/>
-      <w:spacing w:before="220"/>
+      <w:spacing w:before="220" w:after="0"/>
       <w:outlineLvl w:val="2"/>
     </w:pPr>
     <w:rPr>
-      <w:rFonts w:eastAsiaTheme="majorEastAsia" w:cstheme="majorBidi"/>
+      <w:rFonts w:eastAsia="" w:cs="" w:cstheme="majorBidi" w:eastAsiaTheme="majorEastAsia"/>
       <w:bCs/>
       <w:i/>
-      <w:color w:val="000000" w:themeColor="text1"/>
+      <w:color w:themeColor="text1" w:val="000000"/>
       <w:u w:val="single"/>
     </w:rPr>
   </w:style>
@@ -3540,18 +4775,18 @@
     <w:uiPriority w:val="9"/>
     <w:unhideWhenUsed/>
     <w:qFormat/>
-    <w:rsid w:val="00E500C9"/>
+    <w:rsid w:val="00e500c9"/>
     <w:pPr>
-      <w:keepNext/>
+      <w:keepNext w:val="true"/>
       <w:keepLines/>
-      <w:spacing w:before="220"/>
+      <w:spacing w:before="220" w:after="0"/>
       <w:outlineLvl w:val="3"/>
     </w:pPr>
     <w:rPr>
-      <w:rFonts w:eastAsiaTheme="majorEastAsia" w:cstheme="majorBidi"/>
+      <w:rFonts w:eastAsia="" w:cs="" w:cstheme="majorBidi" w:eastAsiaTheme="majorEastAsia"/>
       <w:bCs/>
       <w:i/>
-      <w:color w:val="FFFFFF" w:themeColor="background1"/>
+      <w:color w:themeColor="background1" w:val="FFFFFF"/>
     </w:rPr>
   </w:style>
   <w:style w:type="paragraph" w:styleId="Heading5">
@@ -3561,17 +4796,17 @@
     <w:uiPriority w:val="9"/>
     <w:unhideWhenUsed/>
     <w:qFormat/>
-    <w:rsid w:val="000D5F49"/>
+    <w:rsid w:val="000d5f49"/>
     <w:pPr>
-      <w:keepNext/>
+      <w:keepNext w:val="true"/>
       <w:keepLines/>
       <w:pageBreakBefore/>
       <w:outlineLvl w:val="4"/>
     </w:pPr>
     <w:rPr>
-      <w:rFonts w:asciiTheme="majorHAnsi" w:eastAsiaTheme="majorEastAsia" w:hAnsiTheme="majorHAnsi" w:cstheme="majorBidi"/>
+      <w:rFonts w:ascii="Calibri" w:hAnsi="Calibri" w:eastAsia="" w:cs="" w:asciiTheme="majorHAnsi" w:cstheme="majorBidi" w:eastAsiaTheme="majorEastAsia" w:hAnsiTheme="majorHAnsi"/>
       <w:iCs/>
-      <w:color w:val="FFFFFF" w:themeColor="background1"/>
+      <w:color w:themeColor="background1" w:val="FFFFFF"/>
       <w:sz w:val="20"/>
     </w:rPr>
   </w:style>
@@ -3583,14 +4818,14 @@
     <w:unhideWhenUsed/>
     <w:qFormat/>
     <w:pPr>
-      <w:keepNext/>
+      <w:keepNext w:val="true"/>
       <w:keepLines/>
-      <w:spacing w:before="200"/>
+      <w:spacing w:before="200" w:after="0"/>
       <w:outlineLvl w:val="5"/>
     </w:pPr>
     <w:rPr>
-      <w:rFonts w:asciiTheme="majorHAnsi" w:eastAsiaTheme="majorEastAsia" w:hAnsiTheme="majorHAnsi" w:cstheme="majorBidi"/>
-      <w:color w:val="4F81BD" w:themeColor="accent1"/>
+      <w:rFonts w:ascii="Calibri" w:hAnsi="Calibri" w:eastAsia="" w:cs="" w:asciiTheme="majorHAnsi" w:cstheme="majorBidi" w:eastAsiaTheme="majorEastAsia" w:hAnsiTheme="majorHAnsi"/>
+      <w:color w:themeColor="accent1" w:val="4F81BD"/>
       <w:sz w:val="24"/>
     </w:rPr>
   </w:style>
@@ -3602,14 +4837,14 @@
     <w:unhideWhenUsed/>
     <w:qFormat/>
     <w:pPr>
-      <w:keepNext/>
+      <w:keepNext w:val="true"/>
       <w:keepLines/>
-      <w:spacing w:before="200"/>
+      <w:spacing w:before="200" w:after="0"/>
       <w:outlineLvl w:val="6"/>
     </w:pPr>
     <w:rPr>
-      <w:rFonts w:asciiTheme="majorHAnsi" w:eastAsiaTheme="majorEastAsia" w:hAnsiTheme="majorHAnsi" w:cstheme="majorBidi"/>
-      <w:color w:val="4F81BD" w:themeColor="accent1"/>
+      <w:rFonts w:ascii="Calibri" w:hAnsi="Calibri" w:eastAsia="" w:cs="" w:asciiTheme="majorHAnsi" w:cstheme="majorBidi" w:eastAsiaTheme="majorEastAsia" w:hAnsiTheme="majorHAnsi"/>
+      <w:color w:themeColor="accent1" w:val="4F81BD"/>
       <w:sz w:val="24"/>
     </w:rPr>
   </w:style>
@@ -3621,14 +4856,14 @@
     <w:unhideWhenUsed/>
     <w:qFormat/>
     <w:pPr>
-      <w:keepNext/>
+      <w:keepNext w:val="true"/>
       <w:keepLines/>
-      <w:spacing w:before="200"/>
+      <w:spacing w:before="200" w:after="0"/>
       <w:outlineLvl w:val="7"/>
     </w:pPr>
     <w:rPr>
-      <w:rFonts w:asciiTheme="majorHAnsi" w:eastAsiaTheme="majorEastAsia" w:hAnsiTheme="majorHAnsi" w:cstheme="majorBidi"/>
-      <w:color w:val="4F81BD" w:themeColor="accent1"/>
+      <w:rFonts w:ascii="Calibri" w:hAnsi="Calibri" w:eastAsia="" w:cs="" w:asciiTheme="majorHAnsi" w:cstheme="majorBidi" w:eastAsiaTheme="majorEastAsia" w:hAnsiTheme="majorHAnsi"/>
+      <w:color w:themeColor="accent1" w:val="4F81BD"/>
       <w:sz w:val="24"/>
     </w:rPr>
   </w:style>
@@ -3640,22 +4875,1240 @@
     <w:unhideWhenUsed/>
     <w:qFormat/>
     <w:pPr>
-      <w:keepNext/>
+      <w:keepNext w:val="true"/>
       <w:keepLines/>
-      <w:spacing w:before="200"/>
+      <w:spacing w:before="200" w:after="0"/>
       <w:outlineLvl w:val="8"/>
     </w:pPr>
     <w:rPr>
-      <w:rFonts w:asciiTheme="majorHAnsi" w:eastAsiaTheme="majorEastAsia" w:hAnsiTheme="majorHAnsi" w:cstheme="majorBidi"/>
-      <w:color w:val="4F81BD" w:themeColor="accent1"/>
+      <w:rFonts w:ascii="Calibri" w:hAnsi="Calibri" w:eastAsia="" w:cs="" w:asciiTheme="majorHAnsi" w:cstheme="majorBidi" w:eastAsiaTheme="majorEastAsia" w:hAnsiTheme="majorHAnsi"/>
+      <w:color w:themeColor="accent1" w:val="4F81BD"/>
       <w:sz w:val="24"/>
     </w:rPr>
   </w:style>
-  <w:style w:type="character" w:default="1" w:styleId="DefaultParagraphFont">
+  <w:style w:type="character" w:styleId="DefaultParagraphFont" w:default="1">
     <w:name w:val="Default Paragraph Font"/>
     <w:uiPriority w:val="1"/>
     <w:semiHidden/>
     <w:unhideWhenUsed/>
+    <w:qFormat/>
+    <w:rPr/>
+  </w:style>
+  <w:style w:type="character" w:styleId="CaptionChar" w:customStyle="1">
+    <w:name w:val="Caption Char"/>
+    <w:basedOn w:val="DefaultParagraphFont"/>
+    <w:link w:val="Caption"/>
+    <w:qFormat/>
+    <w:rsid w:val="00a70c7c"/>
+    <w:rPr>
+      <w:rFonts w:ascii="Arial" w:hAnsi="Arial"/>
+      <w:i/>
+      <w:sz w:val="22"/>
+    </w:rPr>
+  </w:style>
+  <w:style w:type="character" w:styleId="VerbatimChar" w:customStyle="1">
+    <w:name w:val="Verbatim Char"/>
+    <w:basedOn w:val="CaptionChar"/>
+    <w:link w:val="SourceCode"/>
+    <w:qFormat/>
+    <w:rsid w:val="00a11931"/>
+    <w:rPr>
+      <w:rFonts w:ascii="Consolas" w:hAnsi="Consolas"/>
+      <w:i w:val="false"/>
+      <w:sz w:val="18"/>
+      <w:shd w:fill="F8F8F8" w:val="clear"/>
+    </w:rPr>
+  </w:style>
+  <w:style w:type="character" w:styleId="SectionNumber" w:customStyle="1">
+    <w:name w:val="Section Number"/>
+    <w:basedOn w:val="CaptionChar"/>
+    <w:qFormat/>
+    <w:rPr>
+      <w:rFonts w:ascii="Arial" w:hAnsi="Arial"/>
+      <w:i/>
+      <w:sz w:val="22"/>
+    </w:rPr>
+  </w:style>
+  <w:style w:type="character" w:styleId="FootnoteCharacters">
+    <w:name w:val="Footnote Characters"/>
+    <w:basedOn w:val="CaptionChar"/>
+    <w:qFormat/>
+    <w:rPr>
+      <w:rFonts w:ascii="Arial" w:hAnsi="Arial"/>
+      <w:i/>
+      <w:sz w:val="22"/>
+      <w:vertAlign w:val="superscript"/>
+    </w:rPr>
+  </w:style>
+  <w:style w:type="character" w:styleId="FootnoteReference">
+    <w:name w:val="footnote reference"/>
+    <w:rPr>
+      <w:rFonts w:ascii="Arial" w:hAnsi="Arial"/>
+      <w:i/>
+      <w:sz w:val="22"/>
+      <w:vertAlign w:val="superscript"/>
+    </w:rPr>
+  </w:style>
+  <w:style w:type="character" w:styleId="Hyperlink">
+    <w:name w:val="Hyperlink"/>
+    <w:basedOn w:val="CaptionChar"/>
+    <w:uiPriority w:val="99"/>
+    <w:rsid w:val="004d740f"/>
+    <w:rPr>
+      <w:rFonts w:ascii="Arial" w:hAnsi="Arial"/>
+      <w:i w:val="false"/>
+      <w:color w:themeColor="text2" w:val="1F497D"/>
+      <w:sz w:val="22"/>
+      <w:u w:val="single"/>
+    </w:rPr>
+  </w:style>
+  <w:style w:type="character" w:styleId="KeywordTok" w:customStyle="1">
+    <w:name w:val="KeywordTok"/>
+    <w:basedOn w:val="VerbatimChar"/>
+    <w:qFormat/>
+    <w:rsid w:val="00833e34"/>
+    <w:rPr>
+      <w:rFonts w:ascii="Consolas" w:hAnsi="Consolas"/>
+      <w:b w:val="false"/>
+      <w:i w:val="false"/>
+      <w:color w:themeColor="text1" w:val="000000"/>
+      <w:sz w:val="18"/>
+      <w:shd w:fill="F8F8F8" w:val="clear"/>
+    </w:rPr>
+  </w:style>
+  <w:style w:type="character" w:styleId="DataTypeTok" w:customStyle="1">
+    <w:name w:val="DataTypeTok"/>
+    <w:basedOn w:val="VerbatimChar"/>
+    <w:qFormat/>
+    <w:rsid w:val="00b00530"/>
+    <w:rPr>
+      <w:rFonts w:ascii="Consolas" w:hAnsi="Consolas"/>
+      <w:i w:val="false"/>
+      <w:color w:themeColor="text1" w:val="000000"/>
+      <w:sz w:val="18"/>
+      <w:shd w:fill="F8F8F8" w:val="clear"/>
+    </w:rPr>
+  </w:style>
+  <w:style w:type="character" w:styleId="DecValTok" w:customStyle="1">
+    <w:name w:val="DecValTok"/>
+    <w:basedOn w:val="VerbatimChar"/>
+    <w:qFormat/>
+    <w:rsid w:val="00b1601b"/>
+    <w:rPr>
+      <w:rFonts w:ascii="Consolas" w:hAnsi="Consolas"/>
+      <w:i/>
+      <w:color w:themeColor="text1" w:val="000000"/>
+      <w:sz w:val="16"/>
+      <w:shd w:fill="F8F8F8" w:val="clear"/>
+    </w:rPr>
+  </w:style>
+  <w:style w:type="character" w:styleId="BaseNTok" w:customStyle="1">
+    <w:name w:val="BaseNTok"/>
+    <w:basedOn w:val="VerbatimChar"/>
+    <w:qFormat/>
+    <w:rsid w:val="00b00530"/>
+    <w:rPr>
+      <w:rFonts w:ascii="Consolas" w:hAnsi="Consolas"/>
+      <w:i w:val="false"/>
+      <w:color w:val="0000CF"/>
+      <w:sz w:val="18"/>
+      <w:shd w:fill="F8F8F8" w:val="clear"/>
+    </w:rPr>
+  </w:style>
+  <w:style w:type="character" w:styleId="FloatTok" w:customStyle="1">
+    <w:name w:val="FloatTok"/>
+    <w:basedOn w:val="VerbatimChar"/>
+    <w:qFormat/>
+    <w:rsid w:val="00b00530"/>
+    <w:rPr>
+      <w:rFonts w:ascii="Consolas" w:hAnsi="Consolas"/>
+      <w:i w:val="false"/>
+      <w:color w:val="0000CF"/>
+      <w:sz w:val="18"/>
+      <w:shd w:fill="F8F8F8" w:val="clear"/>
+    </w:rPr>
+  </w:style>
+  <w:style w:type="character" w:styleId="ConstantTok" w:customStyle="1">
+    <w:name w:val="ConstantTok"/>
+    <w:basedOn w:val="VerbatimChar"/>
+    <w:qFormat/>
+    <w:rsid w:val="00b00530"/>
+    <w:rPr>
+      <w:rFonts w:ascii="Consolas" w:hAnsi="Consolas"/>
+      <w:i w:val="false"/>
+      <w:color w:val="000000"/>
+      <w:sz w:val="18"/>
+      <w:shd w:fill="F8F8F8" w:val="clear"/>
+    </w:rPr>
+  </w:style>
+  <w:style w:type="character" w:styleId="CharTok" w:customStyle="1">
+    <w:name w:val="CharTok"/>
+    <w:basedOn w:val="VerbatimChar"/>
+    <w:qFormat/>
+    <w:rsid w:val="00b00530"/>
+    <w:rPr>
+      <w:rFonts w:ascii="Consolas" w:hAnsi="Consolas"/>
+      <w:i w:val="false"/>
+      <w:color w:val="4E9A06"/>
+      <w:sz w:val="18"/>
+      <w:shd w:fill="F8F8F8" w:val="clear"/>
+    </w:rPr>
+  </w:style>
+  <w:style w:type="character" w:styleId="SpecialCharTok" w:customStyle="1">
+    <w:name w:val="SpecialCharTok"/>
+    <w:basedOn w:val="VerbatimChar"/>
+    <w:qFormat/>
+    <w:rsid w:val="00b00530"/>
+    <w:rPr>
+      <w:rFonts w:ascii="Consolas" w:hAnsi="Consolas"/>
+      <w:i w:val="false"/>
+      <w:color w:val="000000"/>
+      <w:sz w:val="18"/>
+      <w:shd w:fill="F8F8F8" w:val="clear"/>
+    </w:rPr>
+  </w:style>
+  <w:style w:type="character" w:styleId="StringTok" w:customStyle="1">
+    <w:name w:val="StringTok"/>
+    <w:basedOn w:val="VerbatimChar"/>
+    <w:qFormat/>
+    <w:rsid w:val="00b00530"/>
+    <w:rPr>
+      <w:rFonts w:ascii="Consolas" w:hAnsi="Consolas"/>
+      <w:i w:val="false"/>
+      <w:color w:val="4E9A06"/>
+      <w:sz w:val="18"/>
+      <w:shd w:fill="F8F8F8" w:val="clear"/>
+    </w:rPr>
+  </w:style>
+  <w:style w:type="character" w:styleId="VerbatimStringTok" w:customStyle="1">
+    <w:name w:val="VerbatimStringTok"/>
+    <w:basedOn w:val="VerbatimChar"/>
+    <w:qFormat/>
+    <w:rsid w:val="00b00530"/>
+    <w:rPr>
+      <w:rFonts w:ascii="Consolas" w:hAnsi="Consolas"/>
+      <w:i w:val="false"/>
+      <w:color w:val="4E9A06"/>
+      <w:sz w:val="18"/>
+      <w:shd w:fill="F8F8F8" w:val="clear"/>
+    </w:rPr>
+  </w:style>
+  <w:style w:type="character" w:styleId="SpecialStringTok" w:customStyle="1">
+    <w:name w:val="SpecialStringTok"/>
+    <w:basedOn w:val="VerbatimChar"/>
+    <w:qFormat/>
+    <w:rsid w:val="00b00530"/>
+    <w:rPr>
+      <w:rFonts w:ascii="Consolas" w:hAnsi="Consolas"/>
+      <w:i w:val="false"/>
+      <w:color w:val="4E9A06"/>
+      <w:sz w:val="18"/>
+      <w:shd w:fill="F8F8F8" w:val="clear"/>
+    </w:rPr>
+  </w:style>
+  <w:style w:type="character" w:styleId="ImportTok" w:customStyle="1">
+    <w:name w:val="ImportTok"/>
+    <w:basedOn w:val="VerbatimChar"/>
+    <w:qFormat/>
+    <w:rsid w:val="00b00530"/>
+    <w:rPr>
+      <w:rFonts w:ascii="Consolas" w:hAnsi="Consolas"/>
+      <w:i w:val="false"/>
+      <w:sz w:val="18"/>
+      <w:shd w:fill="F8F8F8" w:val="clear"/>
+    </w:rPr>
+  </w:style>
+  <w:style w:type="character" w:styleId="CommentTok" w:customStyle="1">
+    <w:name w:val="CommentTok"/>
+    <w:basedOn w:val="VerbatimChar"/>
+    <w:qFormat/>
+    <w:rsid w:val="00b00530"/>
+    <w:rPr>
+      <w:rFonts w:ascii="Consolas" w:hAnsi="Consolas"/>
+      <w:i w:val="false"/>
+      <w:color w:themeColor="text1" w:val="000000"/>
+      <w:sz w:val="18"/>
+      <w:shd w:fill="F8F8F8" w:val="clear"/>
+    </w:rPr>
+  </w:style>
+  <w:style w:type="character" w:styleId="DocumentationTok" w:customStyle="1">
+    <w:name w:val="DocumentationTok"/>
+    <w:basedOn w:val="VerbatimChar"/>
+    <w:qFormat/>
+    <w:rsid w:val="00b00530"/>
+    <w:rPr>
+      <w:rFonts w:ascii="Consolas" w:hAnsi="Consolas"/>
+      <w:b/>
+      <w:i/>
+      <w:color w:val="8F5902"/>
+      <w:sz w:val="18"/>
+      <w:shd w:fill="F8F8F8" w:val="clear"/>
+    </w:rPr>
+  </w:style>
+  <w:style w:type="character" w:styleId="AnnotationTok" w:customStyle="1">
+    <w:name w:val="AnnotationTok"/>
+    <w:basedOn w:val="VerbatimChar"/>
+    <w:qFormat/>
+    <w:rsid w:val="00b00530"/>
+    <w:rPr>
+      <w:rFonts w:ascii="Consolas" w:hAnsi="Consolas"/>
+      <w:b/>
+      <w:i/>
+      <w:color w:val="8F5902"/>
+      <w:sz w:val="18"/>
+      <w:shd w:fill="F8F8F8" w:val="clear"/>
+    </w:rPr>
+  </w:style>
+  <w:style w:type="character" w:styleId="CommentVarTok" w:customStyle="1">
+    <w:name w:val="CommentVarTok"/>
+    <w:basedOn w:val="VerbatimChar"/>
+    <w:qFormat/>
+    <w:rsid w:val="00b00530"/>
+    <w:rPr>
+      <w:rFonts w:ascii="Consolas" w:hAnsi="Consolas"/>
+      <w:b/>
+      <w:i/>
+      <w:color w:val="8F5902"/>
+      <w:sz w:val="18"/>
+      <w:shd w:fill="F8F8F8" w:val="clear"/>
+    </w:rPr>
+  </w:style>
+  <w:style w:type="character" w:styleId="OtherTok" w:customStyle="1">
+    <w:name w:val="OtherTok"/>
+    <w:basedOn w:val="VerbatimChar"/>
+    <w:qFormat/>
+    <w:rsid w:val="00b00530"/>
+    <w:rPr>
+      <w:rFonts w:ascii="Consolas" w:hAnsi="Consolas"/>
+      <w:i w:val="false"/>
+      <w:color w:themeColor="text1" w:val="000000"/>
+      <w:sz w:val="18"/>
+      <w:shd w:fill="F8F8F8" w:val="clear"/>
+    </w:rPr>
+  </w:style>
+  <w:style w:type="character" w:styleId="FunctionTok" w:customStyle="1">
+    <w:name w:val="FunctionTok"/>
+    <w:basedOn w:val="VerbatimChar"/>
+    <w:qFormat/>
+    <w:rsid w:val="00b00530"/>
+    <w:rPr>
+      <w:rFonts w:ascii="Consolas" w:hAnsi="Consolas"/>
+      <w:i/>
+      <w:color w:val="000000"/>
+      <w:sz w:val="18"/>
+      <w:shd w:fill="F8F8F8" w:val="clear"/>
+    </w:rPr>
+  </w:style>
+  <w:style w:type="character" w:styleId="VariableTok" w:customStyle="1">
+    <w:name w:val="VariableTok"/>
+    <w:basedOn w:val="VerbatimChar"/>
+    <w:qFormat/>
+    <w:rsid w:val="00b00530"/>
+    <w:rPr>
+      <w:rFonts w:ascii="Consolas" w:hAnsi="Consolas"/>
+      <w:i w:val="false"/>
+      <w:color w:val="000000"/>
+      <w:sz w:val="18"/>
+      <w:shd w:fill="F8F8F8" w:val="clear"/>
+    </w:rPr>
+  </w:style>
+  <w:style w:type="character" w:styleId="ControlFlowTok" w:customStyle="1">
+    <w:name w:val="ControlFlowTok"/>
+    <w:basedOn w:val="VerbatimChar"/>
+    <w:qFormat/>
+    <w:rsid w:val="00b00530"/>
+    <w:rPr>
+      <w:rFonts w:ascii="Consolas" w:hAnsi="Consolas"/>
+      <w:b/>
+      <w:i w:val="false"/>
+      <w:color w:val="204A87"/>
+      <w:sz w:val="18"/>
+      <w:shd w:fill="F8F8F8" w:val="clear"/>
+    </w:rPr>
+  </w:style>
+  <w:style w:type="character" w:styleId="OperatorTok" w:customStyle="1">
+    <w:name w:val="OperatorTok"/>
+    <w:basedOn w:val="VerbatimChar"/>
+    <w:qFormat/>
+    <w:rsid w:val="00b00530"/>
+    <w:rPr>
+      <w:rFonts w:ascii="Consolas" w:hAnsi="Consolas"/>
+      <w:b/>
+      <w:i w:val="false"/>
+      <w:color w:val="CE5C00"/>
+      <w:sz w:val="18"/>
+      <w:shd w:fill="F8F8F8" w:val="clear"/>
+    </w:rPr>
+  </w:style>
+  <w:style w:type="character" w:styleId="BuiltInTok" w:customStyle="1">
+    <w:name w:val="BuiltInTok"/>
+    <w:basedOn w:val="VerbatimChar"/>
+    <w:qFormat/>
+    <w:rsid w:val="00b00530"/>
+    <w:rPr>
+      <w:rFonts w:ascii="Consolas" w:hAnsi="Consolas"/>
+      <w:i w:val="false"/>
+      <w:sz w:val="18"/>
+      <w:shd w:fill="F8F8F8" w:val="clear"/>
+    </w:rPr>
+  </w:style>
+  <w:style w:type="character" w:styleId="ExtensionTok" w:customStyle="1">
+    <w:name w:val="ExtensionTok"/>
+    <w:basedOn w:val="VerbatimChar"/>
+    <w:qFormat/>
+    <w:rsid w:val="00b00530"/>
+    <w:rPr>
+      <w:rFonts w:ascii="Consolas" w:hAnsi="Consolas"/>
+      <w:i w:val="false"/>
+      <w:sz w:val="18"/>
+      <w:shd w:fill="F8F8F8" w:val="clear"/>
+    </w:rPr>
+  </w:style>
+  <w:style w:type="character" w:styleId="PreprocessorTok" w:customStyle="1">
+    <w:name w:val="PreprocessorTok"/>
+    <w:basedOn w:val="VerbatimChar"/>
+    <w:qFormat/>
+    <w:rsid w:val="00b00530"/>
+    <w:rPr>
+      <w:rFonts w:ascii="Consolas" w:hAnsi="Consolas"/>
+      <w:i/>
+      <w:color w:val="8F5902"/>
+      <w:sz w:val="18"/>
+      <w:shd w:fill="F8F8F8" w:val="clear"/>
+    </w:rPr>
+  </w:style>
+  <w:style w:type="character" w:styleId="AttributeTok" w:customStyle="1">
+    <w:name w:val="AttributeTok"/>
+    <w:basedOn w:val="VerbatimChar"/>
+    <w:qFormat/>
+    <w:rsid w:val="00b00530"/>
+    <w:rPr>
+      <w:rFonts w:ascii="Consolas" w:hAnsi="Consolas"/>
+      <w:i w:val="false"/>
+      <w:color w:val="C4A000"/>
+      <w:sz w:val="18"/>
+      <w:shd w:fill="F8F8F8" w:val="clear"/>
+    </w:rPr>
+  </w:style>
+  <w:style w:type="character" w:styleId="RegionMarkerTok" w:customStyle="1">
+    <w:name w:val="RegionMarkerTok"/>
+    <w:basedOn w:val="VerbatimChar"/>
+    <w:qFormat/>
+    <w:rsid w:val="00b00530"/>
+    <w:rPr>
+      <w:rFonts w:ascii="Consolas" w:hAnsi="Consolas"/>
+      <w:i w:val="false"/>
+      <w:sz w:val="18"/>
+      <w:shd w:fill="F8F8F8" w:val="clear"/>
+    </w:rPr>
+  </w:style>
+  <w:style w:type="character" w:styleId="InformationTok" w:customStyle="1">
+    <w:name w:val="InformationTok"/>
+    <w:basedOn w:val="VerbatimChar"/>
+    <w:qFormat/>
+    <w:rsid w:val="00b00530"/>
+    <w:rPr>
+      <w:rFonts w:ascii="Consolas" w:hAnsi="Consolas"/>
+      <w:b/>
+      <w:i/>
+      <w:color w:val="8F5902"/>
+      <w:sz w:val="18"/>
+      <w:shd w:fill="F8F8F8" w:val="clear"/>
+    </w:rPr>
+  </w:style>
+  <w:style w:type="character" w:styleId="WarningTok" w:customStyle="1">
+    <w:name w:val="WarningTok"/>
+    <w:basedOn w:val="VerbatimChar"/>
+    <w:qFormat/>
+    <w:rsid w:val="00b00530"/>
+    <w:rPr>
+      <w:rFonts w:ascii="Consolas" w:hAnsi="Consolas"/>
+      <w:b/>
+      <w:i/>
+      <w:color w:val="8F5902"/>
+      <w:sz w:val="18"/>
+      <w:shd w:fill="F8F8F8" w:val="clear"/>
+    </w:rPr>
+  </w:style>
+  <w:style w:type="character" w:styleId="AlertTok" w:customStyle="1">
+    <w:name w:val="AlertTok"/>
+    <w:basedOn w:val="VerbatimChar"/>
+    <w:qFormat/>
+    <w:rsid w:val="00b00530"/>
+    <w:rPr>
+      <w:rFonts w:ascii="Consolas" w:hAnsi="Consolas"/>
+      <w:i w:val="false"/>
+      <w:color w:val="EF2929"/>
+      <w:sz w:val="18"/>
+      <w:shd w:fill="F8F8F8" w:val="clear"/>
+    </w:rPr>
+  </w:style>
+  <w:style w:type="character" w:styleId="ErrorTok" w:customStyle="1">
+    <w:name w:val="ErrorTok"/>
+    <w:basedOn w:val="VerbatimChar"/>
+    <w:qFormat/>
+    <w:rsid w:val="00b00530"/>
+    <w:rPr>
+      <w:rFonts w:ascii="Consolas" w:hAnsi="Consolas"/>
+      <w:b/>
+      <w:i w:val="false"/>
+      <w:color w:val="A40000"/>
+      <w:sz w:val="18"/>
+      <w:shd w:fill="F8F8F8" w:val="clear"/>
+    </w:rPr>
+  </w:style>
+  <w:style w:type="character" w:styleId="NormalTok" w:customStyle="1">
+    <w:name w:val="NormalTok"/>
+    <w:basedOn w:val="VerbatimChar"/>
+    <w:qFormat/>
+    <w:rsid w:val="00b00530"/>
+    <w:rPr>
+      <w:rFonts w:ascii="Consolas" w:hAnsi="Consolas"/>
+      <w:i w:val="false"/>
+      <w:sz w:val="18"/>
+      <w:shd w:fill="F8F8F8" w:val="clear"/>
+    </w:rPr>
+  </w:style>
+  <w:style w:type="character" w:styleId="BodyTextChar" w:customStyle="1">
+    <w:name w:val="Body Text Char"/>
+    <w:basedOn w:val="DefaultParagraphFont"/>
+    <w:qFormat/>
+    <w:rsid w:val="0098354d"/>
+    <w:rPr>
+      <w:rFonts w:ascii="Arial" w:hAnsi="Arial"/>
+      <w:sz w:val="22"/>
+    </w:rPr>
+  </w:style>
+  <w:style w:type="character" w:styleId="BalloonTextChar" w:customStyle="1">
+    <w:name w:val="Balloon Text Char"/>
+    <w:basedOn w:val="DefaultParagraphFont"/>
+    <w:link w:val="BalloonText"/>
+    <w:qFormat/>
+    <w:rsid w:val="00a70c7c"/>
+    <w:rPr>
+      <w:rFonts w:ascii="Calibri" w:hAnsi="Calibri" w:cs="Times New Roman" w:asciiTheme="majorHAnsi" w:hAnsiTheme="majorHAnsi"/>
+      <w:sz w:val="18"/>
+      <w:szCs w:val="18"/>
+    </w:rPr>
+  </w:style>
+  <w:style w:type="character" w:styleId="BodyText2Char" w:customStyle="1">
+    <w:name w:val="Body Text 2 Char"/>
+    <w:basedOn w:val="DefaultParagraphFont"/>
+    <w:link w:val="BodyText2"/>
+    <w:qFormat/>
+    <w:rsid w:val="00a70c7c"/>
+    <w:rPr>
+      <w:rFonts w:ascii="Arial" w:hAnsi="Arial"/>
+      <w:sz w:val="22"/>
+    </w:rPr>
+  </w:style>
+  <w:style w:type="character" w:styleId="BodyText3Char" w:customStyle="1">
+    <w:name w:val="Body Text 3 Char"/>
+    <w:basedOn w:val="DefaultParagraphFont"/>
+    <w:link w:val="BodyText3"/>
+    <w:qFormat/>
+    <w:rsid w:val="00a70c7c"/>
+    <w:rPr>
+      <w:rFonts w:ascii="Arial" w:hAnsi="Arial"/>
+      <w:sz w:val="22"/>
+      <w:szCs w:val="16"/>
+    </w:rPr>
+  </w:style>
+  <w:style w:type="character" w:styleId="BodyTextFirstIndentChar" w:customStyle="1">
+    <w:name w:val="Body Text First Indent Char"/>
+    <w:basedOn w:val="BodyTextChar"/>
+    <w:semiHidden/>
+    <w:qFormat/>
+    <w:rsid w:val="00a70c7c"/>
+    <w:rPr>
+      <w:rFonts w:ascii="Arial" w:hAnsi="Arial"/>
+      <w:sz w:val="22"/>
+    </w:rPr>
+  </w:style>
+  <w:style w:type="character" w:styleId="BodyTextIndent3Char" w:customStyle="1">
+    <w:name w:val="Body Text Indent 3 Char"/>
+    <w:basedOn w:val="DefaultParagraphFont"/>
+    <w:link w:val="BodyTextIndent3"/>
+    <w:semiHidden/>
+    <w:qFormat/>
+    <w:rsid w:val="00a70c7c"/>
+    <w:rPr>
+      <w:rFonts w:ascii="Arial" w:hAnsi="Arial"/>
+      <w:sz w:val="22"/>
+      <w:szCs w:val="16"/>
+    </w:rPr>
+  </w:style>
+  <w:style w:type="character" w:styleId="BodyTextIndent2Char" w:customStyle="1">
+    <w:name w:val="Body Text Indent 2 Char"/>
+    <w:basedOn w:val="DefaultParagraphFont"/>
+    <w:link w:val="BodyTextIndent2"/>
+    <w:semiHidden/>
+    <w:qFormat/>
+    <w:rsid w:val="00a70c7c"/>
+    <w:rPr>
+      <w:rFonts w:ascii="Arial" w:hAnsi="Arial"/>
+      <w:sz w:val="22"/>
+    </w:rPr>
+  </w:style>
+  <w:style w:type="character" w:styleId="FooterChar" w:customStyle="1">
+    <w:name w:val="Footer Char"/>
+    <w:basedOn w:val="DefaultParagraphFont"/>
+    <w:link w:val="Footer"/>
+    <w:qFormat/>
+    <w:rsid w:val="00a0085e"/>
+    <w:rPr>
+      <w:rFonts w:ascii="Arial" w:hAnsi="Arial"/>
+      <w:sz w:val="16"/>
+    </w:rPr>
+  </w:style>
+  <w:style w:type="character" w:styleId="PageNumber">
+    <w:name w:val="page number"/>
+    <w:basedOn w:val="DefaultParagraphFont"/>
+    <w:semiHidden/>
+    <w:unhideWhenUsed/>
+    <w:rsid w:val="00a0085e"/>
+    <w:rPr/>
+  </w:style>
+  <w:style w:type="character" w:styleId="HeaderChar" w:customStyle="1">
+    <w:name w:val="Header Char"/>
+    <w:basedOn w:val="DefaultParagraphFont"/>
+    <w:link w:val="Header"/>
+    <w:qFormat/>
+    <w:rsid w:val="00a0085e"/>
+    <w:rPr>
+      <w:rFonts w:ascii="Arial" w:hAnsi="Arial"/>
+      <w:sz w:val="22"/>
+    </w:rPr>
+  </w:style>
+  <w:style w:type="character" w:styleId="MacroTextChar" w:customStyle="1">
+    <w:name w:val="Macro Text Char"/>
+    <w:basedOn w:val="DefaultParagraphFont"/>
+    <w:link w:val="MacroText"/>
+    <w:semiHidden/>
+    <w:qFormat/>
+    <w:rsid w:val="00b00530"/>
+    <w:rPr>
+      <w:rFonts w:ascii="Consolas" w:hAnsi="Consolas" w:cs="Consolas"/>
+      <w:sz w:val="18"/>
+      <w:szCs w:val="20"/>
+    </w:rPr>
+  </w:style>
+  <w:style w:type="character" w:styleId="PlainTextChar" w:customStyle="1">
+    <w:name w:val="Plain Text Char"/>
+    <w:basedOn w:val="DefaultParagraphFont"/>
+    <w:link w:val="PlainText"/>
+    <w:semiHidden/>
+    <w:qFormat/>
+    <w:rsid w:val="00b00530"/>
+    <w:rPr>
+      <w:rFonts w:ascii="Consolas" w:hAnsi="Consolas" w:cs="Consolas"/>
+      <w:sz w:val="18"/>
+      <w:szCs w:val="21"/>
+    </w:rPr>
+  </w:style>
+  <w:style w:type="paragraph" w:styleId="Heading">
+    <w:name w:val="Heading"/>
+    <w:basedOn w:val="Normal"/>
+    <w:next w:val="BodyText"/>
+    <w:qFormat/>
+    <w:pPr>
+      <w:keepNext w:val="true"/>
+      <w:spacing w:before="240" w:after="120"/>
+    </w:pPr>
+    <w:rPr>
+      <w:rFonts w:ascii="Liberation Sans" w:hAnsi="Liberation Sans" w:eastAsia="PingFang SC" w:cs="Arial Unicode MS"/>
+      <w:sz w:val="28"/>
+      <w:szCs w:val="28"/>
+    </w:rPr>
+  </w:style>
+  <w:style w:type="paragraph" w:styleId="BodyText">
+    <w:name w:val="Body Text"/>
+    <w:basedOn w:val="Normal"/>
+    <w:link w:val="BodyTextChar"/>
+    <w:qFormat/>
+    <w:rsid w:val="0098354d"/>
+    <w:pPr>
+      <w:spacing w:lineRule="auto" w:line="360" w:before="180" w:after="180"/>
+    </w:pPr>
+    <w:rPr/>
+  </w:style>
+  <w:style w:type="paragraph" w:styleId="List">
+    <w:name w:val="List"/>
+    <w:basedOn w:val="BodyText"/>
+    <w:pPr/>
+    <w:rPr>
+      <w:rFonts w:cs="Arial Unicode MS"/>
+    </w:rPr>
+  </w:style>
+  <w:style w:type="paragraph" w:styleId="Caption">
+    <w:name w:val="caption"/>
+    <w:basedOn w:val="Normal"/>
+    <w:link w:val="CaptionChar"/>
+    <w:qFormat/>
+    <w:rsid w:val="00a70c7c"/>
+    <w:pPr/>
+    <w:rPr>
+      <w:i/>
+    </w:rPr>
+  </w:style>
+  <w:style w:type="paragraph" w:styleId="Index">
+    <w:name w:val="Index"/>
+    <w:basedOn w:val="Normal"/>
+    <w:qFormat/>
+    <w:pPr>
+      <w:suppressLineNumbers/>
+    </w:pPr>
+    <w:rPr>
+      <w:rFonts w:cs="Arial Unicode MS"/>
+    </w:rPr>
+  </w:style>
+  <w:style w:type="paragraph" w:styleId="FirstParagraph" w:customStyle="1">
+    <w:name w:val="First Paragraph"/>
+    <w:basedOn w:val="BodyText"/>
+    <w:next w:val="BodyText"/>
+    <w:qFormat/>
+    <w:pPr/>
+    <w:rPr/>
+  </w:style>
+  <w:style w:type="paragraph" w:styleId="Compact" w:customStyle="1">
+    <w:name w:val="Compact"/>
+    <w:basedOn w:val="BodyText"/>
+    <w:qFormat/>
+    <w:rsid w:val="0011024e"/>
+    <w:pPr>
+      <w:spacing w:before="36" w:after="36"/>
+    </w:pPr>
+    <w:rPr>
+      <w:sz w:val="20"/>
+    </w:rPr>
+  </w:style>
+  <w:style w:type="paragraph" w:styleId="Title">
+    <w:name w:val="Title"/>
+    <w:basedOn w:val="Normal"/>
+    <w:next w:val="BodyText"/>
+    <w:qFormat/>
+    <w:rsid w:val="0098354d"/>
+    <w:pPr>
+      <w:keepNext w:val="true"/>
+      <w:keepLines/>
+      <w:spacing w:before="0" w:after="200"/>
+      <w:jc w:val="center"/>
+    </w:pPr>
+    <w:rPr>
+      <w:rFonts w:eastAsia="" w:cs="" w:cstheme="majorBidi" w:eastAsiaTheme="majorEastAsia"/>
+      <w:b/>
+      <w:bCs/>
+      <w:color w:themeColor="text1" w:val="000000"/>
+      <w:szCs w:val="36"/>
+    </w:rPr>
+  </w:style>
+  <w:style w:type="paragraph" w:styleId="Subtitle">
+    <w:name w:val="Subtitle"/>
+    <w:basedOn w:val="Title"/>
+    <w:next w:val="BodyText"/>
+    <w:qFormat/>
+    <w:pPr>
+      <w:spacing w:before="240" w:after="240"/>
+    </w:pPr>
+    <w:rPr>
+      <w:sz w:val="30"/>
+      <w:szCs w:val="30"/>
+    </w:rPr>
+  </w:style>
+  <w:style w:type="paragraph" w:styleId="Author" w:customStyle="1">
+    <w:name w:val="Author"/>
+    <w:next w:val="BodyText"/>
+    <w:qFormat/>
+    <w:rsid w:val="0098354d"/>
+    <w:pPr>
+      <w:keepNext w:val="true"/>
+      <w:keepLines/>
+      <w:widowControl/>
+      <w:bidi w:val="0"/>
+      <w:spacing w:before="40" w:after="220"/>
+      <w:jc w:val="center"/>
+    </w:pPr>
+    <w:rPr>
+      <w:rFonts w:ascii="Arial" w:hAnsi="Arial" w:eastAsia="Cambria" w:cs="" w:cstheme="minorBidi" w:eastAsiaTheme="minorHAnsi"/>
+      <w:color w:val="auto"/>
+      <w:kern w:val="0"/>
+      <w:sz w:val="22"/>
+      <w:szCs w:val="24"/>
+      <w:lang w:val="en-US" w:eastAsia="en-US" w:bidi="ar-SA"/>
+    </w:rPr>
+  </w:style>
+  <w:style w:type="paragraph" w:styleId="Date">
+    <w:name w:val="Date"/>
+    <w:next w:val="BodyText"/>
+    <w:qFormat/>
+    <w:rsid w:val="0098354d"/>
+    <w:pPr>
+      <w:keepNext w:val="true"/>
+      <w:keepLines/>
+      <w:widowControl/>
+      <w:bidi w:val="0"/>
+      <w:spacing w:before="0" w:after="220"/>
+      <w:jc w:val="center"/>
+    </w:pPr>
+    <w:rPr>
+      <w:rFonts w:ascii="Arial" w:hAnsi="Arial" w:eastAsia="Cambria" w:cs="" w:cstheme="minorBidi" w:eastAsiaTheme="minorHAnsi"/>
+      <w:color w:val="auto"/>
+      <w:kern w:val="0"/>
+      <w:sz w:val="22"/>
+      <w:szCs w:val="24"/>
+      <w:lang w:val="en-US" w:eastAsia="en-US" w:bidi="ar-SA"/>
+    </w:rPr>
+  </w:style>
+  <w:style w:type="paragraph" w:styleId="Abstract" w:customStyle="1">
+    <w:name w:val="Abstract"/>
+    <w:basedOn w:val="Normal"/>
+    <w:next w:val="BodyText"/>
+    <w:qFormat/>
+    <w:rsid w:val="0098354d"/>
+    <w:pPr>
+      <w:keepNext w:val="true"/>
+      <w:keepLines/>
+      <w:spacing w:lineRule="auto" w:line="360" w:before="220" w:after="220"/>
+      <w:ind w:start="720" w:end="720"/>
+    </w:pPr>
+    <w:rPr>
+      <w:sz w:val="20"/>
+      <w:szCs w:val="20"/>
+    </w:rPr>
+  </w:style>
+  <w:style w:type="paragraph" w:styleId="Bibliography">
+    <w:name w:val="Bibliography"/>
+    <w:basedOn w:val="Normal"/>
+    <w:qFormat/>
+    <w:rsid w:val="00a75392"/>
+    <w:pPr>
+      <w:spacing w:before="0" w:after="220"/>
+      <w:ind w:hanging="720" w:start="720"/>
+    </w:pPr>
+    <w:rPr/>
+  </w:style>
+  <w:style w:type="paragraph" w:styleId="BlockText">
+    <w:name w:val="Block Text"/>
+    <w:basedOn w:val="BodyText"/>
+    <w:next w:val="BodyText"/>
+    <w:uiPriority w:val="9"/>
+    <w:unhideWhenUsed/>
+    <w:qFormat/>
+    <w:rsid w:val="00d81da6"/>
+    <w:pPr>
+      <w:pBdr>
+        <w:left w:val="single" w:sz="4" w:space="4" w:color="000000"/>
+      </w:pBdr>
+      <w:spacing w:before="0" w:after="0"/>
+      <w:ind w:start="475" w:end="475"/>
+    </w:pPr>
+    <w:rPr>
+      <w:i/>
+    </w:rPr>
+  </w:style>
+  <w:style w:type="paragraph" w:styleId="FootnoteText">
+    <w:name w:val="footnote text"/>
+    <w:basedOn w:val="Normal"/>
+    <w:uiPriority w:val="9"/>
+    <w:unhideWhenUsed/>
+    <w:qFormat/>
+    <w:rsid w:val="00cc7ff9"/>
+    <w:pPr/>
+    <w:rPr>
+      <w:sz w:val="18"/>
+    </w:rPr>
+  </w:style>
+  <w:style w:type="paragraph" w:styleId="DefinitionTerm" w:customStyle="1">
+    <w:name w:val="Definition Term"/>
+    <w:basedOn w:val="Normal"/>
+    <w:next w:val="Definition"/>
+    <w:qFormat/>
+    <w:pPr>
+      <w:keepNext w:val="true"/>
+      <w:keepLines/>
+    </w:pPr>
+    <w:rPr>
+      <w:b/>
+    </w:rPr>
+  </w:style>
+  <w:style w:type="paragraph" w:styleId="Definition" w:customStyle="1">
+    <w:name w:val="Definition"/>
+    <w:basedOn w:val="Normal"/>
+    <w:qFormat/>
+    <w:pPr/>
+    <w:rPr/>
+  </w:style>
+  <w:style w:type="paragraph" w:styleId="TableCaption" w:customStyle="1">
+    <w:name w:val="Table Caption"/>
+    <w:basedOn w:val="Caption"/>
+    <w:qFormat/>
+    <w:pPr>
+      <w:keepNext w:val="true"/>
+    </w:pPr>
+    <w:rPr/>
+  </w:style>
+  <w:style w:type="paragraph" w:styleId="ImageCaption" w:customStyle="1">
+    <w:name w:val="Image Caption"/>
+    <w:basedOn w:val="Caption"/>
+    <w:qFormat/>
+    <w:rsid w:val="002c20de"/>
+    <w:pPr>
+      <w:spacing w:before="100" w:after="220"/>
+    </w:pPr>
+    <w:rPr>
+      <w:b/>
+      <w:i w:val="false"/>
+      <w:sz w:val="20"/>
+    </w:rPr>
+  </w:style>
+  <w:style w:type="paragraph" w:styleId="Figure" w:customStyle="1">
+    <w:name w:val="Figure"/>
+    <w:basedOn w:val="Normal"/>
+    <w:qFormat/>
+    <w:rsid w:val="00e2640b"/>
+    <w:pPr>
+      <w:jc w:val="center"/>
+    </w:pPr>
+    <w:rPr/>
+  </w:style>
+  <w:style w:type="paragraph" w:styleId="CaptionedFigure" w:customStyle="1">
+    <w:name w:val="Captioned Figure"/>
+    <w:basedOn w:val="Figure"/>
+    <w:qFormat/>
+    <w:rsid w:val="00e2640b"/>
+    <w:pPr>
+      <w:keepNext w:val="true"/>
+    </w:pPr>
+    <w:rPr/>
+  </w:style>
+  <w:style w:type="paragraph" w:styleId="IndexHeading">
+    <w:name w:val="index heading"/>
+    <w:basedOn w:val="Heading"/>
+    <w:pPr/>
+    <w:rPr/>
+  </w:style>
+  <w:style w:type="paragraph" w:styleId="TOCHeading">
+    <w:name w:val="TOC Heading"/>
+    <w:basedOn w:val="Heading1"/>
+    <w:next w:val="BodyText"/>
+    <w:uiPriority w:val="39"/>
+    <w:unhideWhenUsed/>
+    <w:qFormat/>
+    <w:rsid w:val="00c80241"/>
+    <w:pPr>
+      <w:spacing w:lineRule="auto" w:line="259" w:before="220" w:after="120"/>
+      <w:outlineLvl w:val="9"/>
+    </w:pPr>
+    <w:rPr>
+      <w:bCs w:val="false"/>
+    </w:rPr>
+  </w:style>
+  <w:style w:type="paragraph" w:styleId="SourceCode" w:customStyle="1">
+    <w:name w:val="Source Code"/>
+    <w:basedOn w:val="Normal"/>
+    <w:link w:val="VerbatimChar"/>
+    <w:qFormat/>
+    <w:rsid w:val="00a11931"/>
+    <w:pPr>
+      <w:shd w:val="clear" w:color="auto" w:fill="F8F8F8"/>
+    </w:pPr>
+    <w:rPr>
+      <w:rFonts w:ascii="Consolas" w:hAnsi="Consolas"/>
+      <w:sz w:val="18"/>
+    </w:rPr>
+  </w:style>
+  <w:style w:type="paragraph" w:styleId="BalloonText">
+    <w:name w:val="Balloon Text"/>
+    <w:basedOn w:val="Normal"/>
+    <w:link w:val="BalloonTextChar"/>
+    <w:unhideWhenUsed/>
+    <w:qFormat/>
+    <w:rsid w:val="00a70c7c"/>
+    <w:pPr/>
+    <w:rPr>
+      <w:rFonts w:ascii="Calibri" w:hAnsi="Calibri" w:cs="Times New Roman" w:asciiTheme="majorHAnsi" w:hAnsiTheme="majorHAnsi"/>
+      <w:sz w:val="18"/>
+      <w:szCs w:val="18"/>
+    </w:rPr>
+  </w:style>
+  <w:style w:type="paragraph" w:styleId="BodyText2">
+    <w:name w:val="Body Text 2"/>
+    <w:basedOn w:val="Normal"/>
+    <w:link w:val="BodyText2Char"/>
+    <w:qFormat/>
+    <w:rsid w:val="00a70c7c"/>
+    <w:pPr/>
+    <w:rPr/>
+  </w:style>
+  <w:style w:type="paragraph" w:styleId="BodyText3">
+    <w:name w:val="Body Text 3"/>
+    <w:basedOn w:val="Normal"/>
+    <w:link w:val="BodyText3Char"/>
+    <w:qFormat/>
+    <w:rsid w:val="00a70c7c"/>
+    <w:pPr/>
+    <w:rPr>
+      <w:szCs w:val="16"/>
+    </w:rPr>
+  </w:style>
+  <w:style w:type="paragraph" w:styleId="BodyTextFirstIndent">
+    <w:name w:val="Body Text First Indent"/>
+    <w:basedOn w:val="BodyText"/>
+    <w:link w:val="BodyTextFirstIndentChar"/>
+    <w:semiHidden/>
+    <w:unhideWhenUsed/>
+    <w:rsid w:val="00a70c7c"/>
+    <w:pPr>
+      <w:spacing w:before="0" w:after="0"/>
+      <w:ind w:firstLine="360"/>
+    </w:pPr>
+    <w:rPr/>
+  </w:style>
+  <w:style w:type="paragraph" w:styleId="BodyTextIndent3">
+    <w:name w:val="Body Text Indent 3"/>
+    <w:basedOn w:val="Normal"/>
+    <w:link w:val="BodyTextIndent3Char"/>
+    <w:semiHidden/>
+    <w:unhideWhenUsed/>
+    <w:qFormat/>
+    <w:rsid w:val="00a70c7c"/>
+    <w:pPr>
+      <w:ind w:start="360"/>
+    </w:pPr>
+    <w:rPr>
+      <w:szCs w:val="16"/>
+    </w:rPr>
+  </w:style>
+  <w:style w:type="paragraph" w:styleId="BodyTextIndent2">
+    <w:name w:val="Body Text Indent 2"/>
+    <w:basedOn w:val="Normal"/>
+    <w:link w:val="BodyTextIndent2Char"/>
+    <w:semiHidden/>
+    <w:unhideWhenUsed/>
+    <w:qFormat/>
+    <w:rsid w:val="00a70c7c"/>
+    <w:pPr>
+      <w:ind w:start="360"/>
+    </w:pPr>
+    <w:rPr/>
+  </w:style>
+  <w:style w:type="paragraph" w:styleId="HeaderandFooter">
+    <w:name w:val="Header and Footer"/>
+    <w:basedOn w:val="Normal"/>
+    <w:qFormat/>
+    <w:pPr/>
+    <w:rPr/>
+  </w:style>
+  <w:style w:type="paragraph" w:styleId="Footer">
+    <w:name w:val="footer"/>
+    <w:basedOn w:val="Normal"/>
+    <w:link w:val="FooterChar"/>
+    <w:unhideWhenUsed/>
+    <w:rsid w:val="00a0085e"/>
+    <w:pPr>
+      <w:tabs>
+        <w:tab w:val="clear" w:pos="720"/>
+        <w:tab w:val="center" w:pos="4680" w:leader="none"/>
+        <w:tab w:val="right" w:pos="9360" w:leader="none"/>
+      </w:tabs>
+    </w:pPr>
+    <w:rPr>
+      <w:sz w:val="16"/>
+    </w:rPr>
+  </w:style>
+  <w:style w:type="paragraph" w:styleId="Header">
+    <w:name w:val="header"/>
+    <w:basedOn w:val="Normal"/>
+    <w:link w:val="HeaderChar"/>
+    <w:unhideWhenUsed/>
+    <w:rsid w:val="00a0085e"/>
+    <w:pPr>
+      <w:tabs>
+        <w:tab w:val="clear" w:pos="720"/>
+        <w:tab w:val="center" w:pos="4680" w:leader="none"/>
+        <w:tab w:val="right" w:pos="9360" w:leader="none"/>
+      </w:tabs>
+    </w:pPr>
+    <w:rPr/>
+  </w:style>
+  <w:style w:type="paragraph" w:styleId="TOC2">
+    <w:name w:val="toc 2"/>
+    <w:basedOn w:val="Normal"/>
+    <w:next w:val="Normal"/>
+    <w:autoRedefine/>
+    <w:uiPriority w:val="39"/>
+    <w:unhideWhenUsed/>
+    <w:rsid w:val="00a11931"/>
+    <w:pPr>
+      <w:spacing w:before="0" w:after="100"/>
+      <w:ind w:start="220"/>
+    </w:pPr>
+    <w:rPr/>
+  </w:style>
+  <w:style w:type="paragraph" w:styleId="TOC3">
+    <w:name w:val="toc 3"/>
+    <w:basedOn w:val="Normal"/>
+    <w:next w:val="Normal"/>
+    <w:autoRedefine/>
+    <w:uiPriority w:val="39"/>
+    <w:unhideWhenUsed/>
+    <w:rsid w:val="00a11931"/>
+    <w:pPr>
+      <w:spacing w:before="0" w:after="100"/>
+      <w:ind w:start="440"/>
+    </w:pPr>
+    <w:rPr/>
+  </w:style>
+  <w:style w:type="paragraph" w:styleId="MacroText">
+    <w:name w:val="macro"/>
+    <w:link w:val="MacroTextChar"/>
+    <w:semiHidden/>
+    <w:unhideWhenUsed/>
+    <w:qFormat/>
+    <w:rsid w:val="00b00530"/>
+    <w:pPr>
+      <w:widowControl/>
+      <w:tabs>
+        <w:tab w:val="clear" w:pos="720"/>
+        <w:tab w:val="left" w:pos="480" w:leader="none"/>
+        <w:tab w:val="left" w:pos="960" w:leader="none"/>
+        <w:tab w:val="left" w:pos="1440" w:leader="none"/>
+        <w:tab w:val="left" w:pos="1920" w:leader="none"/>
+        <w:tab w:val="left" w:pos="2400" w:leader="none"/>
+        <w:tab w:val="left" w:pos="2880" w:leader="none"/>
+        <w:tab w:val="left" w:pos="3360" w:leader="none"/>
+        <w:tab w:val="left" w:pos="3840" w:leader="none"/>
+        <w:tab w:val="left" w:pos="4320" w:leader="none"/>
+      </w:tabs>
+      <w:bidi w:val="0"/>
+      <w:spacing w:before="0" w:after="0"/>
+      <w:jc w:val="start"/>
+    </w:pPr>
+    <w:rPr>
+      <w:rFonts w:ascii="Consolas" w:hAnsi="Consolas" w:cs="Consolas" w:eastAsia="Cambria" w:eastAsiaTheme="minorHAnsi"/>
+      <w:color w:val="auto"/>
+      <w:kern w:val="0"/>
+      <w:sz w:val="18"/>
+      <w:szCs w:val="20"/>
+      <w:lang w:val="en-US" w:eastAsia="en-US" w:bidi="ar-SA"/>
+    </w:rPr>
+  </w:style>
+  <w:style w:type="paragraph" w:styleId="PlainText">
+    <w:name w:val="Plain Text"/>
+    <w:basedOn w:val="Normal"/>
+    <w:link w:val="PlainTextChar"/>
+    <w:semiHidden/>
+    <w:unhideWhenUsed/>
+    <w:qFormat/>
+    <w:rsid w:val="00b00530"/>
+    <w:pPr/>
+    <w:rPr>
+      <w:rFonts w:ascii="Consolas" w:hAnsi="Consolas" w:cs="Consolas"/>
+      <w:sz w:val="18"/>
+      <w:szCs w:val="21"/>
+    </w:rPr>
+  </w:style>
+  <w:style w:type="paragraph" w:styleId="center" w:customStyle="1">
+    <w:name w:val="center"/>
+    <w:basedOn w:val="BodyText"/>
+    <w:qFormat/>
+    <w:rsid w:val="00977e86"/>
+    <w:pPr>
+      <w:jc w:val="center"/>
+    </w:pPr>
+    <w:rPr/>
+  </w:style>
+  <w:style w:type="paragraph" w:styleId="footnotesize" w:customStyle="1">
+    <w:name w:val="footnotesize"/>
+    <w:basedOn w:val="BodyText"/>
+    <w:qFormat/>
+    <w:rsid w:val="00da6f82"/>
+    <w:pPr/>
+    <w:rPr>
+      <w:sz w:val="16"/>
+    </w:rPr>
+  </w:style>
+  <w:style w:type="paragraph" w:styleId="detailbox" w:customStyle="1">
+    <w:name w:val="detailbox"/>
+    <w:basedOn w:val="BodyText"/>
+    <w:qFormat/>
+    <w:rsid w:val="0071606c"/>
+    <w:pPr>
+      <w:pBdr>
+        <w:top w:val="single" w:sz="4" w:space="1" w:color="000000"/>
+        <w:left w:val="single" w:sz="4" w:space="4" w:color="000000"/>
+        <w:bottom w:val="single" w:sz="4" w:space="1" w:color="000000"/>
+        <w:right w:val="single" w:sz="4" w:space="4" w:color="000000"/>
+      </w:pBdr>
+      <w:shd w:val="clear" w:color="auto" w:fill="D9D9D9" w:themeFill="background1" w:themeFillShade="d9"/>
+    </w:pPr>
+    <w:rPr>
+      <w:sz w:val="18"/>
+    </w:rPr>
+  </w:style>
+  <w:style w:type="paragraph" w:styleId="Author-Name" w:customStyle="1">
+    <w:name w:val="Author-Name"/>
+    <w:basedOn w:val="FirstParagraph"/>
+    <w:qFormat/>
+    <w:rsid w:val="009e1494"/>
+    <w:pPr>
+      <w:spacing w:lineRule="auto" w:line="240" w:before="100" w:after="0"/>
+      <w:ind w:start="1440" w:end="1440"/>
+      <w:jc w:val="center"/>
+    </w:pPr>
+    <w:rPr>
+      <w:b/>
+      <w:bCs/>
+    </w:rPr>
+  </w:style>
+  <w:style w:type="paragraph" w:styleId="Author-Affiliation" w:customStyle="1">
+    <w:name w:val="Author-Affiliation"/>
+    <w:basedOn w:val="Author-Name"/>
+    <w:qFormat/>
+    <w:rsid w:val="009e1494"/>
+    <w:pPr>
+      <w:spacing w:before="0" w:after="0"/>
+    </w:pPr>
+    <w:rPr>
+      <w:b w:val="false"/>
+    </w:rPr>
+  </w:style>
+  <w:style w:type="paragraph" w:styleId="Author-email" w:customStyle="1">
+    <w:name w:val="Author-email"/>
+    <w:basedOn w:val="Author-Affiliation"/>
+    <w:qFormat/>
+    <w:rsid w:val="008f24ce"/>
+    <w:pPr/>
+    <w:rPr>
+      <w:i/>
+      <w:iCs/>
+    </w:rPr>
+  </w:style>
+  <w:style w:type="paragraph" w:styleId="Author-ORCID" w:customStyle="1">
+    <w:name w:val="Author-ORCID"/>
+    <w:basedOn w:val="BodyText"/>
+    <w:qFormat/>
+    <w:rsid w:val="00965f7e"/>
+    <w:pPr>
+      <w:spacing w:lineRule="auto" w:line="240" w:before="0" w:after="0"/>
+      <w:ind w:start="1440" w:end="1440"/>
+      <w:jc w:val="center"/>
+    </w:pPr>
+    <w:rPr/>
+  </w:style>
+  <w:style w:type="paragraph" w:styleId="FrameContents">
+    <w:name w:val="Frame Contents"/>
+    <w:basedOn w:val="Normal"/>
+    <w:qFormat/>
+    <w:pPr/>
+    <w:rPr/>
+  </w:style>
+  <w:style w:type="numbering" w:styleId="NoList" w:default="1">
+    <w:name w:val="No List"/>
+    <w:uiPriority w:val="99"/>
+    <w:semiHidden/>
+    <w:unhideWhenUsed/>
+    <w:qFormat/>
   </w:style>
   <w:style w:type="table" w:default="1" w:styleId="TableNormal">
     <w:name w:val="Normal Table"/>
@@ -3663,7 +6116,6 @@
     <w:semiHidden/>
     <w:unhideWhenUsed/>
     <w:tblPr>
-      <w:tblInd w:w="0" w:type="dxa"/>
       <w:tblCellMar>
         <w:top w:w="0" w:type="dxa"/>
         <w:left w:w="108" w:type="dxa"/>
@@ -3672,169 +6124,12 @@
       </w:tblCellMar>
     </w:tblPr>
   </w:style>
-  <w:style w:type="numbering" w:default="1" w:styleId="NoList">
-    <w:name w:val="No List"/>
-    <w:uiPriority w:val="99"/>
-    <w:semiHidden/>
-    <w:unhideWhenUsed/>
-  </w:style>
-  <w:style w:type="paragraph" w:styleId="BodyText">
-    <w:name w:val="Body Text"/>
-    <w:basedOn w:val="Normal"/>
-    <w:link w:val="BodyTextChar"/>
-    <w:qFormat/>
-    <w:rsid w:val="0098354D"/>
-    <w:pPr>
-      <w:spacing w:before="180" w:after="180" w:line="360" w:lineRule="auto"/>
-    </w:pPr>
-  </w:style>
-  <w:style w:type="paragraph" w:customStyle="1" w:styleId="FirstParagraph">
-    <w:name w:val="First Paragraph"/>
-    <w:basedOn w:val="BodyText"/>
-    <w:next w:val="BodyText"/>
-    <w:qFormat/>
-  </w:style>
-  <w:style w:type="paragraph" w:customStyle="1" w:styleId="Compact">
-    <w:name w:val="Compact"/>
-    <w:basedOn w:val="BodyText"/>
-    <w:qFormat/>
-    <w:rsid w:val="0011024E"/>
-    <w:pPr>
-      <w:spacing w:before="36" w:after="36"/>
-    </w:pPr>
-    <w:rPr>
-      <w:sz w:val="20"/>
-    </w:rPr>
-  </w:style>
-  <w:style w:type="paragraph" w:styleId="Title">
-    <w:name w:val="Title"/>
-    <w:basedOn w:val="Normal"/>
-    <w:next w:val="BodyText"/>
-    <w:qFormat/>
-    <w:rsid w:val="0098354D"/>
-    <w:pPr>
-      <w:keepNext/>
-      <w:keepLines/>
-      <w:spacing w:after="200"/>
-      <w:jc w:val="center"/>
-    </w:pPr>
-    <w:rPr>
-      <w:rFonts w:eastAsiaTheme="majorEastAsia" w:cstheme="majorBidi"/>
-      <w:b/>
-      <w:bCs/>
-      <w:color w:val="000000" w:themeColor="text1"/>
-      <w:szCs w:val="36"/>
-    </w:rPr>
-  </w:style>
-  <w:style w:type="paragraph" w:styleId="Subtitle">
-    <w:name w:val="Subtitle"/>
-    <w:basedOn w:val="Title"/>
-    <w:next w:val="BodyText"/>
-    <w:qFormat/>
-    <w:pPr>
-      <w:spacing w:before="240" w:after="240"/>
-    </w:pPr>
-    <w:rPr>
-      <w:sz w:val="30"/>
-      <w:szCs w:val="30"/>
-    </w:rPr>
-  </w:style>
-  <w:style w:type="paragraph" w:customStyle="1" w:styleId="Author">
-    <w:name w:val="Author"/>
-    <w:next w:val="BodyText"/>
-    <w:qFormat/>
-    <w:rsid w:val="0098354D"/>
-    <w:pPr>
-      <w:keepNext/>
-      <w:keepLines/>
-      <w:spacing w:before="40" w:after="220"/>
-      <w:jc w:val="center"/>
-    </w:pPr>
-    <w:rPr>
-      <w:rFonts w:ascii="Arial" w:hAnsi="Arial"/>
-      <w:sz w:val="22"/>
-    </w:rPr>
-  </w:style>
-  <w:style w:type="paragraph" w:styleId="Date">
-    <w:name w:val="Date"/>
-    <w:next w:val="BodyText"/>
-    <w:qFormat/>
-    <w:rsid w:val="0098354D"/>
-    <w:pPr>
-      <w:keepNext/>
-      <w:keepLines/>
-      <w:spacing w:after="220"/>
-      <w:jc w:val="center"/>
-    </w:pPr>
-    <w:rPr>
-      <w:rFonts w:ascii="Arial" w:hAnsi="Arial"/>
-      <w:sz w:val="22"/>
-    </w:rPr>
-  </w:style>
-  <w:style w:type="paragraph" w:customStyle="1" w:styleId="Abstract">
-    <w:name w:val="Abstract"/>
-    <w:basedOn w:val="Normal"/>
-    <w:next w:val="BodyText"/>
-    <w:qFormat/>
-    <w:rsid w:val="0098354D"/>
-    <w:pPr>
-      <w:keepNext/>
-      <w:keepLines/>
-      <w:spacing w:before="220" w:after="220" w:line="360" w:lineRule="auto"/>
-      <w:ind w:left="720" w:right="720"/>
-    </w:pPr>
-    <w:rPr>
-      <w:sz w:val="20"/>
-      <w:szCs w:val="20"/>
-    </w:rPr>
-  </w:style>
-  <w:style w:type="paragraph" w:styleId="Bibliography">
-    <w:name w:val="Bibliography"/>
-    <w:basedOn w:val="Normal"/>
-    <w:qFormat/>
-    <w:rsid w:val="00A75392"/>
-    <w:pPr>
-      <w:spacing w:after="220"/>
-      <w:ind w:left="720" w:hanging="720"/>
-    </w:pPr>
-  </w:style>
-  <w:style w:type="paragraph" w:styleId="BlockText">
-    <w:name w:val="Block Text"/>
-    <w:basedOn w:val="BodyText"/>
-    <w:next w:val="BodyText"/>
-    <w:uiPriority w:val="9"/>
-    <w:unhideWhenUsed/>
-    <w:qFormat/>
-    <w:rsid w:val="00D81DA6"/>
-    <w:pPr>
-      <w:pBdr>
-        <w:left w:val="single" w:sz="4" w:space="4" w:color="auto"/>
-      </w:pBdr>
-      <w:spacing w:before="0" w:after="0"/>
-      <w:ind w:left="475" w:right="475"/>
-    </w:pPr>
-    <w:rPr>
-      <w:i/>
-    </w:rPr>
-  </w:style>
-  <w:style w:type="paragraph" w:styleId="FootnoteText">
-    <w:name w:val="footnote text"/>
-    <w:basedOn w:val="Normal"/>
-    <w:uiPriority w:val="9"/>
-    <w:unhideWhenUsed/>
-    <w:qFormat/>
-    <w:rsid w:val="00CC7FF9"/>
-    <w:rPr>
-      <w:sz w:val="18"/>
-    </w:rPr>
-  </w:style>
   <w:style w:type="table" w:customStyle="1" w:styleId="Table">
     <w:name w:val="Table"/>
     <w:semiHidden/>
     <w:unhideWhenUsed/>
     <w:qFormat/>
     <w:tblPr>
-      <w:tblInd w:w="0" w:type="dxa"/>
       <w:tblCellMar>
         <w:top w:w="0" w:type="dxa"/>
         <w:left w:w="108" w:type="dxa"/>
@@ -3843,850 +6138,20 @@
       </w:tblCellMar>
     </w:tblPr>
     <w:tblStylePr w:type="firstRow">
-      <w:tblPr>
-        <w:jc w:val="left"/>
-      </w:tblPr>
-      <w:trPr>
-        <w:jc w:val="left"/>
-      </w:trPr>
+      <w:tblPr/>
       <w:tcPr>
         <w:tcBorders>
-          <w:bottom w:val="single" w:sz="0" w:space="0" w:color="auto"/>
+          <w:bottom w:val="single" w:color="auto" w:sz="0" w:space="0"/>
         </w:tcBorders>
         <w:vAlign w:val="bottom"/>
       </w:tcPr>
     </w:tblStylePr>
   </w:style>
-  <w:style w:type="paragraph" w:customStyle="1" w:styleId="DefinitionTerm">
-    <w:name w:val="Definition Term"/>
-    <w:basedOn w:val="Normal"/>
-    <w:next w:val="Definition"/>
-    <w:pPr>
-      <w:keepNext/>
-      <w:keepLines/>
-    </w:pPr>
-    <w:rPr>
-      <w:b/>
-    </w:rPr>
-  </w:style>
-  <w:style w:type="paragraph" w:customStyle="1" w:styleId="Definition">
-    <w:name w:val="Definition"/>
-    <w:basedOn w:val="Normal"/>
-  </w:style>
-  <w:style w:type="paragraph" w:styleId="Caption">
-    <w:name w:val="caption"/>
-    <w:basedOn w:val="Normal"/>
-    <w:link w:val="CaptionChar"/>
-    <w:rsid w:val="00A70C7C"/>
-    <w:rPr>
-      <w:i/>
-    </w:rPr>
-  </w:style>
-  <w:style w:type="paragraph" w:customStyle="1" w:styleId="TableCaption">
-    <w:name w:val="Table Caption"/>
-    <w:basedOn w:val="Caption"/>
-    <w:pPr>
-      <w:keepNext/>
-    </w:pPr>
-  </w:style>
-  <w:style w:type="paragraph" w:customStyle="1" w:styleId="ImageCaption">
-    <w:name w:val="Image Caption"/>
-    <w:basedOn w:val="Caption"/>
-    <w:rsid w:val="002C20DE"/>
-    <w:pPr>
-      <w:spacing w:before="100" w:after="220"/>
-    </w:pPr>
-    <w:rPr>
-      <w:b/>
-      <w:i w:val="0"/>
-      <w:sz w:val="20"/>
-    </w:rPr>
-  </w:style>
-  <w:style w:type="paragraph" w:customStyle="1" w:styleId="Figure">
-    <w:name w:val="Figure"/>
-    <w:basedOn w:val="Normal"/>
-    <w:rsid w:val="00E2640B"/>
-    <w:pPr>
-      <w:jc w:val="center"/>
-    </w:pPr>
-  </w:style>
-  <w:style w:type="paragraph" w:customStyle="1" w:styleId="CaptionedFigure">
-    <w:name w:val="Captioned Figure"/>
-    <w:basedOn w:val="Figure"/>
-    <w:rsid w:val="00E2640B"/>
-    <w:pPr>
-      <w:keepNext/>
-    </w:pPr>
-  </w:style>
-  <w:style w:type="character" w:customStyle="1" w:styleId="CaptionChar">
-    <w:name w:val="Caption Char"/>
-    <w:basedOn w:val="DefaultParagraphFont"/>
-    <w:link w:val="Caption"/>
-    <w:rsid w:val="00A70C7C"/>
-    <w:rPr>
-      <w:rFonts w:ascii="Arial" w:hAnsi="Arial"/>
-      <w:i/>
-      <w:sz w:val="22"/>
-    </w:rPr>
-  </w:style>
-  <w:style w:type="character" w:customStyle="1" w:styleId="VerbatimChar">
-    <w:name w:val="Verbatim Char"/>
-    <w:basedOn w:val="CaptionChar"/>
-    <w:link w:val="SourceCode"/>
-    <w:rsid w:val="00A11931"/>
-    <w:rPr>
-      <w:rFonts w:ascii="Consolas" w:hAnsi="Consolas"/>
-      <w:i w:val="0"/>
-      <w:sz w:val="18"/>
-      <w:shd w:val="clear" w:color="auto" w:fill="F8F8F8"/>
-    </w:rPr>
-  </w:style>
-  <w:style w:type="character" w:customStyle="1" w:styleId="SectionNumber">
-    <w:name w:val="Section Number"/>
-    <w:basedOn w:val="CaptionChar"/>
-    <w:rPr>
-      <w:rFonts w:ascii="Arial" w:hAnsi="Arial"/>
-      <w:i/>
-      <w:sz w:val="22"/>
-    </w:rPr>
-  </w:style>
-  <w:style w:type="character" w:styleId="FootnoteReference">
-    <w:name w:val="footnote reference"/>
-    <w:basedOn w:val="CaptionChar"/>
-    <w:rPr>
-      <w:rFonts w:ascii="Arial" w:hAnsi="Arial"/>
-      <w:i/>
-      <w:sz w:val="22"/>
-      <w:vertAlign w:val="superscript"/>
-    </w:rPr>
-  </w:style>
-  <w:style w:type="character" w:styleId="Hyperlink">
-    <w:name w:val="Hyperlink"/>
-    <w:basedOn w:val="CaptionChar"/>
-    <w:uiPriority w:val="99"/>
-    <w:rsid w:val="004D740F"/>
-    <w:rPr>
-      <w:rFonts w:ascii="Arial" w:hAnsi="Arial"/>
-      <w:i w:val="0"/>
-      <w:color w:val="1F497D" w:themeColor="text2"/>
-      <w:sz w:val="22"/>
-      <w:u w:val="single"/>
-    </w:rPr>
-  </w:style>
-  <w:style w:type="paragraph" w:styleId="TOCHeading">
-    <w:name w:val="TOC Heading"/>
-    <w:basedOn w:val="Heading1"/>
-    <w:next w:val="BodyText"/>
-    <w:uiPriority w:val="39"/>
-    <w:unhideWhenUsed/>
-    <w:qFormat/>
-    <w:rsid w:val="00C80241"/>
-    <w:pPr>
-      <w:spacing w:after="120" w:line="259" w:lineRule="auto"/>
-      <w:outlineLvl w:val="9"/>
-    </w:pPr>
-    <w:rPr>
-      <w:bCs w:val="0"/>
-    </w:rPr>
-  </w:style>
-  <w:style w:type="paragraph" w:customStyle="1" w:styleId="SourceCode">
-    <w:name w:val="Source Code"/>
-    <w:basedOn w:val="Normal"/>
-    <w:link w:val="VerbatimChar"/>
-    <w:rsid w:val="00A11931"/>
-    <w:pPr>
-      <w:shd w:val="clear" w:color="auto" w:fill="F8F8F8"/>
-      <w:wordWrap w:val="0"/>
-    </w:pPr>
-    <w:rPr>
-      <w:rFonts w:ascii="Consolas" w:hAnsi="Consolas"/>
-      <w:sz w:val="18"/>
-    </w:rPr>
-  </w:style>
-  <w:style w:type="character" w:customStyle="1" w:styleId="KeywordTok">
-    <w:name w:val="KeywordTok"/>
-    <w:basedOn w:val="VerbatimChar"/>
-    <w:rsid w:val="00833E34"/>
-    <w:rPr>
-      <w:rFonts w:ascii="Consolas" w:hAnsi="Consolas"/>
-      <w:b w:val="0"/>
-      <w:i w:val="0"/>
-      <w:color w:val="000000" w:themeColor="text1"/>
-      <w:sz w:val="18"/>
-      <w:shd w:val="clear" w:color="auto" w:fill="F8F8F8"/>
-    </w:rPr>
-  </w:style>
-  <w:style w:type="character" w:customStyle="1" w:styleId="DataTypeTok">
-    <w:name w:val="DataTypeTok"/>
-    <w:basedOn w:val="VerbatimChar"/>
-    <w:rsid w:val="00B00530"/>
-    <w:rPr>
-      <w:rFonts w:ascii="Consolas" w:hAnsi="Consolas"/>
-      <w:i w:val="0"/>
-      <w:color w:val="000000" w:themeColor="text1"/>
-      <w:sz w:val="18"/>
-      <w:shd w:val="clear" w:color="auto" w:fill="F8F8F8"/>
-    </w:rPr>
-  </w:style>
-  <w:style w:type="character" w:customStyle="1" w:styleId="DecValTok">
-    <w:name w:val="DecValTok"/>
-    <w:basedOn w:val="VerbatimChar"/>
-    <w:rsid w:val="00B1601B"/>
-    <w:rPr>
-      <w:rFonts w:ascii="Consolas" w:hAnsi="Consolas"/>
-      <w:i/>
-      <w:color w:val="000000" w:themeColor="text1"/>
-      <w:sz w:val="16"/>
-      <w:shd w:val="clear" w:color="auto" w:fill="F8F8F8"/>
-    </w:rPr>
-  </w:style>
-  <w:style w:type="character" w:customStyle="1" w:styleId="BaseNTok">
-    <w:name w:val="BaseNTok"/>
-    <w:basedOn w:val="VerbatimChar"/>
-    <w:rsid w:val="00B00530"/>
-    <w:rPr>
-      <w:rFonts w:ascii="Consolas" w:hAnsi="Consolas"/>
-      <w:i w:val="0"/>
-      <w:color w:val="0000CF"/>
-      <w:sz w:val="18"/>
-      <w:shd w:val="clear" w:color="auto" w:fill="F8F8F8"/>
-    </w:rPr>
-  </w:style>
-  <w:style w:type="character" w:customStyle="1" w:styleId="FloatTok">
-    <w:name w:val="FloatTok"/>
-    <w:basedOn w:val="VerbatimChar"/>
-    <w:rsid w:val="00B00530"/>
-    <w:rPr>
-      <w:rFonts w:ascii="Consolas" w:hAnsi="Consolas"/>
-      <w:i w:val="0"/>
-      <w:color w:val="0000CF"/>
-      <w:sz w:val="18"/>
-      <w:shd w:val="clear" w:color="auto" w:fill="F8F8F8"/>
-    </w:rPr>
-  </w:style>
-  <w:style w:type="character" w:customStyle="1" w:styleId="ConstantTok">
-    <w:name w:val="ConstantTok"/>
-    <w:basedOn w:val="VerbatimChar"/>
-    <w:rsid w:val="00B00530"/>
-    <w:rPr>
-      <w:rFonts w:ascii="Consolas" w:hAnsi="Consolas"/>
-      <w:i w:val="0"/>
-      <w:color w:val="000000"/>
-      <w:sz w:val="18"/>
-      <w:shd w:val="clear" w:color="auto" w:fill="F8F8F8"/>
-    </w:rPr>
-  </w:style>
-  <w:style w:type="character" w:customStyle="1" w:styleId="CharTok">
-    <w:name w:val="CharTok"/>
-    <w:basedOn w:val="VerbatimChar"/>
-    <w:rsid w:val="00B00530"/>
-    <w:rPr>
-      <w:rFonts w:ascii="Consolas" w:hAnsi="Consolas"/>
-      <w:i w:val="0"/>
-      <w:color w:val="4E9A06"/>
-      <w:sz w:val="18"/>
-      <w:shd w:val="clear" w:color="auto" w:fill="F8F8F8"/>
-    </w:rPr>
-  </w:style>
-  <w:style w:type="character" w:customStyle="1" w:styleId="SpecialCharTok">
-    <w:name w:val="SpecialCharTok"/>
-    <w:basedOn w:val="VerbatimChar"/>
-    <w:rsid w:val="00B00530"/>
-    <w:rPr>
-      <w:rFonts w:ascii="Consolas" w:hAnsi="Consolas"/>
-      <w:i w:val="0"/>
-      <w:color w:val="000000"/>
-      <w:sz w:val="18"/>
-      <w:shd w:val="clear" w:color="auto" w:fill="F8F8F8"/>
-    </w:rPr>
-  </w:style>
-  <w:style w:type="character" w:customStyle="1" w:styleId="StringTok">
-    <w:name w:val="StringTok"/>
-    <w:basedOn w:val="VerbatimChar"/>
-    <w:rsid w:val="00B00530"/>
-    <w:rPr>
-      <w:rFonts w:ascii="Consolas" w:hAnsi="Consolas"/>
-      <w:i w:val="0"/>
-      <w:color w:val="4E9A06"/>
-      <w:sz w:val="18"/>
-      <w:shd w:val="clear" w:color="auto" w:fill="F8F8F8"/>
-    </w:rPr>
-  </w:style>
-  <w:style w:type="character" w:customStyle="1" w:styleId="VerbatimStringTok">
-    <w:name w:val="VerbatimStringTok"/>
-    <w:basedOn w:val="VerbatimChar"/>
-    <w:rsid w:val="00B00530"/>
-    <w:rPr>
-      <w:rFonts w:ascii="Consolas" w:hAnsi="Consolas"/>
-      <w:i w:val="0"/>
-      <w:color w:val="4E9A06"/>
-      <w:sz w:val="18"/>
-      <w:shd w:val="clear" w:color="auto" w:fill="F8F8F8"/>
-    </w:rPr>
-  </w:style>
-  <w:style w:type="character" w:customStyle="1" w:styleId="SpecialStringTok">
-    <w:name w:val="SpecialStringTok"/>
-    <w:basedOn w:val="VerbatimChar"/>
-    <w:rsid w:val="00B00530"/>
-    <w:rPr>
-      <w:rFonts w:ascii="Consolas" w:hAnsi="Consolas"/>
-      <w:i w:val="0"/>
-      <w:color w:val="4E9A06"/>
-      <w:sz w:val="18"/>
-      <w:shd w:val="clear" w:color="auto" w:fill="F8F8F8"/>
-    </w:rPr>
-  </w:style>
-  <w:style w:type="character" w:customStyle="1" w:styleId="ImportTok">
-    <w:name w:val="ImportTok"/>
-    <w:basedOn w:val="VerbatimChar"/>
-    <w:rsid w:val="00B00530"/>
-    <w:rPr>
-      <w:rFonts w:ascii="Consolas" w:hAnsi="Consolas"/>
-      <w:i w:val="0"/>
-      <w:sz w:val="18"/>
-      <w:shd w:val="clear" w:color="auto" w:fill="F8F8F8"/>
-    </w:rPr>
-  </w:style>
-  <w:style w:type="character" w:customStyle="1" w:styleId="CommentTok">
-    <w:name w:val="CommentTok"/>
-    <w:basedOn w:val="VerbatimChar"/>
-    <w:rsid w:val="00B00530"/>
-    <w:rPr>
-      <w:rFonts w:ascii="Consolas" w:hAnsi="Consolas"/>
-      <w:i w:val="0"/>
-      <w:color w:val="000000" w:themeColor="text1"/>
-      <w:sz w:val="18"/>
-      <w:shd w:val="clear" w:color="auto" w:fill="F8F8F8"/>
-    </w:rPr>
-  </w:style>
-  <w:style w:type="character" w:customStyle="1" w:styleId="DocumentationTok">
-    <w:name w:val="DocumentationTok"/>
-    <w:basedOn w:val="VerbatimChar"/>
-    <w:rsid w:val="00B00530"/>
-    <w:rPr>
-      <w:rFonts w:ascii="Consolas" w:hAnsi="Consolas"/>
-      <w:b/>
-      <w:i/>
-      <w:color w:val="8F5902"/>
-      <w:sz w:val="18"/>
-      <w:shd w:val="clear" w:color="auto" w:fill="F8F8F8"/>
-    </w:rPr>
-  </w:style>
-  <w:style w:type="character" w:customStyle="1" w:styleId="AnnotationTok">
-    <w:name w:val="AnnotationTok"/>
-    <w:basedOn w:val="VerbatimChar"/>
-    <w:rsid w:val="00B00530"/>
-    <w:rPr>
-      <w:rFonts w:ascii="Consolas" w:hAnsi="Consolas"/>
-      <w:b/>
-      <w:i/>
-      <w:color w:val="8F5902"/>
-      <w:sz w:val="18"/>
-      <w:shd w:val="clear" w:color="auto" w:fill="F8F8F8"/>
-    </w:rPr>
-  </w:style>
-  <w:style w:type="character" w:customStyle="1" w:styleId="CommentVarTok">
-    <w:name w:val="CommentVarTok"/>
-    <w:basedOn w:val="VerbatimChar"/>
-    <w:rsid w:val="00B00530"/>
-    <w:rPr>
-      <w:rFonts w:ascii="Consolas" w:hAnsi="Consolas"/>
-      <w:b/>
-      <w:i/>
-      <w:color w:val="8F5902"/>
-      <w:sz w:val="18"/>
-      <w:shd w:val="clear" w:color="auto" w:fill="F8F8F8"/>
-    </w:rPr>
-  </w:style>
-  <w:style w:type="character" w:customStyle="1" w:styleId="OtherTok">
-    <w:name w:val="OtherTok"/>
-    <w:basedOn w:val="VerbatimChar"/>
-    <w:rsid w:val="00B00530"/>
-    <w:rPr>
-      <w:rFonts w:ascii="Consolas" w:hAnsi="Consolas"/>
-      <w:i w:val="0"/>
-      <w:color w:val="000000" w:themeColor="text1"/>
-      <w:sz w:val="18"/>
-      <w:shd w:val="clear" w:color="auto" w:fill="F8F8F8"/>
-    </w:rPr>
-  </w:style>
-  <w:style w:type="character" w:customStyle="1" w:styleId="FunctionTok">
-    <w:name w:val="FunctionTok"/>
-    <w:basedOn w:val="VerbatimChar"/>
-    <w:rsid w:val="00B00530"/>
-    <w:rPr>
-      <w:rFonts w:ascii="Consolas" w:hAnsi="Consolas"/>
-      <w:i/>
-      <w:color w:val="000000"/>
-      <w:sz w:val="18"/>
-      <w:shd w:val="clear" w:color="auto" w:fill="F8F8F8"/>
-    </w:rPr>
-  </w:style>
-  <w:style w:type="character" w:customStyle="1" w:styleId="VariableTok">
-    <w:name w:val="VariableTok"/>
-    <w:basedOn w:val="VerbatimChar"/>
-    <w:rsid w:val="00B00530"/>
-    <w:rPr>
-      <w:rFonts w:ascii="Consolas" w:hAnsi="Consolas"/>
-      <w:i w:val="0"/>
-      <w:color w:val="000000"/>
-      <w:sz w:val="18"/>
-      <w:shd w:val="clear" w:color="auto" w:fill="F8F8F8"/>
-    </w:rPr>
-  </w:style>
-  <w:style w:type="character" w:customStyle="1" w:styleId="ControlFlowTok">
-    <w:name w:val="ControlFlowTok"/>
-    <w:basedOn w:val="VerbatimChar"/>
-    <w:rsid w:val="00B00530"/>
-    <w:rPr>
-      <w:rFonts w:ascii="Consolas" w:hAnsi="Consolas"/>
-      <w:b/>
-      <w:i w:val="0"/>
-      <w:color w:val="204A87"/>
-      <w:sz w:val="18"/>
-      <w:shd w:val="clear" w:color="auto" w:fill="F8F8F8"/>
-    </w:rPr>
-  </w:style>
-  <w:style w:type="character" w:customStyle="1" w:styleId="OperatorTok">
-    <w:name w:val="OperatorTok"/>
-    <w:basedOn w:val="VerbatimChar"/>
-    <w:rsid w:val="00B00530"/>
-    <w:rPr>
-      <w:rFonts w:ascii="Consolas" w:hAnsi="Consolas"/>
-      <w:b/>
-      <w:i w:val="0"/>
-      <w:color w:val="CE5C00"/>
-      <w:sz w:val="18"/>
-      <w:shd w:val="clear" w:color="auto" w:fill="F8F8F8"/>
-    </w:rPr>
-  </w:style>
-  <w:style w:type="character" w:customStyle="1" w:styleId="BuiltInTok">
-    <w:name w:val="BuiltInTok"/>
-    <w:basedOn w:val="VerbatimChar"/>
-    <w:rsid w:val="00B00530"/>
-    <w:rPr>
-      <w:rFonts w:ascii="Consolas" w:hAnsi="Consolas"/>
-      <w:i w:val="0"/>
-      <w:sz w:val="18"/>
-      <w:shd w:val="clear" w:color="auto" w:fill="F8F8F8"/>
-    </w:rPr>
-  </w:style>
-  <w:style w:type="character" w:customStyle="1" w:styleId="ExtensionTok">
-    <w:name w:val="ExtensionTok"/>
-    <w:basedOn w:val="VerbatimChar"/>
-    <w:rsid w:val="00B00530"/>
-    <w:rPr>
-      <w:rFonts w:ascii="Consolas" w:hAnsi="Consolas"/>
-      <w:i w:val="0"/>
-      <w:sz w:val="18"/>
-      <w:shd w:val="clear" w:color="auto" w:fill="F8F8F8"/>
-    </w:rPr>
-  </w:style>
-  <w:style w:type="character" w:customStyle="1" w:styleId="PreprocessorTok">
-    <w:name w:val="PreprocessorTok"/>
-    <w:basedOn w:val="VerbatimChar"/>
-    <w:rsid w:val="00B00530"/>
-    <w:rPr>
-      <w:rFonts w:ascii="Consolas" w:hAnsi="Consolas"/>
-      <w:i/>
-      <w:color w:val="8F5902"/>
-      <w:sz w:val="18"/>
-      <w:shd w:val="clear" w:color="auto" w:fill="F8F8F8"/>
-    </w:rPr>
-  </w:style>
-  <w:style w:type="character" w:customStyle="1" w:styleId="AttributeTok">
-    <w:name w:val="AttributeTok"/>
-    <w:basedOn w:val="VerbatimChar"/>
-    <w:rsid w:val="00B00530"/>
-    <w:rPr>
-      <w:rFonts w:ascii="Consolas" w:hAnsi="Consolas"/>
-      <w:i w:val="0"/>
-      <w:color w:val="C4A000"/>
-      <w:sz w:val="18"/>
-      <w:shd w:val="clear" w:color="auto" w:fill="F8F8F8"/>
-    </w:rPr>
-  </w:style>
-  <w:style w:type="character" w:customStyle="1" w:styleId="RegionMarkerTok">
-    <w:name w:val="RegionMarkerTok"/>
-    <w:basedOn w:val="VerbatimChar"/>
-    <w:rsid w:val="00B00530"/>
-    <w:rPr>
-      <w:rFonts w:ascii="Consolas" w:hAnsi="Consolas"/>
-      <w:i w:val="0"/>
-      <w:sz w:val="18"/>
-      <w:shd w:val="clear" w:color="auto" w:fill="F8F8F8"/>
-    </w:rPr>
-  </w:style>
-  <w:style w:type="character" w:customStyle="1" w:styleId="InformationTok">
-    <w:name w:val="InformationTok"/>
-    <w:basedOn w:val="VerbatimChar"/>
-    <w:rsid w:val="00B00530"/>
-    <w:rPr>
-      <w:rFonts w:ascii="Consolas" w:hAnsi="Consolas"/>
-      <w:b/>
-      <w:i/>
-      <w:color w:val="8F5902"/>
-      <w:sz w:val="18"/>
-      <w:shd w:val="clear" w:color="auto" w:fill="F8F8F8"/>
-    </w:rPr>
-  </w:style>
-  <w:style w:type="character" w:customStyle="1" w:styleId="WarningTok">
-    <w:name w:val="WarningTok"/>
-    <w:basedOn w:val="VerbatimChar"/>
-    <w:rsid w:val="00B00530"/>
-    <w:rPr>
-      <w:rFonts w:ascii="Consolas" w:hAnsi="Consolas"/>
-      <w:b/>
-      <w:i/>
-      <w:color w:val="8F5902"/>
-      <w:sz w:val="18"/>
-      <w:shd w:val="clear" w:color="auto" w:fill="F8F8F8"/>
-    </w:rPr>
-  </w:style>
-  <w:style w:type="character" w:customStyle="1" w:styleId="AlertTok">
-    <w:name w:val="AlertTok"/>
-    <w:basedOn w:val="VerbatimChar"/>
-    <w:rsid w:val="00B00530"/>
-    <w:rPr>
-      <w:rFonts w:ascii="Consolas" w:hAnsi="Consolas"/>
-      <w:i w:val="0"/>
-      <w:color w:val="EF2929"/>
-      <w:sz w:val="18"/>
-      <w:shd w:val="clear" w:color="auto" w:fill="F8F8F8"/>
-    </w:rPr>
-  </w:style>
-  <w:style w:type="character" w:customStyle="1" w:styleId="ErrorTok">
-    <w:name w:val="ErrorTok"/>
-    <w:basedOn w:val="VerbatimChar"/>
-    <w:rsid w:val="00B00530"/>
-    <w:rPr>
-      <w:rFonts w:ascii="Consolas" w:hAnsi="Consolas"/>
-      <w:b/>
-      <w:i w:val="0"/>
-      <w:color w:val="A40000"/>
-      <w:sz w:val="18"/>
-      <w:shd w:val="clear" w:color="auto" w:fill="F8F8F8"/>
-    </w:rPr>
-  </w:style>
-  <w:style w:type="character" w:customStyle="1" w:styleId="NormalTok">
-    <w:name w:val="NormalTok"/>
-    <w:basedOn w:val="VerbatimChar"/>
-    <w:rsid w:val="00B00530"/>
-    <w:rPr>
-      <w:rFonts w:ascii="Consolas" w:hAnsi="Consolas"/>
-      <w:i w:val="0"/>
-      <w:sz w:val="18"/>
-      <w:shd w:val="clear" w:color="auto" w:fill="F8F8F8"/>
-    </w:rPr>
-  </w:style>
-  <w:style w:type="paragraph" w:styleId="BalloonText">
-    <w:name w:val="Balloon Text"/>
-    <w:basedOn w:val="Normal"/>
-    <w:link w:val="BalloonTextChar"/>
-    <w:unhideWhenUsed/>
-    <w:rsid w:val="00A70C7C"/>
-    <w:rPr>
-      <w:rFonts w:asciiTheme="majorHAnsi" w:hAnsiTheme="majorHAnsi" w:cs="Times New Roman"/>
-      <w:sz w:val="18"/>
-      <w:szCs w:val="18"/>
-    </w:rPr>
-  </w:style>
-  <w:style w:type="character" w:customStyle="1" w:styleId="BodyTextChar">
-    <w:name w:val="Body Text Char"/>
-    <w:basedOn w:val="DefaultParagraphFont"/>
-    <w:link w:val="BodyText"/>
-    <w:rsid w:val="0098354D"/>
-    <w:rPr>
-      <w:rFonts w:ascii="Arial" w:hAnsi="Arial"/>
-      <w:sz w:val="22"/>
-    </w:rPr>
-  </w:style>
-  <w:style w:type="character" w:customStyle="1" w:styleId="BalloonTextChar">
-    <w:name w:val="Balloon Text Char"/>
-    <w:basedOn w:val="DefaultParagraphFont"/>
-    <w:link w:val="BalloonText"/>
-    <w:rsid w:val="00A70C7C"/>
-    <w:rPr>
-      <w:rFonts w:asciiTheme="majorHAnsi" w:hAnsiTheme="majorHAnsi" w:cs="Times New Roman"/>
-      <w:sz w:val="18"/>
-      <w:szCs w:val="18"/>
-    </w:rPr>
-  </w:style>
-  <w:style w:type="paragraph" w:styleId="BodyText2">
-    <w:name w:val="Body Text 2"/>
-    <w:basedOn w:val="Normal"/>
-    <w:link w:val="BodyText2Char"/>
-    <w:rsid w:val="00A70C7C"/>
-  </w:style>
-  <w:style w:type="character" w:customStyle="1" w:styleId="BodyText2Char">
-    <w:name w:val="Body Text 2 Char"/>
-    <w:basedOn w:val="DefaultParagraphFont"/>
-    <w:link w:val="BodyText2"/>
-    <w:rsid w:val="00A70C7C"/>
-    <w:rPr>
-      <w:rFonts w:ascii="Arial" w:hAnsi="Arial"/>
-      <w:sz w:val="22"/>
-    </w:rPr>
-  </w:style>
-  <w:style w:type="paragraph" w:styleId="BodyText3">
-    <w:name w:val="Body Text 3"/>
-    <w:basedOn w:val="Normal"/>
-    <w:link w:val="BodyText3Char"/>
-    <w:rsid w:val="00A70C7C"/>
-    <w:rPr>
-      <w:szCs w:val="16"/>
-    </w:rPr>
-  </w:style>
-  <w:style w:type="character" w:customStyle="1" w:styleId="BodyText3Char">
-    <w:name w:val="Body Text 3 Char"/>
-    <w:basedOn w:val="DefaultParagraphFont"/>
-    <w:link w:val="BodyText3"/>
-    <w:rsid w:val="00A70C7C"/>
-    <w:rPr>
-      <w:rFonts w:ascii="Arial" w:hAnsi="Arial"/>
-      <w:sz w:val="22"/>
-      <w:szCs w:val="16"/>
-    </w:rPr>
-  </w:style>
-  <w:style w:type="paragraph" w:styleId="BodyTextFirstIndent">
-    <w:name w:val="Body Text First Indent"/>
-    <w:basedOn w:val="BodyText"/>
-    <w:link w:val="BodyTextFirstIndentChar"/>
-    <w:semiHidden/>
-    <w:unhideWhenUsed/>
-    <w:rsid w:val="00A70C7C"/>
-    <w:pPr>
-      <w:spacing w:before="0" w:after="0"/>
-      <w:ind w:firstLine="360"/>
-    </w:pPr>
-  </w:style>
-  <w:style w:type="character" w:customStyle="1" w:styleId="BodyTextFirstIndentChar">
-    <w:name w:val="Body Text First Indent Char"/>
-    <w:basedOn w:val="BodyTextChar"/>
-    <w:link w:val="BodyTextFirstIndent"/>
-    <w:semiHidden/>
-    <w:rsid w:val="00A70C7C"/>
-    <w:rPr>
-      <w:rFonts w:ascii="Arial" w:hAnsi="Arial"/>
-      <w:sz w:val="22"/>
-    </w:rPr>
-  </w:style>
-  <w:style w:type="paragraph" w:styleId="BodyTextIndent3">
-    <w:name w:val="Body Text Indent 3"/>
-    <w:basedOn w:val="Normal"/>
-    <w:link w:val="BodyTextIndent3Char"/>
-    <w:semiHidden/>
-    <w:unhideWhenUsed/>
-    <w:rsid w:val="00A70C7C"/>
-    <w:pPr>
-      <w:ind w:left="360"/>
-    </w:pPr>
-    <w:rPr>
-      <w:szCs w:val="16"/>
-    </w:rPr>
-  </w:style>
-  <w:style w:type="character" w:customStyle="1" w:styleId="BodyTextIndent3Char">
-    <w:name w:val="Body Text Indent 3 Char"/>
-    <w:basedOn w:val="DefaultParagraphFont"/>
-    <w:link w:val="BodyTextIndent3"/>
-    <w:semiHidden/>
-    <w:rsid w:val="00A70C7C"/>
-    <w:rPr>
-      <w:rFonts w:ascii="Arial" w:hAnsi="Arial"/>
-      <w:sz w:val="22"/>
-      <w:szCs w:val="16"/>
-    </w:rPr>
-  </w:style>
-  <w:style w:type="paragraph" w:styleId="BodyTextIndent2">
-    <w:name w:val="Body Text Indent 2"/>
-    <w:basedOn w:val="Normal"/>
-    <w:link w:val="BodyTextIndent2Char"/>
-    <w:semiHidden/>
-    <w:unhideWhenUsed/>
-    <w:rsid w:val="00A70C7C"/>
-    <w:pPr>
-      <w:ind w:left="360"/>
-    </w:pPr>
-  </w:style>
-  <w:style w:type="character" w:customStyle="1" w:styleId="BodyTextIndent2Char">
-    <w:name w:val="Body Text Indent 2 Char"/>
-    <w:basedOn w:val="DefaultParagraphFont"/>
-    <w:link w:val="BodyTextIndent2"/>
-    <w:semiHidden/>
-    <w:rsid w:val="00A70C7C"/>
-    <w:rPr>
-      <w:rFonts w:ascii="Arial" w:hAnsi="Arial"/>
-      <w:sz w:val="22"/>
-    </w:rPr>
-  </w:style>
-  <w:style w:type="paragraph" w:styleId="Footer">
-    <w:name w:val="footer"/>
-    <w:basedOn w:val="Normal"/>
-    <w:link w:val="FooterChar"/>
-    <w:unhideWhenUsed/>
-    <w:rsid w:val="00A0085E"/>
-    <w:pPr>
-      <w:tabs>
-        <w:tab w:val="center" w:pos="4680"/>
-        <w:tab w:val="right" w:pos="9360"/>
-      </w:tabs>
-    </w:pPr>
-    <w:rPr>
-      <w:sz w:val="16"/>
-    </w:rPr>
-  </w:style>
-  <w:style w:type="character" w:customStyle="1" w:styleId="FooterChar">
-    <w:name w:val="Footer Char"/>
-    <w:basedOn w:val="DefaultParagraphFont"/>
-    <w:link w:val="Footer"/>
-    <w:rsid w:val="00A0085E"/>
-    <w:rPr>
-      <w:rFonts w:ascii="Arial" w:hAnsi="Arial"/>
-      <w:sz w:val="16"/>
-    </w:rPr>
-  </w:style>
-  <w:style w:type="character" w:styleId="PageNumber">
-    <w:name w:val="page number"/>
-    <w:basedOn w:val="DefaultParagraphFont"/>
-    <w:semiHidden/>
-    <w:unhideWhenUsed/>
-    <w:rsid w:val="00A0085E"/>
-  </w:style>
-  <w:style w:type="paragraph" w:styleId="Header">
-    <w:name w:val="header"/>
-    <w:basedOn w:val="Normal"/>
-    <w:link w:val="HeaderChar"/>
-    <w:unhideWhenUsed/>
-    <w:rsid w:val="00A0085E"/>
-    <w:pPr>
-      <w:tabs>
-        <w:tab w:val="center" w:pos="4680"/>
-        <w:tab w:val="right" w:pos="9360"/>
-      </w:tabs>
-    </w:pPr>
-  </w:style>
-  <w:style w:type="character" w:customStyle="1" w:styleId="HeaderChar">
-    <w:name w:val="Header Char"/>
-    <w:basedOn w:val="DefaultParagraphFont"/>
-    <w:link w:val="Header"/>
-    <w:rsid w:val="00A0085E"/>
-    <w:rPr>
-      <w:rFonts w:ascii="Arial" w:hAnsi="Arial"/>
-      <w:sz w:val="22"/>
-    </w:rPr>
-  </w:style>
-  <w:style w:type="paragraph" w:styleId="TOC2">
-    <w:name w:val="toc 2"/>
-    <w:basedOn w:val="Normal"/>
-    <w:next w:val="Normal"/>
-    <w:autoRedefine/>
-    <w:uiPriority w:val="39"/>
-    <w:unhideWhenUsed/>
-    <w:rsid w:val="00A11931"/>
-    <w:pPr>
-      <w:spacing w:after="100"/>
-      <w:ind w:left="220"/>
-    </w:pPr>
-  </w:style>
-  <w:style w:type="paragraph" w:styleId="TOC3">
-    <w:name w:val="toc 3"/>
-    <w:basedOn w:val="Normal"/>
-    <w:next w:val="Normal"/>
-    <w:autoRedefine/>
-    <w:uiPriority w:val="39"/>
-    <w:unhideWhenUsed/>
-    <w:rsid w:val="00A11931"/>
-    <w:pPr>
-      <w:spacing w:after="100"/>
-      <w:ind w:left="440"/>
-    </w:pPr>
-  </w:style>
-  <w:style w:type="paragraph" w:styleId="MacroText">
-    <w:name w:val="macro"/>
-    <w:link w:val="MacroTextChar"/>
-    <w:semiHidden/>
-    <w:unhideWhenUsed/>
-    <w:rsid w:val="00B00530"/>
-    <w:pPr>
-      <w:tabs>
-        <w:tab w:val="left" w:pos="480"/>
-        <w:tab w:val="left" w:pos="960"/>
-        <w:tab w:val="left" w:pos="1440"/>
-        <w:tab w:val="left" w:pos="1920"/>
-        <w:tab w:val="left" w:pos="2400"/>
-        <w:tab w:val="left" w:pos="2880"/>
-        <w:tab w:val="left" w:pos="3360"/>
-        <w:tab w:val="left" w:pos="3840"/>
-        <w:tab w:val="left" w:pos="4320"/>
-      </w:tabs>
-      <w:spacing w:after="0"/>
-    </w:pPr>
-    <w:rPr>
-      <w:rFonts w:ascii="Consolas" w:hAnsi="Consolas" w:cs="Consolas"/>
-      <w:sz w:val="18"/>
-      <w:szCs w:val="20"/>
-    </w:rPr>
-  </w:style>
-  <w:style w:type="character" w:customStyle="1" w:styleId="MacroTextChar">
-    <w:name w:val="Macro Text Char"/>
-    <w:basedOn w:val="DefaultParagraphFont"/>
-    <w:link w:val="MacroText"/>
-    <w:semiHidden/>
-    <w:rsid w:val="00B00530"/>
-    <w:rPr>
-      <w:rFonts w:ascii="Consolas" w:hAnsi="Consolas" w:cs="Consolas"/>
-      <w:sz w:val="18"/>
-      <w:szCs w:val="20"/>
-    </w:rPr>
-  </w:style>
-  <w:style w:type="paragraph" w:styleId="PlainText">
-    <w:name w:val="Plain Text"/>
-    <w:basedOn w:val="Normal"/>
-    <w:link w:val="PlainTextChar"/>
-    <w:semiHidden/>
-    <w:unhideWhenUsed/>
-    <w:rsid w:val="00B00530"/>
-    <w:rPr>
-      <w:rFonts w:ascii="Consolas" w:hAnsi="Consolas" w:cs="Consolas"/>
-      <w:sz w:val="18"/>
-      <w:szCs w:val="21"/>
-    </w:rPr>
-  </w:style>
-  <w:style w:type="character" w:customStyle="1" w:styleId="PlainTextChar">
-    <w:name w:val="Plain Text Char"/>
-    <w:basedOn w:val="DefaultParagraphFont"/>
-    <w:link w:val="PlainText"/>
-    <w:semiHidden/>
-    <w:rsid w:val="00B00530"/>
-    <w:rPr>
-      <w:rFonts w:ascii="Consolas" w:hAnsi="Consolas" w:cs="Consolas"/>
-      <w:sz w:val="18"/>
-      <w:szCs w:val="21"/>
-    </w:rPr>
-  </w:style>
-  <w:style w:type="paragraph" w:customStyle="1" w:styleId="center">
-    <w:name w:val="center"/>
-    <w:basedOn w:val="BodyText"/>
-    <w:qFormat/>
-    <w:rsid w:val="00977E86"/>
-    <w:pPr>
-      <w:jc w:val="center"/>
-    </w:pPr>
-  </w:style>
-  <w:style w:type="paragraph" w:customStyle="1" w:styleId="footnotesize">
-    <w:name w:val="footnotesize"/>
-    <w:basedOn w:val="BodyText"/>
-    <w:qFormat/>
-    <w:rsid w:val="00DA6F82"/>
-    <w:rPr>
-      <w:sz w:val="16"/>
-    </w:rPr>
-  </w:style>
   <w:style w:type="table" w:styleId="ListTable3-Accent2">
     <w:name w:val="List Table 3 Accent 2"/>
     <w:basedOn w:val="TableNormal"/>
     <w:uiPriority w:val="48"/>
-    <w:rsid w:val="002C2286"/>
+    <w:rsid w:val="002c2286"/>
     <w:pPr>
       <w:spacing w:after="0"/>
     </w:pPr>
@@ -4694,17 +6159,17 @@
       <w:tblStyleRowBandSize w:val="1"/>
       <w:tblStyleColBandSize w:val="1"/>
       <w:tblBorders>
-        <w:top w:val="single" w:sz="4" w:space="0" w:color="C0504D" w:themeColor="accent2"/>
-        <w:left w:val="single" w:sz="4" w:space="0" w:color="C0504D" w:themeColor="accent2"/>
-        <w:bottom w:val="single" w:sz="4" w:space="0" w:color="C0504D" w:themeColor="accent2"/>
-        <w:right w:val="single" w:sz="4" w:space="0" w:color="C0504D" w:themeColor="accent2"/>
+        <w:top w:val="single" w:color="C0504D" w:themeColor="accent2" w:sz="4" w:space="0"/>
+        <w:left w:val="single" w:color="C0504D" w:themeColor="accent2" w:sz="4" w:space="0"/>
+        <w:bottom w:val="single" w:color="C0504D" w:themeColor="accent2" w:sz="4" w:space="0"/>
+        <w:right w:val="single" w:color="C0504D" w:themeColor="accent2" w:sz="4" w:space="0"/>
       </w:tblBorders>
     </w:tblPr>
     <w:tblStylePr w:type="firstRow">
       <w:rPr>
         <w:b/>
         <w:bCs/>
-        <w:color w:val="FFFFFF" w:themeColor="background1"/>
+        <w:color w:val="ffffff" w:themeColor="background1"/>
       </w:rPr>
       <w:tblPr/>
       <w:tcPr>
@@ -4719,7 +6184,7 @@
       <w:tblPr/>
       <w:tcPr>
         <w:tcBorders>
-          <w:top w:val="double" w:sz="4" w:space="0" w:color="C0504D" w:themeColor="accent2"/>
+          <w:top w:val="double" w:color="C0504D" w:themeColor="accent2" w:sz="4" w:space="0"/>
         </w:tcBorders>
         <w:shd w:val="clear" w:color="auto" w:fill="FFFFFF" w:themeFill="background1"/>
       </w:tcPr>
@@ -4754,8 +6219,8 @@
       <w:tblPr/>
       <w:tcPr>
         <w:tcBorders>
-          <w:left w:val="single" w:sz="4" w:space="0" w:color="C0504D" w:themeColor="accent2"/>
-          <w:right w:val="single" w:sz="4" w:space="0" w:color="C0504D" w:themeColor="accent2"/>
+          <w:left w:val="single" w:color="C0504D" w:themeColor="accent2" w:sz="4" w:space="0"/>
+          <w:right w:val="single" w:color="C0504D" w:themeColor="accent2" w:sz="4" w:space="0"/>
         </w:tcBorders>
       </w:tcPr>
     </w:tblStylePr>
@@ -4763,8 +6228,8 @@
       <w:tblPr/>
       <w:tcPr>
         <w:tcBorders>
-          <w:top w:val="single" w:sz="4" w:space="0" w:color="C0504D" w:themeColor="accent2"/>
-          <w:bottom w:val="single" w:sz="4" w:space="0" w:color="C0504D" w:themeColor="accent2"/>
+          <w:top w:val="single" w:color="C0504D" w:themeColor="accent2" w:sz="4" w:space="0"/>
+          <w:bottom w:val="single" w:color="C0504D" w:themeColor="accent2" w:sz="4" w:space="0"/>
           <w:insideH w:val="nil"/>
         </w:tcBorders>
       </w:tcPr>
@@ -4791,7 +6256,7 @@
       <w:tblPr/>
       <w:tcPr>
         <w:tcBorders>
-          <w:top w:val="double" w:sz="4" w:space="0" w:color="C0504D" w:themeColor="accent2"/>
+          <w:top w:val="double" w:color="C0504D" w:themeColor="accent2" w:sz="4" w:space="0"/>
           <w:left w:val="nil"/>
         </w:tcBorders>
       </w:tcPr>
@@ -4800,90 +6265,24 @@
       <w:tblPr/>
       <w:tcPr>
         <w:tcBorders>
-          <w:top w:val="double" w:sz="4" w:space="0" w:color="C0504D" w:themeColor="accent2"/>
+          <w:top w:val="double" w:color="C0504D" w:themeColor="accent2" w:sz="4" w:space="0"/>
           <w:right w:val="nil"/>
         </w:tcBorders>
       </w:tcPr>
     </w:tblStylePr>
   </w:style>
-  <w:style w:type="paragraph" w:customStyle="1" w:styleId="detailbox">
-    <w:name w:val="detailbox"/>
-    <w:basedOn w:val="BodyText"/>
-    <w:qFormat/>
-    <w:rsid w:val="0071606C"/>
-    <w:pPr>
-      <w:pBdr>
-        <w:top w:val="single" w:sz="4" w:space="1" w:color="auto"/>
-        <w:left w:val="single" w:sz="4" w:space="4" w:color="auto"/>
-        <w:bottom w:val="single" w:sz="4" w:space="1" w:color="auto"/>
-        <w:right w:val="single" w:sz="4" w:space="4" w:color="auto"/>
-      </w:pBdr>
-      <w:shd w:val="clear" w:color="auto" w:fill="D9D9D9" w:themeFill="background1" w:themeFillShade="D9"/>
-    </w:pPr>
-    <w:rPr>
-      <w:sz w:val="18"/>
-    </w:rPr>
-  </w:style>
-  <w:style w:type="paragraph" w:customStyle="1" w:styleId="Author-Name">
-    <w:name w:val="Author-Name"/>
-    <w:basedOn w:val="FirstParagraph"/>
-    <w:qFormat/>
-    <w:rsid w:val="009E1494"/>
-    <w:pPr>
-      <w:spacing w:before="100" w:after="0" w:line="240" w:lineRule="auto"/>
-      <w:ind w:left="1440" w:right="1440"/>
-      <w:jc w:val="center"/>
-    </w:pPr>
-    <w:rPr>
-      <w:b/>
-      <w:bCs/>
-    </w:rPr>
-  </w:style>
-  <w:style w:type="paragraph" w:customStyle="1" w:styleId="Author-Affiliation">
-    <w:name w:val="Author-Affiliation"/>
-    <w:basedOn w:val="Author-Name"/>
-    <w:qFormat/>
-    <w:rsid w:val="009E1494"/>
-    <w:pPr>
-      <w:spacing w:before="0"/>
-    </w:pPr>
-    <w:rPr>
-      <w:b w:val="0"/>
-    </w:rPr>
-  </w:style>
-  <w:style w:type="paragraph" w:customStyle="1" w:styleId="Author-email">
-    <w:name w:val="Author-email"/>
-    <w:basedOn w:val="Author-Affiliation"/>
-    <w:qFormat/>
-    <w:rsid w:val="008F24CE"/>
-    <w:rPr>
-      <w:i/>
-      <w:iCs/>
-    </w:rPr>
-  </w:style>
-  <w:style w:type="paragraph" w:customStyle="1" w:styleId="Author-ORCID">
-    <w:name w:val="Author-ORCID"/>
-    <w:basedOn w:val="BodyText"/>
-    <w:qFormat/>
-    <w:rsid w:val="00965F7E"/>
-    <w:pPr>
-      <w:spacing w:before="0" w:after="0" w:line="240" w:lineRule="auto"/>
-      <w:ind w:left="1440" w:right="1440"/>
-      <w:jc w:val="center"/>
-    </w:pPr>
-  </w:style>
 </w:styles>
 </file>
 
 <file path=word/theme/theme1.xml><?xml version="1.0" encoding="utf-8"?>
-<a:theme xmlns:a="http://schemas.openxmlformats.org/drawingml/2006/main" name="Office Theme">
+<a:theme xmlns:a="http://schemas.openxmlformats.org/drawingml/2006/main" xmlns:r="http://schemas.openxmlformats.org/officeDocument/2006/relationships" name="Office Theme">
   <a:themeElements>
     <a:clrScheme name="Office">
       <a:dk1>
-        <a:sysClr val="windowText" lastClr="000000"/>
+        <a:srgbClr val="000000"/>
       </a:dk1>
       <a:lt1>
-        <a:sysClr val="window" lastClr="FFFFFF"/>
+        <a:srgbClr val="FFFFFF"/>
       </a:lt1>
       <a:dk2>
         <a:srgbClr val="1F497D"/>
@@ -4918,277 +6317,131 @@
     </a:clrScheme>
     <a:fontScheme name="Office">
       <a:majorFont>
-        <a:latin typeface="Calibri"/>
+        <a:latin typeface="Calibri" pitchFamily="0" charset="1"/>
         <a:ea typeface=""/>
         <a:cs typeface=""/>
-        <a:font script="Jpan" typeface="ＭＳ ゴシック"/>
-        <a:font script="Hang" typeface="맑은 고딕"/>
-        <a:font script="Hans" typeface="宋体"/>
-        <a:font script="Hant" typeface="新細明體"/>
-        <a:font script="Arab" typeface="Times New Roman"/>
-        <a:font script="Hebr" typeface="Times New Roman"/>
-        <a:font script="Thai" typeface="Angsana New"/>
-        <a:font script="Ethi" typeface="Nyala"/>
-        <a:font script="Beng" typeface="Vrinda"/>
-        <a:font script="Gujr" typeface="Shruti"/>
-        <a:font script="Khmr" typeface="MoolBoran"/>
-        <a:font script="Knda" typeface="Tunga"/>
-        <a:font script="Guru" typeface="Raavi"/>
-        <a:font script="Cans" typeface="Euphemia"/>
-        <a:font script="Cher" typeface="Plantagenet Cherokee"/>
-        <a:font script="Yiii" typeface="Microsoft Yi Baiti"/>
-        <a:font script="Tibt" typeface="Microsoft Himalaya"/>
-        <a:font script="Thaa" typeface="MV Boli"/>
-        <a:font script="Deva" typeface="Mangal"/>
-        <a:font script="Telu" typeface="Gautami"/>
-        <a:font script="Taml" typeface="Latha"/>
-        <a:font script="Syrc" typeface="Estrangelo Edessa"/>
-        <a:font script="Orya" typeface="Kalinga"/>
-        <a:font script="Mlym" typeface="Kartika"/>
-        <a:font script="Laoo" typeface="DokChampa"/>
-        <a:font script="Sinh" typeface="Iskoola Pota"/>
-        <a:font script="Mong" typeface="Mongolian Baiti"/>
-        <a:font script="Viet" typeface="Times New Roman"/>
-        <a:font script="Uigh" typeface="Microsoft Uighur"/>
       </a:majorFont>
       <a:minorFont>
-        <a:latin typeface="Cambria"/>
+        <a:latin typeface="Cambria" pitchFamily="0" charset="1"/>
         <a:ea typeface=""/>
         <a:cs typeface=""/>
-        <a:font script="Jpan" typeface="ＭＳ 明朝"/>
-        <a:font script="Hang" typeface="맑은 고딕"/>
-        <a:font script="Hans" typeface="宋体"/>
-        <a:font script="Hant" typeface="新細明體"/>
-        <a:font script="Arab" typeface="Arial"/>
-        <a:font script="Hebr" typeface="Arial"/>
-        <a:font script="Thai" typeface="Cordia New"/>
-        <a:font script="Ethi" typeface="Nyala"/>
-        <a:font script="Beng" typeface="Vrinda"/>
-        <a:font script="Gujr" typeface="Shruti"/>
-        <a:font script="Khmr" typeface="DaunPenh"/>
-        <a:font script="Knda" typeface="Tunga"/>
-        <a:font script="Guru" typeface="Raavi"/>
-        <a:font script="Cans" typeface="Euphemia"/>
-        <a:font script="Cher" typeface="Plantagenet Cherokee"/>
-        <a:font script="Yiii" typeface="Microsoft Yi Baiti"/>
-        <a:font script="Tibt" typeface="Microsoft Himalaya"/>
-        <a:font script="Thaa" typeface="MV Boli"/>
-        <a:font script="Deva" typeface="Mangal"/>
-        <a:font script="Telu" typeface="Gautami"/>
-        <a:font script="Taml" typeface="Latha"/>
-        <a:font script="Syrc" typeface="Estrangelo Edessa"/>
-        <a:font script="Orya" typeface="Kalinga"/>
-        <a:font script="Mlym" typeface="Kartika"/>
-        <a:font script="Laoo" typeface="DokChampa"/>
-        <a:font script="Sinh" typeface="Iskoola Pota"/>
-        <a:font script="Mong" typeface="Mongolian Baiti"/>
-        <a:font script="Viet" typeface="Arial"/>
-        <a:font script="Uigh" typeface="Microsoft Uighur"/>
       </a:minorFont>
     </a:fontScheme>
-    <a:fmtScheme name="Office">
+    <a:fmtScheme>
       <a:fillStyleLst>
         <a:solidFill>
           <a:schemeClr val="phClr"/>
         </a:solidFill>
-        <a:gradFill rotWithShape="1">
+        <a:gradFill>
           <a:gsLst>
             <a:gs pos="0">
               <a:schemeClr val="phClr">
                 <a:tint val="50000"/>
-                <a:satMod val="300000"/>
               </a:schemeClr>
             </a:gs>
             <a:gs pos="35000">
               <a:schemeClr val="phClr">
                 <a:tint val="37000"/>
-                <a:satMod val="300000"/>
               </a:schemeClr>
             </a:gs>
             <a:gs pos="100000">
               <a:schemeClr val="phClr">
                 <a:tint val="15000"/>
-                <a:satMod val="350000"/>
               </a:schemeClr>
             </a:gs>
           </a:gsLst>
           <a:lin ang="16200000" scaled="1"/>
+          <a:tileRect l="0" t="0" r="0" b="0"/>
         </a:gradFill>
-        <a:gradFill rotWithShape="1">
+        <a:gradFill>
           <a:gsLst>
             <a:gs pos="0">
               <a:schemeClr val="phClr">
                 <a:tint val="100000"/>
                 <a:shade val="100000"/>
-                <a:satMod val="130000"/>
               </a:schemeClr>
             </a:gs>
             <a:gs pos="100000">
               <a:schemeClr val="phClr">
                 <a:tint val="50000"/>
                 <a:shade val="100000"/>
-                <a:satMod val="350000"/>
               </a:schemeClr>
             </a:gs>
           </a:gsLst>
           <a:lin ang="16200000" scaled="0"/>
+          <a:tileRect l="0" t="0" r="0" b="0"/>
         </a:gradFill>
       </a:fillStyleLst>
       <a:lnStyleLst>
         <a:ln w="9525" cap="flat" cmpd="sng" algn="ctr">
-          <a:solidFill>
-            <a:schemeClr val="phClr">
-              <a:shade val="95000"/>
-              <a:satMod val="105000"/>
-            </a:schemeClr>
-          </a:solidFill>
           <a:prstDash val="solid"/>
         </a:ln>
         <a:ln w="25400" cap="flat" cmpd="sng" algn="ctr">
-          <a:solidFill>
-            <a:schemeClr val="phClr"/>
-          </a:solidFill>
           <a:prstDash val="solid"/>
         </a:ln>
         <a:ln w="38100" cap="flat" cmpd="sng" algn="ctr">
-          <a:solidFill>
-            <a:schemeClr val="phClr"/>
-          </a:solidFill>
           <a:prstDash val="solid"/>
         </a:ln>
       </a:lnStyleLst>
       <a:effectStyleLst>
         <a:effectStyle>
-          <a:effectLst>
-            <a:outerShdw blurRad="40000" dist="20000" dir="5400000" rotWithShape="0">
-              <a:srgbClr val="000000">
-                <a:alpha val="38000"/>
-              </a:srgbClr>
-            </a:outerShdw>
-          </a:effectLst>
+          <a:effectLst/>
         </a:effectStyle>
         <a:effectStyle>
-          <a:effectLst>
-            <a:outerShdw blurRad="40000" dist="23000" dir="5400000" rotWithShape="0">
-              <a:srgbClr val="000000">
-                <a:alpha val="35000"/>
-              </a:srgbClr>
-            </a:outerShdw>
-          </a:effectLst>
+          <a:effectLst/>
         </a:effectStyle>
         <a:effectStyle>
-          <a:effectLst>
-            <a:outerShdw blurRad="40000" dist="23000" dir="5400000" rotWithShape="0">
-              <a:srgbClr val="000000">
-                <a:alpha val="35000"/>
-              </a:srgbClr>
-            </a:outerShdw>
-          </a:effectLst>
-          <a:scene3d>
-            <a:camera prst="orthographicFront">
-              <a:rot lat="0" lon="0" rev="0"/>
-            </a:camera>
-            <a:lightRig rig="threePt" dir="t">
-              <a:rot lat="0" lon="0" rev="1200000"/>
-            </a:lightRig>
-          </a:scene3d>
-          <a:sp3d>
-            <a:bevelT w="63500" h="25400"/>
-          </a:sp3d>
+          <a:effectLst/>
         </a:effectStyle>
       </a:effectStyleLst>
       <a:bgFillStyleLst>
         <a:solidFill>
           <a:schemeClr val="phClr"/>
         </a:solidFill>
-        <a:gradFill rotWithShape="1">
+        <a:gradFill>
           <a:gsLst>
             <a:gs pos="0">
               <a:schemeClr val="phClr">
                 <a:tint val="40000"/>
-                <a:satMod val="350000"/>
               </a:schemeClr>
             </a:gs>
             <a:gs pos="40000">
               <a:schemeClr val="phClr">
                 <a:tint val="45000"/>
                 <a:shade val="99000"/>
-                <a:satMod val="350000"/>
               </a:schemeClr>
             </a:gs>
             <a:gs pos="100000">
               <a:schemeClr val="phClr">
                 <a:shade val="20000"/>
-                <a:satMod val="255000"/>
               </a:schemeClr>
             </a:gs>
           </a:gsLst>
           <a:path path="circle">
             <a:fillToRect l="50000" t="-80000" r="50000" b="180000"/>
           </a:path>
+          <a:tileRect l="0" t="0" r="0" b="0"/>
         </a:gradFill>
-        <a:gradFill rotWithShape="1">
+        <a:gradFill>
           <a:gsLst>
             <a:gs pos="0">
               <a:schemeClr val="phClr">
                 <a:tint val="80000"/>
-                <a:satMod val="300000"/>
               </a:schemeClr>
             </a:gs>
             <a:gs pos="100000">
               <a:schemeClr val="phClr">
                 <a:shade val="30000"/>
-                <a:satMod val="200000"/>
               </a:schemeClr>
             </a:gs>
           </a:gsLst>
           <a:path path="circle">
             <a:fillToRect l="50000" t="50000" r="50000" b="50000"/>
           </a:path>
+          <a:tileRect l="0" t="0" r="0" b="0"/>
         </a:gradFill>
       </a:bgFillStyleLst>
     </a:fmtScheme>
   </a:themeElements>
-  <a:objectDefaults>
-    <a:spDef>
-      <a:spPr/>
-      <a:bodyPr/>
-      <a:lstStyle/>
-      <a:style>
-        <a:lnRef idx="1">
-          <a:schemeClr val="accent1"/>
-        </a:lnRef>
-        <a:fillRef idx="3">
-          <a:schemeClr val="accent1"/>
-        </a:fillRef>
-        <a:effectRef idx="2">
-          <a:schemeClr val="accent1"/>
-        </a:effectRef>
-        <a:fontRef idx="minor">
-          <a:schemeClr val="lt1"/>
-        </a:fontRef>
-      </a:style>
-    </a:spDef>
-    <a:lnDef>
-      <a:spPr/>
-      <a:bodyPr/>
-      <a:lstStyle/>
-      <a:style>
-        <a:lnRef idx="2">
-          <a:schemeClr val="accent1"/>
-        </a:lnRef>
-        <a:fillRef idx="0">
-          <a:schemeClr val="accent1"/>
-        </a:fillRef>
-        <a:effectRef idx="1">
-          <a:schemeClr val="accent1"/>
-        </a:effectRef>
-        <a:fontRef idx="minor">
-          <a:schemeClr val="tx1"/>
-        </a:fontRef>
-      </a:style>
-    </a:lnDef>
-  </a:objectDefaults>
-  <a:extraClrSchemeLst/>
 </a:theme>
 </file>